--- a/docs/22_야외예배_소풍_계획서.docx
+++ b/docs/22_야외예배_소풍_계획서.docx
@@ -11,7 +11,7 @@
         <w:rPr>
           <w:b w:val="0"/>
         </w:rPr>
-        <w:t>202X년 (교회명) 유치·아동부 야외예배 및 소풍 계획서</w:t>
+        <w:t>________년 (교회명) 유치부·아동부 야외예배·소풍 계획서</w:t>
       </w:r>
     </w:p>
     <w:p>
@@ -22,7 +22,7 @@
         <w:rPr>
           <w:b w:val="0"/>
         </w:rPr>
-        <w:t>1. 개요</w:t>
+        <w:t>개요</w:t>
       </w:r>
     </w:p>
     <w:p>
@@ -31,15 +31,9 @@
       </w:pPr>
       <w:r>
         <w:rPr>
-          <w:b/>
-        </w:rPr>
-        <w:t>주제:</w:t>
-      </w:r>
-      <w:r>
-        <w:rPr>
           <w:b w:val="0"/>
         </w:rPr>
-        <w:t xml:space="preserve"> 하나님이 만드신 아름다운 세상 (시편 19:1)</w:t>
+        <w:t>주제 : 하나님이 만드신 세상을 함께 누려요</w:t>
       </w:r>
     </w:p>
     <w:p>
@@ -48,15 +42,9 @@
       </w:pPr>
       <w:r>
         <w:rPr>
-          <w:b/>
-        </w:rPr>
-        <w:t>일시:</w:t>
-      </w:r>
-      <w:r>
-        <w:rPr>
           <w:b w:val="0"/>
         </w:rPr>
-        <w:t xml:space="preserve"> 202X년 ____월 ____일(요일) 오전 ____시 ~ 오후 ____시</w:t>
+        <w:t>주제 말씀 : 창세기 1:31</w:t>
       </w:r>
     </w:p>
     <w:p>
@@ -65,15 +53,9 @@
       </w:pPr>
       <w:r>
         <w:rPr>
-          <w:b/>
-        </w:rPr>
-        <w:t>장소:</w:t>
-      </w:r>
-      <w:r>
-        <w:rPr>
           <w:b w:val="0"/>
         </w:rPr>
-        <w:t xml:space="preserve"> ________ (주소: ________________)</w:t>
+        <w:t>목적 : 자연 속에서 예배하고 친구들과 안전하게 교제한다.</w:t>
       </w:r>
     </w:p>
     <w:p>
@@ -82,15 +64,9 @@
       </w:pPr>
       <w:r>
         <w:rPr>
-          <w:b/>
-        </w:rPr>
-        <w:t>대상:</w:t>
-      </w:r>
-      <w:r>
-        <w:rPr>
           <w:b w:val="0"/>
         </w:rPr>
-        <w:t xml:space="preserve"> 유치부(____명), 아동부(____명), 교사 및 보호자(____명) 총 ____명</w:t>
+        <w:t>장소 : ________</w:t>
       </w:r>
     </w:p>
     <w:p>
@@ -99,15 +75,31 @@
       </w:pPr>
       <w:r>
         <w:rPr>
-          <w:b/>
+          <w:b w:val="0"/>
         </w:rPr>
-        <w:t>목적:</w:t>
+        <w:t>일시 : ________년 ________월 ________일, ________시~________시</w:t>
       </w:r>
+    </w:p>
+    <w:p>
+      <w:pPr>
+        <w:pStyle w:val="ListBullet"/>
+      </w:pPr>
       <w:r>
         <w:rPr>
           <w:b w:val="0"/>
         </w:rPr>
-        <w:t xml:space="preserve"> 대자연 속에서 하나님의 창조 섭리를 경험하고, 공동체 놀이를 통해 성도 간의 교제와 연합을 도모한다.</w:t>
+        <w:t>담당 : 총괄 ________ / 예배 ________ / 안전·응급 ________</w:t>
+      </w:r>
+    </w:p>
+    <w:p>
+      <w:pPr>
+        <w:pStyle w:val="ListBullet"/>
+      </w:pPr>
+      <w:r>
+        <w:rPr>
+          <w:b w:val="0"/>
+        </w:rPr>
+        <w:t>대상 : 유치부·아동부 (예상 인원 ________명: 학생 ________, 교사 ________)</w:t>
       </w:r>
     </w:p>
     <w:p>
@@ -118,90 +110,359 @@
         <w:rPr>
           <w:b w:val="0"/>
         </w:rPr>
-        <w:t>2. 예배 및 교육 계획</w:t>
+        <w:t>장소 답사 체크리스트</w:t>
       </w:r>
     </w:p>
+    <w:tbl>
+      <w:tblPr>
+        <w:tblStyle w:val="TableGrid"/>
+        <w:tblW w:type="auto" w:w="0"/>
+        <w:tblLook w:firstColumn="1" w:firstRow="1" w:lastColumn="0" w:lastRow="0" w:noHBand="0" w:noVBand="1" w:val="04A0"/>
+      </w:tblPr>
+      <w:tblGrid>
+        <w:gridCol w:w="2880"/>
+        <w:gridCol w:w="2880"/>
+        <w:gridCol w:w="2880"/>
+      </w:tblGrid>
+      <w:tr>
+        <w:tc>
+          <w:tcPr>
+            <w:tcW w:type="dxa" w:w="2880"/>
+          </w:tcPr>
+          <w:p>
+            <w:r>
+              <w:rPr>
+                <w:b/>
+              </w:rPr>
+              <w:t>확인 항목</w:t>
+            </w:r>
+          </w:p>
+        </w:tc>
+        <w:tc>
+          <w:tcPr>
+            <w:tcW w:type="dxa" w:w="2880"/>
+          </w:tcPr>
+          <w:p>
+            <w:r>
+              <w:rPr>
+                <w:b/>
+              </w:rPr>
+              <w:t>확인 내용</w:t>
+            </w:r>
+          </w:p>
+        </w:tc>
+        <w:tc>
+          <w:tcPr>
+            <w:tcW w:type="dxa" w:w="2880"/>
+          </w:tcPr>
+          <w:p>
+            <w:r>
+              <w:rPr>
+                <w:b/>
+              </w:rPr>
+              <w:t>결과·조치</w:t>
+            </w:r>
+          </w:p>
+        </w:tc>
+      </w:tr>
+      <w:tr>
+        <w:tc>
+          <w:tcPr>
+            <w:tcW w:type="dxa" w:w="2880"/>
+          </w:tcPr>
+          <w:p>
+            <w:r>
+              <w:rPr>
+                <w:b w:val="0"/>
+              </w:rPr>
+              <w:t>이용 조건</w:t>
+            </w:r>
+          </w:p>
+        </w:tc>
+        <w:tc>
+          <w:tcPr>
+            <w:tcW w:type="dxa" w:w="2880"/>
+          </w:tcPr>
+          <w:p>
+            <w:r>
+              <w:rPr>
+                <w:b w:val="0"/>
+              </w:rPr>
+              <w:t>예약·요금·단체 이용·음식물 반입 가능 여부</w:t>
+            </w:r>
+          </w:p>
+        </w:tc>
+        <w:tc>
+          <w:tcPr>
+            <w:tcW w:type="dxa" w:w="2880"/>
+          </w:tcPr>
+          <w:p>
+            <w:r>
+              <w:rPr>
+                <w:b w:val="0"/>
+              </w:rPr>
+              <w:t>________</w:t>
+            </w:r>
+          </w:p>
+        </w:tc>
+      </w:tr>
+      <w:tr>
+        <w:tc>
+          <w:tcPr>
+            <w:tcW w:type="dxa" w:w="2880"/>
+          </w:tcPr>
+          <w:p>
+            <w:r>
+              <w:rPr>
+                <w:b w:val="0"/>
+              </w:rPr>
+              <w:t>이동 동선</w:t>
+            </w:r>
+          </w:p>
+        </w:tc>
+        <w:tc>
+          <w:tcPr>
+            <w:tcW w:type="dxa" w:w="2880"/>
+          </w:tcPr>
+          <w:p>
+            <w:r>
+              <w:rPr>
+                <w:b w:val="0"/>
+              </w:rPr>
+              <w:t>승하차 위치, 주차장, 보행로와 차량 통행 구간</w:t>
+            </w:r>
+          </w:p>
+        </w:tc>
+        <w:tc>
+          <w:tcPr>
+            <w:tcW w:type="dxa" w:w="2880"/>
+          </w:tcPr>
+          <w:p>
+            <w:r>
+              <w:rPr>
+                <w:b w:val="0"/>
+              </w:rPr>
+              <w:t>________</w:t>
+            </w:r>
+          </w:p>
+        </w:tc>
+      </w:tr>
+      <w:tr>
+        <w:tc>
+          <w:tcPr>
+            <w:tcW w:type="dxa" w:w="2880"/>
+          </w:tcPr>
+          <w:p>
+            <w:r>
+              <w:rPr>
+                <w:b w:val="0"/>
+              </w:rPr>
+              <w:t>위험 구역</w:t>
+            </w:r>
+          </w:p>
+        </w:tc>
+        <w:tc>
+          <w:tcPr>
+            <w:tcW w:type="dxa" w:w="2880"/>
+          </w:tcPr>
+          <w:p>
+            <w:r>
+              <w:rPr>
+                <w:b w:val="0"/>
+              </w:rPr>
+              <w:t>물가·급경사·도로·놀이시설 위험 및 출입 제한</w:t>
+            </w:r>
+          </w:p>
+        </w:tc>
+        <w:tc>
+          <w:tcPr>
+            <w:tcW w:type="dxa" w:w="2880"/>
+          </w:tcPr>
+          <w:p>
+            <w:r>
+              <w:rPr>
+                <w:b w:val="0"/>
+              </w:rPr>
+              <w:t>________</w:t>
+            </w:r>
+          </w:p>
+        </w:tc>
+      </w:tr>
+      <w:tr>
+        <w:tc>
+          <w:tcPr>
+            <w:tcW w:type="dxa" w:w="2880"/>
+          </w:tcPr>
+          <w:p>
+            <w:r>
+              <w:rPr>
+                <w:b w:val="0"/>
+              </w:rPr>
+              <w:t>생활 시설</w:t>
+            </w:r>
+          </w:p>
+        </w:tc>
+        <w:tc>
+          <w:tcPr>
+            <w:tcW w:type="dxa" w:w="2880"/>
+          </w:tcPr>
+          <w:p>
+            <w:r>
+              <w:rPr>
+                <w:b w:val="0"/>
+              </w:rPr>
+              <w:t>화장실, 손 씻는 곳, 식수, 그늘·쉼터</w:t>
+            </w:r>
+          </w:p>
+        </w:tc>
+        <w:tc>
+          <w:tcPr>
+            <w:tcW w:type="dxa" w:w="2880"/>
+          </w:tcPr>
+          <w:p>
+            <w:r>
+              <w:rPr>
+                <w:b w:val="0"/>
+              </w:rPr>
+              <w:t>________</w:t>
+            </w:r>
+          </w:p>
+        </w:tc>
+      </w:tr>
+      <w:tr>
+        <w:tc>
+          <w:tcPr>
+            <w:tcW w:type="dxa" w:w="2880"/>
+          </w:tcPr>
+          <w:p>
+            <w:r>
+              <w:rPr>
+                <w:b w:val="0"/>
+              </w:rPr>
+              <w:t>예배·놀이 공간</w:t>
+            </w:r>
+          </w:p>
+        </w:tc>
+        <w:tc>
+          <w:tcPr>
+            <w:tcW w:type="dxa" w:w="2880"/>
+          </w:tcPr>
+          <w:p>
+            <w:r>
+              <w:rPr>
+                <w:b w:val="0"/>
+              </w:rPr>
+              <w:t>인원 수용, 경계 표시, 다른 이용객과의 거리</w:t>
+            </w:r>
+          </w:p>
+        </w:tc>
+        <w:tc>
+          <w:tcPr>
+            <w:tcW w:type="dxa" w:w="2880"/>
+          </w:tcPr>
+          <w:p>
+            <w:r>
+              <w:rPr>
+                <w:b w:val="0"/>
+              </w:rPr>
+              <w:t>________</w:t>
+            </w:r>
+          </w:p>
+        </w:tc>
+      </w:tr>
+      <w:tr>
+        <w:tc>
+          <w:tcPr>
+            <w:tcW w:type="dxa" w:w="2880"/>
+          </w:tcPr>
+          <w:p>
+            <w:r>
+              <w:rPr>
+                <w:b w:val="0"/>
+              </w:rPr>
+              <w:t>비상 대응</w:t>
+            </w:r>
+          </w:p>
+        </w:tc>
+        <w:tc>
+          <w:tcPr>
+            <w:tcW w:type="dxa" w:w="2880"/>
+          </w:tcPr>
+          <w:p>
+            <w:r>
+              <w:rPr>
+                <w:b w:val="0"/>
+              </w:rPr>
+              <w:t>정확한 주소, 구급차 진입로, 가까운 응급실</w:t>
+            </w:r>
+          </w:p>
+        </w:tc>
+        <w:tc>
+          <w:tcPr>
+            <w:tcW w:type="dxa" w:w="2880"/>
+          </w:tcPr>
+          <w:p>
+            <w:r>
+              <w:rPr>
+                <w:b w:val="0"/>
+              </w:rPr>
+              <w:t>________</w:t>
+            </w:r>
+          </w:p>
+        </w:tc>
+      </w:tr>
+      <w:tr>
+        <w:tc>
+          <w:tcPr>
+            <w:tcW w:type="dxa" w:w="2880"/>
+          </w:tcPr>
+          <w:p>
+            <w:r>
+              <w:rPr>
+                <w:b w:val="0"/>
+              </w:rPr>
+              <w:t>우천 대응</w:t>
+            </w:r>
+          </w:p>
+        </w:tc>
+        <w:tc>
+          <w:tcPr>
+            <w:tcW w:type="dxa" w:w="2880"/>
+          </w:tcPr>
+          <w:p>
+            <w:r>
+              <w:rPr>
+                <w:b w:val="0"/>
+              </w:rPr>
+              <w:t>실내 대피 장소, 취소·환불 조건</w:t>
+            </w:r>
+          </w:p>
+        </w:tc>
+        <w:tc>
+          <w:tcPr>
+            <w:tcW w:type="dxa" w:w="2880"/>
+          </w:tcPr>
+          <w:p>
+            <w:r>
+              <w:rPr>
+                <w:b w:val="0"/>
+              </w:rPr>
+              <w:t>________</w:t>
+            </w:r>
+          </w:p>
+        </w:tc>
+      </w:tr>
+    </w:tbl>
+    <w:p/>
     <w:p>
       <w:pPr>
         <w:pStyle w:val="ListBullet"/>
       </w:pPr>
       <w:r>
         <w:rPr>
-          <w:b/>
-        </w:rPr>
-        <w:t>예배 순서:</w:t>
-      </w:r>
-    </w:p>
-    <w:p>
-      <w:pPr>
-        <w:pStyle w:val="ListNumber"/>
-      </w:pPr>
-      <w:r>
-        <w:rPr>
           <w:b w:val="0"/>
         </w:rPr>
-        <w:t>찬양: (어린이 찬송가 중 선정)</w:t>
-      </w:r>
-    </w:p>
-    <w:p>
-      <w:pPr>
-        <w:pStyle w:val="ListNumber"/>
-      </w:pPr>
-      <w:r>
-        <w:rPr>
-          <w:b w:val="0"/>
-        </w:rPr>
-        <w:t>기도: ________ 선생님</w:t>
-      </w:r>
-    </w:p>
-    <w:p>
-      <w:pPr>
-        <w:pStyle w:val="ListNumber"/>
-      </w:pPr>
-      <w:r>
-        <w:rPr>
-          <w:b w:val="0"/>
-        </w:rPr>
-        <w:t>성경 봉독: 시편 19:1</w:t>
-      </w:r>
-    </w:p>
-    <w:p>
-      <w:pPr>
-        <w:pStyle w:val="ListNumber"/>
-      </w:pPr>
-      <w:r>
-        <w:rPr>
-          <w:b w:val="0"/>
-        </w:rPr>
-        <w:t>말씀: "하늘이 하나님의 영광을 선포하고"</w:t>
-      </w:r>
-    </w:p>
-    <w:p>
-      <w:pPr>
-        <w:pStyle w:val="ListNumber"/>
-      </w:pPr>
-      <w:r>
-        <w:rPr>
-          <w:b w:val="0"/>
-        </w:rPr>
-        <w:t>주기도문: 다함께</w:t>
-      </w:r>
-    </w:p>
-    <w:p>
-      <w:pPr>
-        <w:pStyle w:val="ListBullet"/>
-      </w:pPr>
-      <w:r>
-        <w:rPr>
-          <w:b/>
-        </w:rPr>
-        <w:t>활동 목표:</w:t>
-      </w:r>
-      <w:r>
-        <w:rPr>
-          <w:b w:val="0"/>
-        </w:rPr>
-        <w:t xml:space="preserve"> 자연물 관찰을 통한 창조 세계 이해 및 감사의 마음 갖기</w:t>
+        <w:t>답사 일시·담당 : ________ / 보완 완료 사항 : ________</w:t>
       </w:r>
     </w:p>
     <w:p>
@@ -212,57 +473,7 @@
         <w:rPr>
           <w:b w:val="0"/>
         </w:rPr>
-        <w:t>3. 인솔 및 차량 운행 계획</w:t>
-      </w:r>
-    </w:p>
-    <w:p>
-      <w:pPr>
-        <w:pStyle w:val="ListBullet"/>
-      </w:pPr>
-      <w:r>
-        <w:rPr>
-          <w:b/>
-        </w:rPr>
-        <w:t>이동 수단:</w:t>
-      </w:r>
-      <w:r>
-        <w:rPr>
-          <w:b w:val="0"/>
-        </w:rPr>
-        <w:t xml:space="preserve"> 교회 승합차(____대), 자차 지원(____대)</w:t>
-      </w:r>
-    </w:p>
-    <w:p>
-      <w:pPr>
-        <w:pStyle w:val="ListBullet"/>
-      </w:pPr>
-      <w:r>
-        <w:rPr>
-          <w:b/>
-        </w:rPr>
-        <w:t>인솔 교사 배치 비율 (확인 필요):</w:t>
-      </w:r>
-    </w:p>
-    <w:p>
-      <w:pPr>
-        <w:pStyle w:val="ListBullet"/>
-      </w:pPr>
-      <w:r>
-        <w:rPr>
-          <w:b w:val="0"/>
-        </w:rPr>
-        <w:t>유치부(미취학): 교사 1인당 유아 3명 (1:3)</w:t>
-      </w:r>
-    </w:p>
-    <w:p>
-      <w:pPr>
-        <w:pStyle w:val="ListBullet"/>
-      </w:pPr>
-      <w:r>
-        <w:rPr>
-          <w:b w:val="0"/>
-        </w:rPr>
-        <w:t>아동부(초등부): 교사 1인당 학생 6명 (1:6)</w:t>
+        <w:t>이동 계획</w:t>
       </w:r>
     </w:p>
     <w:tbl>
@@ -288,7 +499,7 @@
               <w:rPr>
                 <w:b/>
               </w:rPr>
-              <w:t>차량 번호</w:t>
+              <w:t>구분</w:t>
             </w:r>
           </w:p>
         </w:tc>
@@ -301,7 +512,7 @@
               <w:rPr>
                 <w:b/>
               </w:rPr>
-              <w:t>운전 담당</w:t>
+              <w:t>차량·운전자</w:t>
             </w:r>
           </w:p>
         </w:tc>
@@ -314,7 +525,7 @@
               <w:rPr>
                 <w:b/>
               </w:rPr>
-              <w:t>인솔 교사</w:t>
+              <w:t>탑승 인원</w:t>
             </w:r>
           </w:p>
         </w:tc>
@@ -327,7 +538,7 @@
               <w:rPr>
                 <w:b/>
               </w:rPr>
-              <w:t>탑승 인원(아동)</w:t>
+              <w:t>인솔 담당</w:t>
             </w:r>
           </w:p>
         </w:tc>
@@ -340,7 +551,7 @@
               <w:rPr>
                 <w:b/>
               </w:rPr>
-              <w:t>비고</w:t>
+              <w:t>출발·도착</w:t>
             </w:r>
           </w:p>
         </w:tc>
@@ -355,7 +566,33 @@
               <w:rPr>
                 <w:b w:val="0"/>
               </w:rPr>
+              <w:t>유치부</w:t>
+            </w:r>
+          </w:p>
+        </w:tc>
+        <w:tc>
+          <w:tcPr>
+            <w:tcW w:type="dxa" w:w="1728"/>
+          </w:tcPr>
+          <w:p>
+            <w:r>
+              <w:rPr>
+                <w:b w:val="0"/>
+              </w:rPr>
               <w:t>________</w:t>
+            </w:r>
+          </w:p>
+        </w:tc>
+        <w:tc>
+          <w:tcPr>
+            <w:tcW w:type="dxa" w:w="1728"/>
+          </w:tcPr>
+          <w:p>
+            <w:r>
+              <w:rPr>
+                <w:b w:val="0"/>
+              </w:rPr>
+              <w:t>________명</w:t>
             </w:r>
           </w:p>
         </w:tc>
@@ -385,25 +622,6 @@
             </w:r>
           </w:p>
         </w:tc>
-        <w:tc>
-          <w:tcPr>
-            <w:tcW w:type="dxa" w:w="1728"/>
-          </w:tcPr>
-          <w:p>
-            <w:r>
-              <w:rPr>
-                <w:b w:val="0"/>
-              </w:rPr>
-              <w:t>________ 명</w:t>
-            </w:r>
-          </w:p>
-        </w:tc>
-        <w:tc>
-          <w:tcPr>
-            <w:tcW w:type="dxa" w:w="1728"/>
-          </w:tcPr>
-          <w:p/>
-        </w:tc>
       </w:tr>
       <w:tr>
         <w:tc>
@@ -415,7 +633,33 @@
               <w:rPr>
                 <w:b w:val="0"/>
               </w:rPr>
+              <w:t>아동부</w:t>
+            </w:r>
+          </w:p>
+        </w:tc>
+        <w:tc>
+          <w:tcPr>
+            <w:tcW w:type="dxa" w:w="1728"/>
+          </w:tcPr>
+          <w:p>
+            <w:r>
+              <w:rPr>
+                <w:b w:val="0"/>
+              </w:rPr>
               <w:t>________</w:t>
+            </w:r>
+          </w:p>
+        </w:tc>
+        <w:tc>
+          <w:tcPr>
+            <w:tcW w:type="dxa" w:w="1728"/>
+          </w:tcPr>
+          <w:p>
+            <w:r>
+              <w:rPr>
+                <w:b w:val="0"/>
+              </w:rPr>
+              <w:t>________명</w:t>
             </w:r>
           </w:p>
         </w:tc>
@@ -445,6 +689,1177 @@
             </w:r>
           </w:p>
         </w:tc>
+      </w:tr>
+    </w:tbl>
+    <w:p/>
+    <w:p>
+      <w:pPr>
+        <w:pStyle w:val="ListBullet"/>
+      </w:pPr>
+      <w:r>
+        <w:rPr>
+          <w:b w:val="0"/>
+        </w:rPr>
+        <w:t>집결·귀가 장소 : ________ / 보호자 인계 담당 : ________</w:t>
+      </w:r>
+    </w:p>
+    <w:p>
+      <w:pPr>
+        <w:pStyle w:val="ListBullet"/>
+      </w:pPr>
+      <w:r>
+        <w:rPr>
+          <w:b w:val="0"/>
+        </w:rPr>
+        <w:t>인솔 비율 : 유아 1:3, 초등 1:6 권장(확인 필요). 실제 배치 : ________</w:t>
+      </w:r>
+    </w:p>
+    <w:p>
+      <w:pPr>
+        <w:pStyle w:val="ListBullet"/>
+      </w:pPr>
+      <w:r>
+        <w:rPr>
+          <w:b w:val="0"/>
+        </w:rPr>
+        <w:t>출발 전 안전띠·연령에 맞는 보호장구 확인, 차량별 명단과 비상 연락처 준비.</w:t>
+      </w:r>
+    </w:p>
+    <w:p>
+      <w:pPr>
+        <w:pStyle w:val="ListBullet"/>
+      </w:pPr>
+      <w:r>
+        <w:rPr>
+          <w:b w:val="0"/>
+        </w:rPr>
+        <w:t>승하차·장소 이동·귀가 때마다 인원 확인. 마지막 하차 후 차량 내부 확인 담당 : ________</w:t>
+      </w:r>
+    </w:p>
+    <w:p>
+      <w:pPr>
+        <w:pStyle w:val="ListBullet"/>
+      </w:pPr>
+      <w:r>
+        <w:rPr>
+          <w:b w:val="0"/>
+        </w:rPr>
+        <w:t>화장실 이동은 교사가 동행하며, 귀가는 사전 지정 보호자에게 인계한다.</w:t>
+      </w:r>
+    </w:p>
+    <w:p>
+      <w:pPr>
+        <w:pStyle w:val="Heading2"/>
+      </w:pPr>
+      <w:r>
+        <w:rPr>
+          <w:b w:val="0"/>
+        </w:rPr>
+        <w:t>준비물</w:t>
+      </w:r>
+    </w:p>
+    <w:tbl>
+      <w:tblPr>
+        <w:tblStyle w:val="TableGrid"/>
+        <w:tblW w:type="auto" w:w="0"/>
+        <w:tblLook w:firstColumn="1" w:firstRow="1" w:lastColumn="0" w:lastRow="0" w:noHBand="0" w:noVBand="1" w:val="04A0"/>
+      </w:tblPr>
+      <w:tblGrid>
+        <w:gridCol w:w="2880"/>
+        <w:gridCol w:w="2880"/>
+        <w:gridCol w:w="2880"/>
+      </w:tblGrid>
+      <w:tr>
+        <w:tc>
+          <w:tcPr>
+            <w:tcW w:type="dxa" w:w="2880"/>
+          </w:tcPr>
+          <w:p>
+            <w:r>
+              <w:rPr>
+                <w:b/>
+              </w:rPr>
+              <w:t>구분</w:t>
+            </w:r>
+          </w:p>
+        </w:tc>
+        <w:tc>
+          <w:tcPr>
+            <w:tcW w:type="dxa" w:w="2880"/>
+          </w:tcPr>
+          <w:p>
+            <w:r>
+              <w:rPr>
+                <w:b/>
+              </w:rPr>
+              <w:t>준비물</w:t>
+            </w:r>
+          </w:p>
+        </w:tc>
+        <w:tc>
+          <w:tcPr>
+            <w:tcW w:type="dxa" w:w="2880"/>
+          </w:tcPr>
+          <w:p>
+            <w:r>
+              <w:rPr>
+                <w:b/>
+              </w:rPr>
+              <w:t>비고</w:t>
+            </w:r>
+          </w:p>
+        </w:tc>
+      </w:tr>
+      <w:tr>
+        <w:tc>
+          <w:tcPr>
+            <w:tcW w:type="dxa" w:w="2880"/>
+          </w:tcPr>
+          <w:p>
+            <w:r>
+              <w:rPr>
+                <w:b w:val="0"/>
+              </w:rPr>
+              <w:t>개인</w:t>
+            </w:r>
+          </w:p>
+        </w:tc>
+        <w:tc>
+          <w:tcPr>
+            <w:tcW w:type="dxa" w:w="2880"/>
+          </w:tcPr>
+          <w:p>
+            <w:r>
+              <w:rPr>
+                <w:b w:val="0"/>
+              </w:rPr>
+              <w:t>물, 모자, 편한 신발, 여벌 옷</w:t>
+            </w:r>
+          </w:p>
+        </w:tc>
+        <w:tc>
+          <w:tcPr>
+            <w:tcW w:type="dxa" w:w="2880"/>
+          </w:tcPr>
+          <w:p>
+            <w:r>
+              <w:rPr>
+                <w:b w:val="0"/>
+              </w:rPr>
+              <w:t>이름 표시</w:t>
+            </w:r>
+          </w:p>
+        </w:tc>
+      </w:tr>
+      <w:tr>
+        <w:tc>
+          <w:tcPr>
+            <w:tcW w:type="dxa" w:w="2880"/>
+          </w:tcPr>
+          <w:p>
+            <w:r>
+              <w:rPr>
+                <w:b w:val="0"/>
+              </w:rPr>
+              <w:t>예배·놀이</w:t>
+            </w:r>
+          </w:p>
+        </w:tc>
+        <w:tc>
+          <w:tcPr>
+            <w:tcW w:type="dxa" w:w="2880"/>
+          </w:tcPr>
+          <w:p>
+            <w:r>
+              <w:rPr>
+                <w:b w:val="0"/>
+              </w:rPr>
+              <w:t>예배 순서지, 돗자리, 공, 그림 카드, 쓰레기봉투</w:t>
+            </w:r>
+          </w:p>
+        </w:tc>
+        <w:tc>
+          <w:tcPr>
+            <w:tcW w:type="dxa" w:w="2880"/>
+          </w:tcPr>
+          <w:p>
+            <w:r>
+              <w:rPr>
+                <w:b w:val="0"/>
+              </w:rPr>
+              <w:t>담당 ________</w:t>
+            </w:r>
+          </w:p>
+        </w:tc>
+      </w:tr>
+      <w:tr>
+        <w:tc>
+          <w:tcPr>
+            <w:tcW w:type="dxa" w:w="2880"/>
+          </w:tcPr>
+          <w:p>
+            <w:r>
+              <w:rPr>
+                <w:b w:val="0"/>
+              </w:rPr>
+              <w:t>간식·위생</w:t>
+            </w:r>
+          </w:p>
+        </w:tc>
+        <w:tc>
+          <w:tcPr>
+            <w:tcW w:type="dxa" w:w="2880"/>
+          </w:tcPr>
+          <w:p>
+            <w:r>
+              <w:rPr>
+                <w:b w:val="0"/>
+              </w:rPr>
+              <w:t>간식, 식수, 물티슈, 손 씻기 용품</w:t>
+            </w:r>
+          </w:p>
+        </w:tc>
+        <w:tc>
+          <w:tcPr>
+            <w:tcW w:type="dxa" w:w="2880"/>
+          </w:tcPr>
+          <w:p>
+            <w:r>
+              <w:rPr>
+                <w:b w:val="0"/>
+              </w:rPr>
+              <w:t>알레르기 확인</w:t>
+            </w:r>
+          </w:p>
+        </w:tc>
+      </w:tr>
+      <w:tr>
+        <w:tc>
+          <w:tcPr>
+            <w:tcW w:type="dxa" w:w="2880"/>
+          </w:tcPr>
+          <w:p>
+            <w:r>
+              <w:rPr>
+                <w:b w:val="0"/>
+              </w:rPr>
+              <w:t>안전·응급</w:t>
+            </w:r>
+          </w:p>
+        </w:tc>
+        <w:tc>
+          <w:tcPr>
+            <w:tcW w:type="dxa" w:w="2880"/>
+          </w:tcPr>
+          <w:p>
+            <w:r>
+              <w:rPr>
+                <w:b w:val="0"/>
+              </w:rPr>
+              <w:t>구급함, 비상 연락망, 참가 명단·동의서</w:t>
+            </w:r>
+          </w:p>
+        </w:tc>
+        <w:tc>
+          <w:tcPr>
+            <w:tcW w:type="dxa" w:w="2880"/>
+          </w:tcPr>
+          <w:p>
+            <w:r>
+              <w:rPr>
+                <w:b w:val="0"/>
+              </w:rPr>
+              <w:t>담당 ________</w:t>
+            </w:r>
+          </w:p>
+        </w:tc>
+      </w:tr>
+    </w:tbl>
+    <w:p/>
+    <w:p>
+      <w:pPr>
+        <w:pStyle w:val="Heading2"/>
+      </w:pPr>
+      <w:r>
+        <w:rPr>
+          <w:b w:val="0"/>
+        </w:rPr>
+        <w:t>시간표</w:t>
+      </w:r>
+    </w:p>
+    <w:tbl>
+      <w:tblPr>
+        <w:tblStyle w:val="TableGrid"/>
+        <w:tblW w:type="auto" w:w="0"/>
+        <w:tblLook w:firstColumn="1" w:firstRow="1" w:lastColumn="0" w:lastRow="0" w:noHBand="0" w:noVBand="1" w:val="04A0"/>
+      </w:tblPr>
+      <w:tblGrid>
+        <w:gridCol w:w="2880"/>
+        <w:gridCol w:w="2880"/>
+        <w:gridCol w:w="2880"/>
+      </w:tblGrid>
+      <w:tr>
+        <w:tc>
+          <w:tcPr>
+            <w:tcW w:type="dxa" w:w="2880"/>
+          </w:tcPr>
+          <w:p>
+            <w:r>
+              <w:rPr>
+                <w:b/>
+              </w:rPr>
+              <w:t>시간</w:t>
+            </w:r>
+          </w:p>
+        </w:tc>
+        <w:tc>
+          <w:tcPr>
+            <w:tcW w:type="dxa" w:w="2880"/>
+          </w:tcPr>
+          <w:p>
+            <w:r>
+              <w:rPr>
+                <w:b/>
+              </w:rPr>
+              <w:t>당일 일정</w:t>
+            </w:r>
+          </w:p>
+        </w:tc>
+        <w:tc>
+          <w:tcPr>
+            <w:tcW w:type="dxa" w:w="2880"/>
+          </w:tcPr>
+          <w:p>
+            <w:r>
+              <w:rPr>
+                <w:b/>
+              </w:rPr>
+              <w:t>우천 대체 일정</w:t>
+            </w:r>
+          </w:p>
+        </w:tc>
+      </w:tr>
+      <w:tr>
+        <w:tc>
+          <w:tcPr>
+            <w:tcW w:type="dxa" w:w="2880"/>
+          </w:tcPr>
+          <w:p>
+            <w:r>
+              <w:rPr>
+                <w:b w:val="0"/>
+              </w:rPr>
+              <w:t>09:30~10:00</w:t>
+            </w:r>
+          </w:p>
+        </w:tc>
+        <w:tc>
+          <w:tcPr>
+            <w:tcW w:type="dxa" w:w="2880"/>
+          </w:tcPr>
+          <w:p>
+            <w:r>
+              <w:rPr>
+                <w:b w:val="0"/>
+              </w:rPr>
+              <w:t>교회 집결·건강 확인·안전 안내</w:t>
+            </w:r>
+          </w:p>
+        </w:tc>
+        <w:tc>
+          <w:tcPr>
+            <w:tcW w:type="dxa" w:w="2880"/>
+          </w:tcPr>
+          <w:p>
+            <w:r>
+              <w:rPr>
+                <w:b w:val="0"/>
+              </w:rPr>
+              <w:t>교회 집결·건강 확인</w:t>
+            </w:r>
+          </w:p>
+        </w:tc>
+      </w:tr>
+      <w:tr>
+        <w:tc>
+          <w:tcPr>
+            <w:tcW w:type="dxa" w:w="2880"/>
+          </w:tcPr>
+          <w:p>
+            <w:r>
+              <w:rPr>
+                <w:b w:val="0"/>
+              </w:rPr>
+              <w:t>10:00~10:30</w:t>
+            </w:r>
+          </w:p>
+        </w:tc>
+        <w:tc>
+          <w:tcPr>
+            <w:tcW w:type="dxa" w:w="2880"/>
+          </w:tcPr>
+          <w:p>
+            <w:r>
+              <w:rPr>
+                <w:b w:val="0"/>
+              </w:rPr>
+              <w:t>차량 이동·도착 인원 확인</w:t>
+            </w:r>
+          </w:p>
+        </w:tc>
+        <w:tc>
+          <w:tcPr>
+            <w:tcW w:type="dxa" w:w="2880"/>
+          </w:tcPr>
+          <w:p>
+            <w:r>
+              <w:rPr>
+                <w:b w:val="0"/>
+              </w:rPr>
+              <w:t>실내 찬양·몸풀기</w:t>
+            </w:r>
+          </w:p>
+        </w:tc>
+      </w:tr>
+      <w:tr>
+        <w:tc>
+          <w:tcPr>
+            <w:tcW w:type="dxa" w:w="2880"/>
+          </w:tcPr>
+          <w:p>
+            <w:r>
+              <w:rPr>
+                <w:b w:val="0"/>
+              </w:rPr>
+              <w:t>10:30~11:00</w:t>
+            </w:r>
+          </w:p>
+        </w:tc>
+        <w:tc>
+          <w:tcPr>
+            <w:tcW w:type="dxa" w:w="2880"/>
+          </w:tcPr>
+          <w:p>
+            <w:r>
+              <w:rPr>
+                <w:b w:val="0"/>
+              </w:rPr>
+              <w:t>야외예배</w:t>
+            </w:r>
+          </w:p>
+        </w:tc>
+        <w:tc>
+          <w:tcPr>
+            <w:tcW w:type="dxa" w:w="2880"/>
+          </w:tcPr>
+          <w:p>
+            <w:r>
+              <w:rPr>
+                <w:b w:val="0"/>
+              </w:rPr>
+              <w:t>실내예배</w:t>
+            </w:r>
+          </w:p>
+        </w:tc>
+      </w:tr>
+      <w:tr>
+        <w:tc>
+          <w:tcPr>
+            <w:tcW w:type="dxa" w:w="2880"/>
+          </w:tcPr>
+          <w:p>
+            <w:r>
+              <w:rPr>
+                <w:b w:val="0"/>
+              </w:rPr>
+              <w:t>11:00~12:00</w:t>
+            </w:r>
+          </w:p>
+        </w:tc>
+        <w:tc>
+          <w:tcPr>
+            <w:tcW w:type="dxa" w:w="2880"/>
+          </w:tcPr>
+          <w:p>
+            <w:r>
+              <w:rPr>
+                <w:b w:val="0"/>
+              </w:rPr>
+              <w:t>자연 관찰·협동 놀이</w:t>
+            </w:r>
+          </w:p>
+        </w:tc>
+        <w:tc>
+          <w:tcPr>
+            <w:tcW w:type="dxa" w:w="2880"/>
+          </w:tcPr>
+          <w:p>
+            <w:r>
+              <w:rPr>
+                <w:b w:val="0"/>
+              </w:rPr>
+              <w:t>창조 그림·협동 놀이</w:t>
+            </w:r>
+          </w:p>
+        </w:tc>
+      </w:tr>
+      <w:tr>
+        <w:tc>
+          <w:tcPr>
+            <w:tcW w:type="dxa" w:w="2880"/>
+          </w:tcPr>
+          <w:p>
+            <w:r>
+              <w:rPr>
+                <w:b w:val="0"/>
+              </w:rPr>
+              <w:t>12:00~12:40</w:t>
+            </w:r>
+          </w:p>
+        </w:tc>
+        <w:tc>
+          <w:tcPr>
+            <w:tcW w:type="dxa" w:w="2880"/>
+          </w:tcPr>
+          <w:p>
+            <w:r>
+              <w:rPr>
+                <w:b w:val="0"/>
+              </w:rPr>
+              <w:t>손 씻기·점심·휴식</w:t>
+            </w:r>
+          </w:p>
+        </w:tc>
+        <w:tc>
+          <w:tcPr>
+            <w:tcW w:type="dxa" w:w="2880"/>
+          </w:tcPr>
+          <w:p>
+            <w:r>
+              <w:rPr>
+                <w:b w:val="0"/>
+              </w:rPr>
+              <w:t>손 씻기·점심·휴식</w:t>
+            </w:r>
+          </w:p>
+        </w:tc>
+      </w:tr>
+      <w:tr>
+        <w:tc>
+          <w:tcPr>
+            <w:tcW w:type="dxa" w:w="2880"/>
+          </w:tcPr>
+          <w:p>
+            <w:r>
+              <w:rPr>
+                <w:b w:val="0"/>
+              </w:rPr>
+              <w:t>12:40~13:20</w:t>
+            </w:r>
+          </w:p>
+        </w:tc>
+        <w:tc>
+          <w:tcPr>
+            <w:tcW w:type="dxa" w:w="2880"/>
+          </w:tcPr>
+          <w:p>
+            <w:r>
+              <w:rPr>
+                <w:b w:val="0"/>
+              </w:rPr>
+              <w:t>간식·감사 나눔·정리</w:t>
+            </w:r>
+          </w:p>
+        </w:tc>
+        <w:tc>
+          <w:tcPr>
+            <w:tcW w:type="dxa" w:w="2880"/>
+          </w:tcPr>
+          <w:p>
+            <w:r>
+              <w:rPr>
+                <w:b w:val="0"/>
+              </w:rPr>
+              <w:t>간식·감사 나눔·정리</w:t>
+            </w:r>
+          </w:p>
+        </w:tc>
+      </w:tr>
+      <w:tr>
+        <w:tc>
+          <w:tcPr>
+            <w:tcW w:type="dxa" w:w="2880"/>
+          </w:tcPr>
+          <w:p>
+            <w:r>
+              <w:rPr>
+                <w:b w:val="0"/>
+              </w:rPr>
+              <w:t>13:20~14:00</w:t>
+            </w:r>
+          </w:p>
+        </w:tc>
+        <w:tc>
+          <w:tcPr>
+            <w:tcW w:type="dxa" w:w="2880"/>
+          </w:tcPr>
+          <w:p>
+            <w:r>
+              <w:rPr>
+                <w:b w:val="0"/>
+              </w:rPr>
+              <w:t>인원 확인·귀회·보호자 인계</w:t>
+            </w:r>
+          </w:p>
+        </w:tc>
+        <w:tc>
+          <w:tcPr>
+            <w:tcW w:type="dxa" w:w="2880"/>
+          </w:tcPr>
+          <w:p>
+            <w:r>
+              <w:rPr>
+                <w:b w:val="0"/>
+              </w:rPr>
+              <w:t>정리·보호자 인계</w:t>
+            </w:r>
+          </w:p>
+        </w:tc>
+      </w:tr>
+    </w:tbl>
+    <w:p/>
+    <w:p>
+      <w:pPr>
+        <w:pStyle w:val="ListBullet"/>
+      </w:pPr>
+      <w:r>
+        <w:rPr>
+          <w:b w:val="0"/>
+        </w:rPr>
+        <w:t>실제 운영 시간 : ________</w:t>
+      </w:r>
+    </w:p>
+    <w:p>
+      <w:pPr>
+        <w:pStyle w:val="Heading2"/>
+      </w:pPr>
+      <w:r>
+        <w:rPr>
+          <w:b w:val="0"/>
+        </w:rPr>
+        <w:t>특별활동</w:t>
+      </w:r>
+    </w:p>
+    <w:p>
+      <w:r>
+        <w:rPr>
+          <w:b w:val="0"/>
+        </w:rPr>
+        <w:t xml:space="preserve">1) </w:t>
+      </w:r>
+      <w:r>
+        <w:rPr>
+          <w:b/>
+        </w:rPr>
+        <w:t>자연 관찰</w:t>
+      </w:r>
+      <w:r>
+        <w:rPr>
+          <w:b w:val="0"/>
+        </w:rPr>
+        <w:t xml:space="preserve"> : 색깔·모양 찾아보기. 식물이나 열매를 따거나 먹지 않도록 안내한다.</w:t>
+      </w:r>
+    </w:p>
+    <w:p>
+      <w:r>
+        <w:rPr>
+          <w:b w:val="0"/>
+        </w:rPr>
+        <w:t xml:space="preserve">2) </w:t>
+      </w:r>
+      <w:r>
+        <w:rPr>
+          <w:b/>
+        </w:rPr>
+        <w:t>협동 놀이</w:t>
+      </w:r>
+      <w:r>
+        <w:rPr>
+          <w:b w:val="0"/>
+        </w:rPr>
+        <w:t xml:space="preserve"> : 유치부는 그림 카드 찾기, 아동부는 공 전달하기. 활동 구역을 표시하고 교사가 함께한다.</w:t>
+      </w:r>
+    </w:p>
+    <w:p>
+      <w:r>
+        <w:rPr>
+          <w:b w:val="0"/>
+        </w:rPr>
+        <w:t xml:space="preserve">3) </w:t>
+      </w:r>
+      <w:r>
+        <w:rPr>
+          <w:b/>
+        </w:rPr>
+        <w:t>간식·감사 나눔</w:t>
+      </w:r>
+      <w:r>
+        <w:rPr>
+          <w:b w:val="0"/>
+        </w:rPr>
+        <w:t xml:space="preserve"> : 간식 ________ / 배식 담당 ________. 알레르기와 섭취 가능 식품을 확인하고 앉아서 먹는다.</w:t>
+      </w:r>
+    </w:p>
+    <w:p>
+      <w:pPr>
+        <w:pStyle w:val="Heading2"/>
+      </w:pPr>
+      <w:r>
+        <w:rPr>
+          <w:b w:val="0"/>
+        </w:rPr>
+        <w:t>비상약·응급 연락 체계</w:t>
+      </w:r>
+    </w:p>
+    <w:tbl>
+      <w:tblPr>
+        <w:tblStyle w:val="TableGrid"/>
+        <w:tblW w:type="auto" w:w="0"/>
+        <w:tblLook w:firstColumn="1" w:firstRow="1" w:lastColumn="0" w:lastRow="0" w:noHBand="0" w:noVBand="1" w:val="04A0"/>
+      </w:tblPr>
+      <w:tblGrid>
+        <w:gridCol w:w="2880"/>
+        <w:gridCol w:w="2880"/>
+        <w:gridCol w:w="2880"/>
+      </w:tblGrid>
+      <w:tr>
+        <w:tc>
+          <w:tcPr>
+            <w:tcW w:type="dxa" w:w="2880"/>
+          </w:tcPr>
+          <w:p>
+            <w:r>
+              <w:rPr>
+                <w:b/>
+              </w:rPr>
+              <w:t>항목</w:t>
+            </w:r>
+          </w:p>
+        </w:tc>
+        <w:tc>
+          <w:tcPr>
+            <w:tcW w:type="dxa" w:w="2880"/>
+          </w:tcPr>
+          <w:p>
+            <w:r>
+              <w:rPr>
+                <w:b/>
+              </w:rPr>
+              <w:t>준비·대응 내용</w:t>
+            </w:r>
+          </w:p>
+        </w:tc>
+        <w:tc>
+          <w:tcPr>
+            <w:tcW w:type="dxa" w:w="2880"/>
+          </w:tcPr>
+          <w:p>
+            <w:r>
+              <w:rPr>
+                <w:b/>
+              </w:rPr>
+              <w:t>담당</w:t>
+            </w:r>
+          </w:p>
+        </w:tc>
+      </w:tr>
+      <w:tr>
+        <w:tc>
+          <w:tcPr>
+            <w:tcW w:type="dxa" w:w="2880"/>
+          </w:tcPr>
+          <w:p>
+            <w:r>
+              <w:rPr>
+                <w:b w:val="0"/>
+              </w:rPr>
+              <w:t>구급함</w:t>
+            </w:r>
+          </w:p>
+        </w:tc>
+        <w:tc>
+          <w:tcPr>
+            <w:tcW w:type="dxa" w:w="2880"/>
+          </w:tcPr>
+          <w:p>
+            <w:r>
+              <w:rPr>
+                <w:b w:val="0"/>
+              </w:rPr>
+              <w:t>밴드, 멸균 거즈, 일회용 장갑, 체온계, 냉찜질팩 / 사용기한 확인</w:t>
+            </w:r>
+          </w:p>
+        </w:tc>
+        <w:tc>
+          <w:tcPr>
+            <w:tcW w:type="dxa" w:w="2880"/>
+          </w:tcPr>
+          <w:p>
+            <w:r>
+              <w:rPr>
+                <w:b w:val="0"/>
+              </w:rPr>
+              <w:t>________</w:t>
+            </w:r>
+          </w:p>
+        </w:tc>
+      </w:tr>
+      <w:tr>
+        <w:tc>
+          <w:tcPr>
+            <w:tcW w:type="dxa" w:w="2880"/>
+          </w:tcPr>
+          <w:p>
+            <w:r>
+              <w:rPr>
+                <w:b w:val="0"/>
+              </w:rPr>
+              <w:t>개인 약</w:t>
+            </w:r>
+          </w:p>
+        </w:tc>
+        <w:tc>
+          <w:tcPr>
+            <w:tcW w:type="dxa" w:w="2880"/>
+          </w:tcPr>
+          <w:p>
+            <w:r>
+              <w:rPr>
+                <w:b w:val="0"/>
+              </w:rPr>
+              <w:t>보호자가 제공한 약·복용 지시 확인, 지정 담당자가 보관·기록</w:t>
+            </w:r>
+          </w:p>
+        </w:tc>
+        <w:tc>
+          <w:tcPr>
+            <w:tcW w:type="dxa" w:w="2880"/>
+          </w:tcPr>
+          <w:p>
+            <w:r>
+              <w:rPr>
+                <w:b w:val="0"/>
+              </w:rPr>
+              <w:t>________</w:t>
+            </w:r>
+          </w:p>
+        </w:tc>
+      </w:tr>
+      <w:tr>
+        <w:tc>
+          <w:tcPr>
+            <w:tcW w:type="dxa" w:w="2880"/>
+          </w:tcPr>
+          <w:p>
+            <w:r>
+              <w:rPr>
+                <w:b w:val="0"/>
+              </w:rPr>
+              <w:t>응급 상황</w:t>
+            </w:r>
+          </w:p>
+        </w:tc>
+        <w:tc>
+          <w:tcPr>
+            <w:tcW w:type="dxa" w:w="2880"/>
+          </w:tcPr>
+          <w:p>
+            <w:r>
+              <w:rPr>
+                <w:b w:val="0"/>
+              </w:rPr>
+              <w:t>활동 중지 → 현장 안전 확보 → 필요 시 119 신고·응급처치 → 보호자·총괄 연락</w:t>
+            </w:r>
+          </w:p>
+        </w:tc>
+        <w:tc>
+          <w:tcPr>
+            <w:tcW w:type="dxa" w:w="2880"/>
+          </w:tcPr>
+          <w:p>
+            <w:r>
+              <w:rPr>
+                <w:b w:val="0"/>
+              </w:rPr>
+              <w:t>________</w:t>
+            </w:r>
+          </w:p>
+        </w:tc>
+      </w:tr>
+      <w:tr>
+        <w:tc>
+          <w:tcPr>
+            <w:tcW w:type="dxa" w:w="2880"/>
+          </w:tcPr>
+          <w:p>
+            <w:r>
+              <w:rPr>
+                <w:b w:val="0"/>
+              </w:rPr>
+              <w:t>병원 이동</w:t>
+            </w:r>
+          </w:p>
+        </w:tc>
+        <w:tc>
+          <w:tcPr>
+            <w:tcW w:type="dxa" w:w="2880"/>
+          </w:tcPr>
+          <w:p>
+            <w:r>
+              <w:rPr>
+                <w:b w:val="0"/>
+              </w:rPr>
+              <w:t>동행 교사 ________ / 남은 학생 인솔 교사 ________</w:t>
+            </w:r>
+          </w:p>
+        </w:tc>
+        <w:tc>
+          <w:tcPr>
+            <w:tcW w:type="dxa" w:w="2880"/>
+          </w:tcPr>
+          <w:p>
+            <w:r>
+              <w:rPr>
+                <w:b w:val="0"/>
+              </w:rPr>
+              <w:t>________</w:t>
+            </w:r>
+          </w:p>
+        </w:tc>
+      </w:tr>
+      <w:tr>
+        <w:tc>
+          <w:tcPr>
+            <w:tcW w:type="dxa" w:w="2880"/>
+          </w:tcPr>
+          <w:p>
+            <w:r>
+              <w:rPr>
+                <w:b w:val="0"/>
+              </w:rPr>
+              <w:t>아동 이탈</w:t>
+            </w:r>
+          </w:p>
+        </w:tc>
+        <w:tc>
+          <w:tcPr>
+            <w:tcW w:type="dxa" w:w="2880"/>
+          </w:tcPr>
+          <w:p>
+            <w:r>
+              <w:rPr>
+                <w:b w:val="0"/>
+              </w:rPr>
+              <w:t>즉시 총괄 보고·전체 인원 확인, 교사를 나누어 보호·수색, 필요 시 112 신고</w:t>
+            </w:r>
+          </w:p>
+        </w:tc>
+        <w:tc>
+          <w:tcPr>
+            <w:tcW w:type="dxa" w:w="2880"/>
+          </w:tcPr>
+          <w:p>
+            <w:r>
+              <w:rPr>
+                <w:b w:val="0"/>
+              </w:rPr>
+              <w:t>________</w:t>
+            </w:r>
+          </w:p>
+        </w:tc>
+      </w:tr>
+    </w:tbl>
+    <w:p/>
+    <w:p>
+      <w:pPr>
+        <w:pStyle w:val="ListBullet"/>
+      </w:pPr>
+      <w:r>
+        <w:rPr>
+          <w:b w:val="0"/>
+        </w:rPr>
+        <w:t>연락 체계 : 발견 교사 → 안전·응급 담당 ________ → 총괄 ________ → 보호자</w:t>
+      </w:r>
+    </w:p>
+    <w:p>
+      <w:pPr>
+        <w:pStyle w:val="ListBullet"/>
+      </w:pPr>
+      <w:r>
+        <w:rPr>
+          <w:b w:val="0"/>
+        </w:rPr>
+        <w:t>현장 주소 : ________ / 가까운 응급실·연락처 : ________</w:t>
+      </w:r>
+    </w:p>
+    <w:p>
+      <w:pPr>
+        <w:pStyle w:val="ListBullet"/>
+      </w:pPr>
+      <w:r>
+        <w:rPr>
+          <w:b w:val="0"/>
+        </w:rPr>
+        <w:t>담당자·보호자 연락처는 별도 연락망에 기록하고 담당 교사만 공유한다.</w:t>
+      </w:r>
+    </w:p>
+    <w:p>
+      <w:pPr>
+        <w:pStyle w:val="Heading2"/>
+      </w:pPr>
+      <w:r>
+        <w:rPr>
+          <w:b w:val="0"/>
+        </w:rPr>
+        <w:t>우천 대체안</w:t>
+      </w:r>
+    </w:p>
+    <w:p>
+      <w:pPr>
+        <w:pStyle w:val="ListBullet"/>
+      </w:pPr>
+      <w:r>
+        <w:rPr>
+          <w:b w:val="0"/>
+        </w:rPr>
+        <w:t>대체 장소 : (교회명) ________실</w:t>
+      </w:r>
+    </w:p>
+    <w:p>
+      <w:pPr>
+        <w:pStyle w:val="ListBullet"/>
+      </w:pPr>
+      <w:r>
+        <w:rPr>
+          <w:b w:val="0"/>
+        </w:rPr>
+        <w:t>전환 기준 : 비·낙뢰·기상특보 등으로 야외활동이 어렵다고 판단될 때.</w:t>
+      </w:r>
+    </w:p>
+    <w:p>
+      <w:pPr>
+        <w:pStyle w:val="ListBullet"/>
+      </w:pPr>
+      <w:r>
+        <w:rPr>
+          <w:b w:val="0"/>
+        </w:rPr>
+        <w:t>결정 시각·담당 : ________ / 보호자 안내 시각·방법 : ________</w:t>
+      </w:r>
+    </w:p>
+    <w:p>
+      <w:pPr>
+        <w:pStyle w:val="ListBullet"/>
+      </w:pPr>
+      <w:r>
+        <w:rPr>
+          <w:b w:val="0"/>
+        </w:rPr>
+        <w:t>실내 수용·안전 확보가 어려우면 취소하고 보호자에게 안내한다.</w:t>
+      </w:r>
+    </w:p>
+    <w:p>
+      <w:pPr>
+        <w:pStyle w:val="Heading2"/>
+      </w:pPr>
+      <w:r>
+        <w:rPr>
+          <w:b w:val="0"/>
+        </w:rPr>
+        <w:t>예산표</w:t>
+      </w:r>
+    </w:p>
+    <w:tbl>
+      <w:tblPr>
+        <w:tblStyle w:val="TableGrid"/>
+        <w:tblW w:type="auto" w:w="0"/>
+        <w:tblLook w:firstColumn="1" w:firstRow="1" w:lastColumn="0" w:lastRow="0" w:noHBand="0" w:noVBand="1" w:val="04A0"/>
+      </w:tblPr>
+      <w:tblGrid>
+        <w:gridCol w:w="1728"/>
+        <w:gridCol w:w="1728"/>
+        <w:gridCol w:w="1728"/>
+        <w:gridCol w:w="1728"/>
+        <w:gridCol w:w="1728"/>
+      </w:tblGrid>
+      <w:tr>
+        <w:tc>
+          <w:tcPr>
+            <w:tcW w:type="dxa" w:w="1728"/>
+          </w:tcPr>
+          <w:p>
+            <w:r>
+              <w:rPr>
+                <w:b/>
+              </w:rPr>
+              <w:t>항목</w:t>
+            </w:r>
+          </w:p>
+        </w:tc>
+        <w:tc>
+          <w:tcPr>
+            <w:tcW w:type="dxa" w:w="1728"/>
+          </w:tcPr>
+          <w:p>
+            <w:r>
+              <w:rPr>
+                <w:b/>
+              </w:rPr>
+              <w:t>단가</w:t>
+            </w:r>
+          </w:p>
+        </w:tc>
+        <w:tc>
+          <w:tcPr>
+            <w:tcW w:type="dxa" w:w="1728"/>
+          </w:tcPr>
+          <w:p>
+            <w:r>
+              <w:rPr>
+                <w:b/>
+              </w:rPr>
+              <w:t>수량</w:t>
+            </w:r>
+          </w:p>
+        </w:tc>
+        <w:tc>
+          <w:tcPr>
+            <w:tcW w:type="dxa" w:w="1728"/>
+          </w:tcPr>
+          <w:p>
+            <w:r>
+              <w:rPr>
+                <w:b/>
+              </w:rPr>
+              <w:t>금액</w:t>
+            </w:r>
+          </w:p>
+        </w:tc>
+        <w:tc>
+          <w:tcPr>
+            <w:tcW w:type="dxa" w:w="1728"/>
+          </w:tcPr>
+          <w:p>
+            <w:r>
+              <w:rPr>
+                <w:b/>
+              </w:rPr>
+              <w:t>비고</w:t>
+            </w:r>
+          </w:p>
+        </w:tc>
+      </w:tr>
+      <w:tr>
         <w:tc>
           <w:tcPr>
             <w:tcW w:type="dxa" w:w="1728"/>
@@ -454,7 +1869,367 @@
               <w:rPr>
                 <w:b w:val="0"/>
               </w:rPr>
-              <w:t>________ 명</w:t>
+              <w:t>차량·주차</w:t>
+            </w:r>
+          </w:p>
+        </w:tc>
+        <w:tc>
+          <w:tcPr>
+            <w:tcW w:type="dxa" w:w="1728"/>
+          </w:tcPr>
+          <w:p>
+            <w:r>
+              <w:rPr>
+                <w:b w:val="0"/>
+              </w:rPr>
+              <w:t>________원</w:t>
+            </w:r>
+          </w:p>
+        </w:tc>
+        <w:tc>
+          <w:tcPr>
+            <w:tcW w:type="dxa" w:w="1728"/>
+          </w:tcPr>
+          <w:p>
+            <w:r>
+              <w:rPr>
+                <w:b w:val="0"/>
+              </w:rPr>
+              <w:t>________</w:t>
+            </w:r>
+          </w:p>
+        </w:tc>
+        <w:tc>
+          <w:tcPr>
+            <w:tcW w:type="dxa" w:w="1728"/>
+          </w:tcPr>
+          <w:p>
+            <w:r>
+              <w:rPr>
+                <w:b w:val="0"/>
+              </w:rPr>
+              <w:t>________원</w:t>
+            </w:r>
+          </w:p>
+        </w:tc>
+        <w:tc>
+          <w:tcPr>
+            <w:tcW w:type="dxa" w:w="1728"/>
+          </w:tcPr>
+          <w:p>
+            <w:r>
+              <w:rPr>
+                <w:b w:val="0"/>
+              </w:rPr>
+              <w:t>________</w:t>
+            </w:r>
+          </w:p>
+        </w:tc>
+      </w:tr>
+      <w:tr>
+        <w:tc>
+          <w:tcPr>
+            <w:tcW w:type="dxa" w:w="1728"/>
+          </w:tcPr>
+          <w:p>
+            <w:r>
+              <w:rPr>
+                <w:b w:val="0"/>
+              </w:rPr>
+              <w:t>입장·시설</w:t>
+            </w:r>
+          </w:p>
+        </w:tc>
+        <w:tc>
+          <w:tcPr>
+            <w:tcW w:type="dxa" w:w="1728"/>
+          </w:tcPr>
+          <w:p>
+            <w:r>
+              <w:rPr>
+                <w:b w:val="0"/>
+              </w:rPr>
+              <w:t>________원</w:t>
+            </w:r>
+          </w:p>
+        </w:tc>
+        <w:tc>
+          <w:tcPr>
+            <w:tcW w:type="dxa" w:w="1728"/>
+          </w:tcPr>
+          <w:p>
+            <w:r>
+              <w:rPr>
+                <w:b w:val="0"/>
+              </w:rPr>
+              <w:t>________</w:t>
+            </w:r>
+          </w:p>
+        </w:tc>
+        <w:tc>
+          <w:tcPr>
+            <w:tcW w:type="dxa" w:w="1728"/>
+          </w:tcPr>
+          <w:p>
+            <w:r>
+              <w:rPr>
+                <w:b w:val="0"/>
+              </w:rPr>
+              <w:t>________원</w:t>
+            </w:r>
+          </w:p>
+        </w:tc>
+        <w:tc>
+          <w:tcPr>
+            <w:tcW w:type="dxa" w:w="1728"/>
+          </w:tcPr>
+          <w:p>
+            <w:r>
+              <w:rPr>
+                <w:b w:val="0"/>
+              </w:rPr>
+              <w:t>________</w:t>
+            </w:r>
+          </w:p>
+        </w:tc>
+      </w:tr>
+      <w:tr>
+        <w:tc>
+          <w:tcPr>
+            <w:tcW w:type="dxa" w:w="1728"/>
+          </w:tcPr>
+          <w:p>
+            <w:r>
+              <w:rPr>
+                <w:b w:val="0"/>
+              </w:rPr>
+              <w:t>점심·간식·식수</w:t>
+            </w:r>
+          </w:p>
+        </w:tc>
+        <w:tc>
+          <w:tcPr>
+            <w:tcW w:type="dxa" w:w="1728"/>
+          </w:tcPr>
+          <w:p>
+            <w:r>
+              <w:rPr>
+                <w:b w:val="0"/>
+              </w:rPr>
+              <w:t>________원</w:t>
+            </w:r>
+          </w:p>
+        </w:tc>
+        <w:tc>
+          <w:tcPr>
+            <w:tcW w:type="dxa" w:w="1728"/>
+          </w:tcPr>
+          <w:p>
+            <w:r>
+              <w:rPr>
+                <w:b w:val="0"/>
+              </w:rPr>
+              <w:t>________</w:t>
+            </w:r>
+          </w:p>
+        </w:tc>
+        <w:tc>
+          <w:tcPr>
+            <w:tcW w:type="dxa" w:w="1728"/>
+          </w:tcPr>
+          <w:p>
+            <w:r>
+              <w:rPr>
+                <w:b w:val="0"/>
+              </w:rPr>
+              <w:t>________원</w:t>
+            </w:r>
+          </w:p>
+        </w:tc>
+        <w:tc>
+          <w:tcPr>
+            <w:tcW w:type="dxa" w:w="1728"/>
+          </w:tcPr>
+          <w:p>
+            <w:r>
+              <w:rPr>
+                <w:b w:val="0"/>
+              </w:rPr>
+              <w:t>________</w:t>
+            </w:r>
+          </w:p>
+        </w:tc>
+      </w:tr>
+      <w:tr>
+        <w:tc>
+          <w:tcPr>
+            <w:tcW w:type="dxa" w:w="1728"/>
+          </w:tcPr>
+          <w:p>
+            <w:r>
+              <w:rPr>
+                <w:b w:val="0"/>
+              </w:rPr>
+              <w:t>놀이·구급용품</w:t>
+            </w:r>
+          </w:p>
+        </w:tc>
+        <w:tc>
+          <w:tcPr>
+            <w:tcW w:type="dxa" w:w="1728"/>
+          </w:tcPr>
+          <w:p>
+            <w:r>
+              <w:rPr>
+                <w:b w:val="0"/>
+              </w:rPr>
+              <w:t>________원</w:t>
+            </w:r>
+          </w:p>
+        </w:tc>
+        <w:tc>
+          <w:tcPr>
+            <w:tcW w:type="dxa" w:w="1728"/>
+          </w:tcPr>
+          <w:p>
+            <w:r>
+              <w:rPr>
+                <w:b w:val="0"/>
+              </w:rPr>
+              <w:t>________</w:t>
+            </w:r>
+          </w:p>
+        </w:tc>
+        <w:tc>
+          <w:tcPr>
+            <w:tcW w:type="dxa" w:w="1728"/>
+          </w:tcPr>
+          <w:p>
+            <w:r>
+              <w:rPr>
+                <w:b w:val="0"/>
+              </w:rPr>
+              <w:t>________원</w:t>
+            </w:r>
+          </w:p>
+        </w:tc>
+        <w:tc>
+          <w:tcPr>
+            <w:tcW w:type="dxa" w:w="1728"/>
+          </w:tcPr>
+          <w:p>
+            <w:r>
+              <w:rPr>
+                <w:b w:val="0"/>
+              </w:rPr>
+              <w:t>________</w:t>
+            </w:r>
+          </w:p>
+        </w:tc>
+      </w:tr>
+      <w:tr>
+        <w:tc>
+          <w:tcPr>
+            <w:tcW w:type="dxa" w:w="1728"/>
+          </w:tcPr>
+          <w:p>
+            <w:r>
+              <w:rPr>
+                <w:b w:val="0"/>
+              </w:rPr>
+              <w:t>예비비</w:t>
+            </w:r>
+          </w:p>
+        </w:tc>
+        <w:tc>
+          <w:tcPr>
+            <w:tcW w:type="dxa" w:w="1728"/>
+          </w:tcPr>
+          <w:p>
+            <w:r>
+              <w:rPr>
+                <w:b w:val="0"/>
+              </w:rPr>
+              <w:t>________원</w:t>
+            </w:r>
+          </w:p>
+        </w:tc>
+        <w:tc>
+          <w:tcPr>
+            <w:tcW w:type="dxa" w:w="1728"/>
+          </w:tcPr>
+          <w:p>
+            <w:r>
+              <w:rPr>
+                <w:b w:val="0"/>
+              </w:rPr>
+              <w:t>________</w:t>
+            </w:r>
+          </w:p>
+        </w:tc>
+        <w:tc>
+          <w:tcPr>
+            <w:tcW w:type="dxa" w:w="1728"/>
+          </w:tcPr>
+          <w:p>
+            <w:r>
+              <w:rPr>
+                <w:b w:val="0"/>
+              </w:rPr>
+              <w:t>________원</w:t>
+            </w:r>
+          </w:p>
+        </w:tc>
+        <w:tc>
+          <w:tcPr>
+            <w:tcW w:type="dxa" w:w="1728"/>
+          </w:tcPr>
+          <w:p>
+            <w:r>
+              <w:rPr>
+                <w:b w:val="0"/>
+              </w:rPr>
+              <w:t>________</w:t>
+            </w:r>
+          </w:p>
+        </w:tc>
+      </w:tr>
+      <w:tr>
+        <w:tc>
+          <w:tcPr>
+            <w:tcW w:type="dxa" w:w="1728"/>
+          </w:tcPr>
+          <w:p>
+            <w:r>
+              <w:rPr>
+                <w:b/>
+              </w:rPr>
+              <w:t>합계</w:t>
+            </w:r>
+          </w:p>
+        </w:tc>
+        <w:tc>
+          <w:tcPr>
+            <w:tcW w:type="dxa" w:w="1728"/>
+          </w:tcPr>
+          <w:p/>
+        </w:tc>
+        <w:tc>
+          <w:tcPr>
+            <w:tcW w:type="dxa" w:w="1728"/>
+          </w:tcPr>
+          <w:p/>
+        </w:tc>
+        <w:tc>
+          <w:tcPr>
+            <w:tcW w:type="dxa" w:w="1728"/>
+          </w:tcPr>
+          <w:p>
+            <w:r>
+              <w:rPr>
+                <w:b/>
+              </w:rPr>
+              <w:t>________원</w:t>
             </w:r>
           </w:p>
         </w:tc>
@@ -475,7 +2250,7 @@
         <w:rPr>
           <w:b w:val="0"/>
         </w:rPr>
-        <w:t>4. 세부 일정표</w:t>
+        <w:t>구입 목록</w:t>
       </w:r>
     </w:p>
     <w:tbl>
@@ -500,7 +2275,7 @@
               <w:rPr>
                 <w:b/>
               </w:rPr>
-              <w:t>시간</w:t>
+              <w:t>품목</w:t>
             </w:r>
           </w:p>
         </w:tc>
@@ -513,7 +2288,7 @@
               <w:rPr>
                 <w:b/>
               </w:rPr>
-              <w:t>내용</w:t>
+              <w:t>수량</w:t>
             </w:r>
           </w:p>
         </w:tc>
@@ -526,7 +2301,7 @@
               <w:rPr>
                 <w:b/>
               </w:rPr>
-              <w:t>담당자</w:t>
+              <w:t>구입처</w:t>
             </w:r>
           </w:p>
         </w:tc>
@@ -539,7 +2314,7 @@
               <w:rPr>
                 <w:b/>
               </w:rPr>
-              <w:t>준비물</w:t>
+              <w:t>담당</w:t>
             </w:r>
           </w:p>
         </w:tc>
@@ -554,20 +2329,7 @@
               <w:rPr>
                 <w:b w:val="0"/>
               </w:rPr>
-              <w:t>09:00 - 09:30</w:t>
-            </w:r>
-          </w:p>
-        </w:tc>
-        <w:tc>
-          <w:tcPr>
-            <w:tcW w:type="dxa" w:w="2160"/>
-          </w:tcPr>
-          <w:p>
-            <w:r>
-              <w:rPr>
-                <w:b w:val="0"/>
-              </w:rPr>
-              <w:t>교회 집결 및 인원 점검</w:t>
+              <w:t>점심·간식·식수 ________</w:t>
             </w:r>
           </w:p>
         </w:tc>
@@ -593,7 +2355,20 @@
               <w:rPr>
                 <w:b w:val="0"/>
               </w:rPr>
-              <w:t>명단, 간식</w:t>
+              <w:t>________</w:t>
+            </w:r>
+          </w:p>
+        </w:tc>
+        <w:tc>
+          <w:tcPr>
+            <w:tcW w:type="dxa" w:w="2160"/>
+          </w:tcPr>
+          <w:p>
+            <w:r>
+              <w:rPr>
+                <w:b w:val="0"/>
+              </w:rPr>
+              <w:t>________</w:t>
             </w:r>
           </w:p>
         </w:tc>
@@ -608,74 +2383,7 @@
               <w:rPr>
                 <w:b w:val="0"/>
               </w:rPr>
-              <w:t>09:30 - 10:20</w:t>
-            </w:r>
-          </w:p>
-        </w:tc>
-        <w:tc>
-          <w:tcPr>
-            <w:tcW w:type="dxa" w:w="2160"/>
-          </w:tcPr>
-          <w:p>
-            <w:r>
-              <w:rPr>
-                <w:b w:val="0"/>
-              </w:rPr>
-              <w:t>장소 이동</w:t>
-            </w:r>
-          </w:p>
-        </w:tc>
-        <w:tc>
-          <w:tcPr>
-            <w:tcW w:type="dxa" w:w="2160"/>
-          </w:tcPr>
-          <w:p>
-            <w:r>
-              <w:rPr>
-                <w:b w:val="0"/>
-              </w:rPr>
-              <w:t>각 차량 운전원</w:t>
-            </w:r>
-          </w:p>
-        </w:tc>
-        <w:tc>
-          <w:tcPr>
-            <w:tcW w:type="dxa" w:w="2160"/>
-          </w:tcPr>
-          <w:p>
-            <w:r>
-              <w:rPr>
-                <w:b w:val="0"/>
-              </w:rPr>
-              <w:t>안전벨트 확인</w:t>
-            </w:r>
-          </w:p>
-        </w:tc>
-      </w:tr>
-      <w:tr>
-        <w:tc>
-          <w:tcPr>
-            <w:tcW w:type="dxa" w:w="2160"/>
-          </w:tcPr>
-          <w:p>
-            <w:r>
-              <w:rPr>
-                <w:b w:val="0"/>
-              </w:rPr>
-              <w:t>10:20 - 11:00</w:t>
-            </w:r>
-          </w:p>
-        </w:tc>
-        <w:tc>
-          <w:tcPr>
-            <w:tcW w:type="dxa" w:w="2160"/>
-          </w:tcPr>
-          <w:p>
-            <w:r>
-              <w:rPr>
-                <w:b w:val="0"/>
-              </w:rPr>
-              <w:t>야외 예배</w:t>
+              <w:t>놀이·위생용품 ________</w:t>
             </w:r>
           </w:p>
         </w:tc>
@@ -701,7 +2409,20 @@
               <w:rPr>
                 <w:b w:val="0"/>
               </w:rPr>
-              <w:t>기타(반주), 순서지</w:t>
+              <w:t>________</w:t>
+            </w:r>
+          </w:p>
+        </w:tc>
+        <w:tc>
+          <w:tcPr>
+            <w:tcW w:type="dxa" w:w="2160"/>
+          </w:tcPr>
+          <w:p>
+            <w:r>
+              <w:rPr>
+                <w:b w:val="0"/>
+              </w:rPr>
+              <w:t>________</w:t>
             </w:r>
           </w:p>
         </w:tc>
@@ -716,20 +2437,7 @@
               <w:rPr>
                 <w:b w:val="0"/>
               </w:rPr>
-              <w:t>11:00 - 12:30</w:t>
-            </w:r>
-          </w:p>
-        </w:tc>
-        <w:tc>
-          <w:tcPr>
-            <w:tcW w:type="dxa" w:w="2160"/>
-          </w:tcPr>
-          <w:p>
-            <w:r>
-              <w:rPr>
-                <w:b w:val="0"/>
-              </w:rPr>
-              <w:t>공동체 놀이 및 레크리에이션</w:t>
+              <w:t>구급함 보충품 ________</w:t>
             </w:r>
           </w:p>
         </w:tc>
@@ -755,89 +2463,7 @@
               <w:rPr>
                 <w:b w:val="0"/>
               </w:rPr>
-              <w:t>게임 도구, 상품</w:t>
-            </w:r>
-          </w:p>
-        </w:tc>
-      </w:tr>
-      <w:tr>
-        <w:tc>
-          <w:tcPr>
-            <w:tcW w:type="dxa" w:w="2160"/>
-          </w:tcPr>
-          <w:p>
-            <w:r>
-              <w:rPr>
-                <w:b w:val="0"/>
-              </w:rPr>
-              <w:t>12:30 - 13:30</w:t>
-            </w:r>
-          </w:p>
-        </w:tc>
-        <w:tc>
-          <w:tcPr>
-            <w:tcW w:type="dxa" w:w="2160"/>
-          </w:tcPr>
-          <w:p>
-            <w:r>
-              <w:rPr>
-                <w:b w:val="0"/>
-              </w:rPr>
-              <w:t>점심 식사 및 휴식</w:t>
-            </w:r>
-          </w:p>
-        </w:tc>
-        <w:tc>
-          <w:tcPr>
-            <w:tcW w:type="dxa" w:w="2160"/>
-          </w:tcPr>
-          <w:p>
-            <w:r>
-              <w:rPr>
-                <w:b w:val="0"/>
-              </w:rPr>
-              <w:t>전 교사</w:t>
-            </w:r>
-          </w:p>
-        </w:tc>
-        <w:tc>
-          <w:tcPr>
-            <w:tcW w:type="dxa" w:w="2160"/>
-          </w:tcPr>
-          <w:p>
-            <w:r>
-              <w:rPr>
-                <w:b w:val="0"/>
-              </w:rPr>
-              <w:t>도시락, 돗자리</w:t>
-            </w:r>
-          </w:p>
-        </w:tc>
-      </w:tr>
-      <w:tr>
-        <w:tc>
-          <w:tcPr>
-            <w:tcW w:type="dxa" w:w="2160"/>
-          </w:tcPr>
-          <w:p>
-            <w:r>
-              <w:rPr>
-                <w:b w:val="0"/>
-              </w:rPr>
-              <w:t>13:30 - 14:30</w:t>
-            </w:r>
-          </w:p>
-        </w:tc>
-        <w:tc>
-          <w:tcPr>
-            <w:tcW w:type="dxa" w:w="2160"/>
-          </w:tcPr>
-          <w:p>
-            <w:r>
-              <w:rPr>
-                <w:b w:val="0"/>
-              </w:rPr>
-              <w:t>보물찾기 및 자연 관찰</w:t>
+              <w:t>________</w:t>
             </w:r>
           </w:p>
         </w:tc>
@@ -854,127 +2480,6 @@
             </w:r>
           </w:p>
         </w:tc>
-        <w:tc>
-          <w:tcPr>
-            <w:tcW w:type="dxa" w:w="2160"/>
-          </w:tcPr>
-          <w:p>
-            <w:r>
-              <w:rPr>
-                <w:b w:val="0"/>
-              </w:rPr>
-              <w:t>보물 쪽지, 필기구</w:t>
-            </w:r>
-          </w:p>
-        </w:tc>
-      </w:tr>
-      <w:tr>
-        <w:tc>
-          <w:tcPr>
-            <w:tcW w:type="dxa" w:w="2160"/>
-          </w:tcPr>
-          <w:p>
-            <w:r>
-              <w:rPr>
-                <w:b w:val="0"/>
-              </w:rPr>
-              <w:t>14:30 - 15:00</w:t>
-            </w:r>
-          </w:p>
-        </w:tc>
-        <w:tc>
-          <w:tcPr>
-            <w:tcW w:type="dxa" w:w="2160"/>
-          </w:tcPr>
-          <w:p>
-            <w:r>
-              <w:rPr>
-                <w:b w:val="0"/>
-              </w:rPr>
-              <w:t>주변 정리 및 폐회 기도</w:t>
-            </w:r>
-          </w:p>
-        </w:tc>
-        <w:tc>
-          <w:tcPr>
-            <w:tcW w:type="dxa" w:w="2160"/>
-          </w:tcPr>
-          <w:p>
-            <w:r>
-              <w:rPr>
-                <w:b w:val="0"/>
-              </w:rPr>
-              <w:t>________</w:t>
-            </w:r>
-          </w:p>
-        </w:tc>
-        <w:tc>
-          <w:tcPr>
-            <w:tcW w:type="dxa" w:w="2160"/>
-          </w:tcPr>
-          <w:p>
-            <w:r>
-              <w:rPr>
-                <w:b w:val="0"/>
-              </w:rPr>
-              <w:t>쓰레기 봉투</w:t>
-            </w:r>
-          </w:p>
-        </w:tc>
-      </w:tr>
-      <w:tr>
-        <w:tc>
-          <w:tcPr>
-            <w:tcW w:type="dxa" w:w="2160"/>
-          </w:tcPr>
-          <w:p>
-            <w:r>
-              <w:rPr>
-                <w:b w:val="0"/>
-              </w:rPr>
-              <w:t>15:00 - 16:00</w:t>
-            </w:r>
-          </w:p>
-        </w:tc>
-        <w:tc>
-          <w:tcPr>
-            <w:tcW w:type="dxa" w:w="2160"/>
-          </w:tcPr>
-          <w:p>
-            <w:r>
-              <w:rPr>
-                <w:b w:val="0"/>
-              </w:rPr>
-              <w:t>교회 도착 및 귀가 지도</w:t>
-            </w:r>
-          </w:p>
-        </w:tc>
-        <w:tc>
-          <w:tcPr>
-            <w:tcW w:type="dxa" w:w="2160"/>
-          </w:tcPr>
-          <w:p>
-            <w:r>
-              <w:rPr>
-                <w:b w:val="0"/>
-              </w:rPr>
-              <w:t>전 교사</w:t>
-            </w:r>
-          </w:p>
-        </w:tc>
-        <w:tc>
-          <w:tcPr>
-            <w:tcW w:type="dxa" w:w="2160"/>
-          </w:tcPr>
-          <w:p>
-            <w:r>
-              <w:rPr>
-                <w:b w:val="0"/>
-              </w:rPr>
-              <w:t>부모님 인계 확인</w:t>
-            </w:r>
-          </w:p>
-        </w:tc>
       </w:tr>
     </w:tbl>
     <w:p/>
@@ -986,62 +2491,15 @@
         <w:rPr>
           <w:b w:val="0"/>
         </w:rPr>
-        <w:t>5. 놀이 및 간식 계획</w:t>
+        <w:t>참가 동의서</w:t>
       </w:r>
     </w:p>
     <w:p>
-      <w:pPr>
-        <w:pStyle w:val="ListBullet"/>
-      </w:pPr>
       <w:r>
         <w:rPr>
           <w:b/>
         </w:rPr>
-        <w:t>공동체 놀이:</w:t>
-      </w:r>
-    </w:p>
-    <w:p>
-      <w:pPr>
-        <w:pStyle w:val="ListNumber"/>
-      </w:pPr>
-      <w:r>
-        <w:rPr>
-          <w:b w:val="0"/>
-        </w:rPr>
-        <w:t>○X 퀴즈 (성경 및 일반 상식)</w:t>
-      </w:r>
-    </w:p>
-    <w:p>
-      <w:pPr>
-        <w:pStyle w:val="ListNumber"/>
-      </w:pPr>
-      <w:r>
-        <w:rPr>
-          <w:b w:val="0"/>
-        </w:rPr>
-        <w:t>2인 3각 달리기 (선후배 연합)</w:t>
-      </w:r>
-    </w:p>
-    <w:p>
-      <w:pPr>
-        <w:pStyle w:val="ListNumber"/>
-      </w:pPr>
-      <w:r>
-        <w:rPr>
-          <w:b w:val="0"/>
-        </w:rPr>
-        <w:t>색지 뒤집기 게임</w:t>
-      </w:r>
-    </w:p>
-    <w:p>
-      <w:pPr>
-        <w:pStyle w:val="ListBullet"/>
-      </w:pPr>
-      <w:r>
-        <w:rPr>
-          <w:b/>
-        </w:rPr>
-        <w:t>간식 및 식사:</w:t>
+        <w:t>(교회명) 유치부·아동부 야외예배·소풍 참가 회신서</w:t>
       </w:r>
     </w:p>
     <w:p>
@@ -1052,7 +2510,7 @@
         <w:rPr>
           <w:b w:val="0"/>
         </w:rPr>
-        <w:t>점심: (김밥/도시락/현지 식당 이용)</w:t>
+        <w:t>일시·장소 : ________ / ________</w:t>
       </w:r>
     </w:p>
     <w:p>
@@ -1063,335 +2521,7 @@
         <w:rPr>
           <w:b w:val="0"/>
         </w:rPr>
-        <w:t>간식: 낱개 포장 과자, 음료수, 계절 과일 등 (알레르기 유무 사전 확인 필요)</w:t>
-      </w:r>
-    </w:p>
-    <w:p>
-      <w:pPr>
-        <w:pStyle w:val="Heading2"/>
-      </w:pPr>
-      <w:r>
-        <w:rPr>
-          <w:b w:val="0"/>
-        </w:rPr>
-        <w:t>6. 장소 답사 체크리스트 (사전 점검)</w:t>
-      </w:r>
-    </w:p>
-    <w:tbl>
-      <w:tblPr>
-        <w:tblStyle w:val="TableGrid"/>
-        <w:tblW w:type="auto" w:w="0"/>
-        <w:tblLook w:firstColumn="1" w:firstRow="1" w:lastColumn="0" w:lastRow="0" w:noHBand="0" w:noVBand="1" w:val="04A0"/>
-      </w:tblPr>
-      <w:tblGrid>
-        <w:gridCol w:w="2880"/>
-        <w:gridCol w:w="2880"/>
-        <w:gridCol w:w="2880"/>
-      </w:tblGrid>
-      <w:tr>
-        <w:tc>
-          <w:tcPr>
-            <w:tcW w:type="dxa" w:w="2880"/>
-          </w:tcPr>
-          <w:p>
-            <w:r>
-              <w:rPr>
-                <w:b/>
-              </w:rPr>
-              <w:t>점검 항목</w:t>
-            </w:r>
-          </w:p>
-        </w:tc>
-        <w:tc>
-          <w:tcPr>
-            <w:tcW w:type="dxa" w:w="2880"/>
-          </w:tcPr>
-          <w:p>
-            <w:r>
-              <w:rPr>
-                <w:b/>
-              </w:rPr>
-              <w:t>상태 (상/중/하)</w:t>
-            </w:r>
-          </w:p>
-        </w:tc>
-        <w:tc>
-          <w:tcPr>
-            <w:tcW w:type="dxa" w:w="2880"/>
-          </w:tcPr>
-          <w:p>
-            <w:r>
-              <w:rPr>
-                <w:b/>
-              </w:rPr>
-              <w:t>세부 내용 및 주의사항</w:t>
-            </w:r>
-          </w:p>
-        </w:tc>
-      </w:tr>
-      <w:tr>
-        <w:tc>
-          <w:tcPr>
-            <w:tcW w:type="dxa" w:w="2880"/>
-          </w:tcPr>
-          <w:p>
-            <w:r>
-              <w:rPr>
-                <w:b w:val="0"/>
-              </w:rPr>
-              <w:t>예배 장소의 정숙성</w:t>
-            </w:r>
-          </w:p>
-        </w:tc>
-        <w:tc>
-          <w:tcPr>
-            <w:tcW w:type="dxa" w:w="2880"/>
-          </w:tcPr>
-          <w:p>
-            <w:r>
-              <w:rPr>
-                <w:b w:val="0"/>
-              </w:rPr>
-              <w:t>________</w:t>
-            </w:r>
-          </w:p>
-        </w:tc>
-        <w:tc>
-          <w:tcPr>
-            <w:tcW w:type="dxa" w:w="2880"/>
-          </w:tcPr>
-          <w:p/>
-        </w:tc>
-      </w:tr>
-      <w:tr>
-        <w:tc>
-          <w:tcPr>
-            <w:tcW w:type="dxa" w:w="2880"/>
-          </w:tcPr>
-          <w:p>
-            <w:r>
-              <w:rPr>
-                <w:b w:val="0"/>
-              </w:rPr>
-              <w:t>그늘막 및 휴식 공간 유무</w:t>
-            </w:r>
-          </w:p>
-        </w:tc>
-        <w:tc>
-          <w:tcPr>
-            <w:tcW w:type="dxa" w:w="2880"/>
-          </w:tcPr>
-          <w:p>
-            <w:r>
-              <w:rPr>
-                <w:b w:val="0"/>
-              </w:rPr>
-              <w:t>________</w:t>
-            </w:r>
-          </w:p>
-        </w:tc>
-        <w:tc>
-          <w:tcPr>
-            <w:tcW w:type="dxa" w:w="2880"/>
-          </w:tcPr>
-          <w:p/>
-        </w:tc>
-      </w:tr>
-      <w:tr>
-        <w:tc>
-          <w:tcPr>
-            <w:tcW w:type="dxa" w:w="2880"/>
-          </w:tcPr>
-          <w:p>
-            <w:r>
-              <w:rPr>
-                <w:b w:val="0"/>
-              </w:rPr>
-              <w:t>화장실 청결도 및 거리</w:t>
-            </w:r>
-          </w:p>
-        </w:tc>
-        <w:tc>
-          <w:tcPr>
-            <w:tcW w:type="dxa" w:w="2880"/>
-          </w:tcPr>
-          <w:p>
-            <w:r>
-              <w:rPr>
-                <w:b w:val="0"/>
-              </w:rPr>
-              <w:t>________</w:t>
-            </w:r>
-          </w:p>
-        </w:tc>
-        <w:tc>
-          <w:tcPr>
-            <w:tcW w:type="dxa" w:w="2880"/>
-          </w:tcPr>
-          <w:p/>
-        </w:tc>
-      </w:tr>
-      <w:tr>
-        <w:tc>
-          <w:tcPr>
-            <w:tcW w:type="dxa" w:w="2880"/>
-          </w:tcPr>
-          <w:p>
-            <w:r>
-              <w:rPr>
-                <w:b w:val="0"/>
-              </w:rPr>
-              <w:t>음용수대 위치</w:t>
-            </w:r>
-          </w:p>
-        </w:tc>
-        <w:tc>
-          <w:tcPr>
-            <w:tcW w:type="dxa" w:w="2880"/>
-          </w:tcPr>
-          <w:p>
-            <w:r>
-              <w:rPr>
-                <w:b w:val="0"/>
-              </w:rPr>
-              <w:t>________</w:t>
-            </w:r>
-          </w:p>
-        </w:tc>
-        <w:tc>
-          <w:tcPr>
-            <w:tcW w:type="dxa" w:w="2880"/>
-          </w:tcPr>
-          <w:p/>
-        </w:tc>
-      </w:tr>
-      <w:tr>
-        <w:tc>
-          <w:tcPr>
-            <w:tcW w:type="dxa" w:w="2880"/>
-          </w:tcPr>
-          <w:p>
-            <w:r>
-              <w:rPr>
-                <w:b w:val="0"/>
-              </w:rPr>
-              <w:t>위험 요소 (낭떠러지, 벌집 등)</w:t>
-            </w:r>
-          </w:p>
-        </w:tc>
-        <w:tc>
-          <w:tcPr>
-            <w:tcW w:type="dxa" w:w="2880"/>
-          </w:tcPr>
-          <w:p>
-            <w:r>
-              <w:rPr>
-                <w:b w:val="0"/>
-              </w:rPr>
-              <w:t>________</w:t>
-            </w:r>
-          </w:p>
-        </w:tc>
-        <w:tc>
-          <w:tcPr>
-            <w:tcW w:type="dxa" w:w="2880"/>
-          </w:tcPr>
-          <w:p>
-            <w:r>
-              <w:rPr>
-                <w:b w:val="0"/>
-              </w:rPr>
-              <w:t>(확인 필요)</w:t>
-            </w:r>
-          </w:p>
-        </w:tc>
-      </w:tr>
-      <w:tr>
-        <w:tc>
-          <w:tcPr>
-            <w:tcW w:type="dxa" w:w="2880"/>
-          </w:tcPr>
-          <w:p>
-            <w:r>
-              <w:rPr>
-                <w:b w:val="0"/>
-              </w:rPr>
-              <w:t>주변 의료시설(응급실) 거리</w:t>
-            </w:r>
-          </w:p>
-        </w:tc>
-        <w:tc>
-          <w:tcPr>
-            <w:tcW w:type="dxa" w:w="2880"/>
-          </w:tcPr>
-          <w:p>
-            <w:r>
-              <w:rPr>
-                <w:b w:val="0"/>
-              </w:rPr>
-              <w:t>________</w:t>
-            </w:r>
-          </w:p>
-        </w:tc>
-        <w:tc>
-          <w:tcPr>
-            <w:tcW w:type="dxa" w:w="2880"/>
-          </w:tcPr>
-          <w:p>
-            <w:r>
-              <w:rPr>
-                <w:b w:val="0"/>
-              </w:rPr>
-              <w:t>(확인 필요)</w:t>
-            </w:r>
-          </w:p>
-        </w:tc>
-      </w:tr>
-      <w:tr>
-        <w:tc>
-          <w:tcPr>
-            <w:tcW w:type="dxa" w:w="2880"/>
-          </w:tcPr>
-          <w:p>
-            <w:r>
-              <w:rPr>
-                <w:b w:val="0"/>
-              </w:rPr>
-              <w:t>주차 공간 확보 여부</w:t>
-            </w:r>
-          </w:p>
-        </w:tc>
-        <w:tc>
-          <w:tcPr>
-            <w:tcW w:type="dxa" w:w="2880"/>
-          </w:tcPr>
-          <w:p>
-            <w:r>
-              <w:rPr>
-                <w:b w:val="0"/>
-              </w:rPr>
-              <w:t>________</w:t>
-            </w:r>
-          </w:p>
-        </w:tc>
-        <w:tc>
-          <w:tcPr>
-            <w:tcW w:type="dxa" w:w="2880"/>
-          </w:tcPr>
-          <w:p/>
-        </w:tc>
-      </w:tr>
-    </w:tbl>
-    <w:p/>
-    <w:p>
-      <w:pPr>
-        <w:pStyle w:val="Heading2"/>
-      </w:pPr>
-      <w:r>
-        <w:rPr>
-          <w:b w:val="0"/>
-        </w:rPr>
-        <w:t>7. 비상약 및 응급 연락 체계</w:t>
+        <w:t>참가 여부 : □ 참가　□ 불참</w:t>
       </w:r>
     </w:p>
     <w:p>
@@ -1400,15 +2530,9 @@
       </w:pPr>
       <w:r>
         <w:rPr>
-          <w:b/>
-        </w:rPr>
-        <w:t>상비약 목록:</w:t>
-      </w:r>
-      <w:r>
-        <w:rPr>
           <w:b w:val="0"/>
         </w:rPr>
-        <w:t xml:space="preserve"> 소독약, 연고, 일회용 밴드, 거즈, 반창고, 해열제, 소화제, 지사제, 식식수, 물티슈, 해충 기피제 등</w:t>
+        <w:t>학생 이름·부서 : ________ / ________</w:t>
       </w:r>
     </w:p>
     <w:p>
@@ -1417,299 +2541,9 @@
       </w:pPr>
       <w:r>
         <w:rPr>
-          <w:b/>
-        </w:rPr>
-        <w:t>비상 연락망:</w:t>
-      </w:r>
-    </w:p>
-    <w:tbl>
-      <w:tblPr>
-        <w:tblStyle w:val="TableGrid"/>
-        <w:tblW w:type="auto" w:w="0"/>
-        <w:tblLook w:firstColumn="1" w:firstRow="1" w:lastColumn="0" w:lastRow="0" w:noHBand="0" w:noVBand="1" w:val="04A0"/>
-      </w:tblPr>
-      <w:tblGrid>
-        <w:gridCol w:w="2160"/>
-        <w:gridCol w:w="2160"/>
-        <w:gridCol w:w="2160"/>
-        <w:gridCol w:w="2160"/>
-      </w:tblGrid>
-      <w:tr>
-        <w:tc>
-          <w:tcPr>
-            <w:tcW w:type="dxa" w:w="2160"/>
-          </w:tcPr>
-          <w:p>
-            <w:r>
-              <w:rPr>
-                <w:b/>
-              </w:rPr>
-              <w:t>직책</w:t>
-            </w:r>
-          </w:p>
-        </w:tc>
-        <w:tc>
-          <w:tcPr>
-            <w:tcW w:type="dxa" w:w="2160"/>
-          </w:tcPr>
-          <w:p>
-            <w:r>
-              <w:rPr>
-                <w:b/>
-              </w:rPr>
-              <w:t>성명</w:t>
-            </w:r>
-          </w:p>
-        </w:tc>
-        <w:tc>
-          <w:tcPr>
-            <w:tcW w:type="dxa" w:w="2160"/>
-          </w:tcPr>
-          <w:p>
-            <w:r>
-              <w:rPr>
-                <w:b/>
-              </w:rPr>
-              <w:t>연락처</w:t>
-            </w:r>
-          </w:p>
-        </w:tc>
-        <w:tc>
-          <w:tcPr>
-            <w:tcW w:type="dxa" w:w="2160"/>
-          </w:tcPr>
-          <w:p>
-            <w:r>
-              <w:rPr>
-                <w:b/>
-              </w:rPr>
-              <w:t>비고</w:t>
-            </w:r>
-          </w:p>
-        </w:tc>
-      </w:tr>
-      <w:tr>
-        <w:tc>
-          <w:tcPr>
-            <w:tcW w:type="dxa" w:w="2160"/>
-          </w:tcPr>
-          <w:p>
-            <w:r>
-              <w:rPr>
-                <w:b w:val="0"/>
-              </w:rPr>
-              <w:t>총괄 팀장</w:t>
-            </w:r>
-          </w:p>
-        </w:tc>
-        <w:tc>
-          <w:tcPr>
-            <w:tcW w:type="dxa" w:w="2160"/>
-          </w:tcPr>
-          <w:p>
-            <w:r>
-              <w:rPr>
-                <w:b w:val="0"/>
-              </w:rPr>
-              <w:t>________</w:t>
-            </w:r>
-          </w:p>
-        </w:tc>
-        <w:tc>
-          <w:tcPr>
-            <w:tcW w:type="dxa" w:w="2160"/>
-          </w:tcPr>
-          <w:p>
-            <w:r>
-              <w:rPr>
-                <w:b w:val="0"/>
-              </w:rPr>
-              <w:t>(전화번호)</w:t>
-            </w:r>
-          </w:p>
-        </w:tc>
-        <w:tc>
-          <w:tcPr>
-            <w:tcW w:type="dxa" w:w="2160"/>
-          </w:tcPr>
-          <w:p/>
-        </w:tc>
-      </w:tr>
-      <w:tr>
-        <w:tc>
-          <w:tcPr>
-            <w:tcW w:type="dxa" w:w="2160"/>
-          </w:tcPr>
-          <w:p>
-            <w:r>
-              <w:rPr>
-                <w:b w:val="0"/>
-              </w:rPr>
-              <w:t>차량 안전</w:t>
-            </w:r>
-          </w:p>
-        </w:tc>
-        <w:tc>
-          <w:tcPr>
-            <w:tcW w:type="dxa" w:w="2160"/>
-          </w:tcPr>
-          <w:p>
-            <w:r>
-              <w:rPr>
-                <w:b w:val="0"/>
-              </w:rPr>
-              <w:t>________</w:t>
-            </w:r>
-          </w:p>
-        </w:tc>
-        <w:tc>
-          <w:tcPr>
-            <w:tcW w:type="dxa" w:w="2160"/>
-          </w:tcPr>
-          <w:p>
-            <w:r>
-              <w:rPr>
-                <w:b w:val="0"/>
-              </w:rPr>
-              <w:t>(전화번호)</w:t>
-            </w:r>
-          </w:p>
-        </w:tc>
-        <w:tc>
-          <w:tcPr>
-            <w:tcW w:type="dxa" w:w="2160"/>
-          </w:tcPr>
-          <w:p/>
-        </w:tc>
-      </w:tr>
-      <w:tr>
-        <w:tc>
-          <w:tcPr>
-            <w:tcW w:type="dxa" w:w="2160"/>
-          </w:tcPr>
-          <w:p>
-            <w:r>
-              <w:rPr>
-                <w:b w:val="0"/>
-              </w:rPr>
-              <w:t>인근 병원</w:t>
-            </w:r>
-          </w:p>
-        </w:tc>
-        <w:tc>
-          <w:tcPr>
-            <w:tcW w:type="dxa" w:w="2160"/>
-          </w:tcPr>
-          <w:p>
-            <w:r>
-              <w:rPr>
-                <w:b w:val="0"/>
-              </w:rPr>
-              <w:t>(병원명)</w:t>
-            </w:r>
-          </w:p>
-        </w:tc>
-        <w:tc>
-          <w:tcPr>
-            <w:tcW w:type="dxa" w:w="2160"/>
-          </w:tcPr>
-          <w:p>
-            <w:r>
-              <w:rPr>
-                <w:b w:val="0"/>
-              </w:rPr>
-              <w:t>(전화번호)</w:t>
-            </w:r>
-          </w:p>
-        </w:tc>
-        <w:tc>
-          <w:tcPr>
-            <w:tcW w:type="dxa" w:w="2160"/>
-          </w:tcPr>
-          <w:p>
-            <w:r>
-              <w:rPr>
-                <w:b w:val="0"/>
-              </w:rPr>
-              <w:t>응급실 운영 확인</w:t>
-            </w:r>
-          </w:p>
-        </w:tc>
-      </w:tr>
-      <w:tr>
-        <w:tc>
-          <w:tcPr>
-            <w:tcW w:type="dxa" w:w="2160"/>
-          </w:tcPr>
-          <w:p>
-            <w:r>
-              <w:rPr>
-                <w:b w:val="0"/>
-              </w:rPr>
-              <w:t>(교회명) 사무실</w:t>
-            </w:r>
-          </w:p>
-        </w:tc>
-        <w:tc>
-          <w:tcPr>
-            <w:tcW w:type="dxa" w:w="2160"/>
-          </w:tcPr>
-          <w:p>
-            <w:r>
-              <w:rPr>
-                <w:b w:val="0"/>
-              </w:rPr>
-              <w:t>________</w:t>
-            </w:r>
-          </w:p>
-        </w:tc>
-        <w:tc>
-          <w:tcPr>
-            <w:tcW w:type="dxa" w:w="2160"/>
-          </w:tcPr>
-          <w:p>
-            <w:r>
-              <w:rPr>
-                <w:b w:val="0"/>
-              </w:rPr>
-              <w:t>(전화번호)</w:t>
-            </w:r>
-          </w:p>
-        </w:tc>
-        <w:tc>
-          <w:tcPr>
-            <w:tcW w:type="dxa" w:w="2160"/>
-          </w:tcPr>
-          <w:p/>
-        </w:tc>
-      </w:tr>
-    </w:tbl>
-    <w:p/>
-    <w:p>
-      <w:pPr>
-        <w:pStyle w:val="Heading2"/>
-      </w:pPr>
-      <w:r>
-        <w:rPr>
           <w:b w:val="0"/>
         </w:rPr>
-        <w:t>8. 야외 활동 참가 동의서 및 신상 파악 (서면 제출용)</w:t>
-      </w:r>
-    </w:p>
-    <w:p>
-      <w:r>
-        <w:rPr>
-          <w:b/>
-        </w:rPr>
-        <w:t>[활동 동의 및 안전 서약]</w:t>
-      </w:r>
-    </w:p>
-    <w:p>
-      <w:r>
-        <w:rPr>
-          <w:b w:val="0"/>
-        </w:rPr>
-        <w:t>본인은 (교회명)에서 주관하는 야외예배 및 소풍에 자녀가 참여함에 동의하며, 활동 중 교사의 인솔과 안전 수칙을 준수할 것을 서약합니다.</w:t>
+        <w:t>보호자 이름·연락처 : ________ / ________</w:t>
       </w:r>
     </w:p>
     <w:p>
@@ -1718,15 +2552,9 @@
       </w:pPr>
       <w:r>
         <w:rPr>
-          <w:b/>
-        </w:rPr>
-        <w:t>학생 성명:</w:t>
-      </w:r>
-      <w:r>
-        <w:rPr>
           <w:b w:val="0"/>
         </w:rPr>
-        <w:t xml:space="preserve"> ________ (학년: ____ )</w:t>
+        <w:t>알레르기·건강상 유의사항·복용약 : ________</w:t>
       </w:r>
     </w:p>
     <w:p>
@@ -1735,15 +2563,9 @@
       </w:pPr>
       <w:r>
         <w:rPr>
-          <w:b/>
-        </w:rPr>
-        <w:t>보호자 성명:</w:t>
-      </w:r>
-      <w:r>
-        <w:rPr>
           <w:b w:val="0"/>
         </w:rPr>
-        <w:t xml:space="preserve"> ________ (서명 또는 인)</w:t>
+        <w:t>귀가 인계 보호자·연락처 : ________ / ________</w:t>
       </w:r>
     </w:p>
     <w:p>
@@ -1752,15 +2574,9 @@
       </w:pPr>
       <w:r>
         <w:rPr>
-          <w:b/>
-        </w:rPr>
-        <w:t>비상 연락처:</w:t>
-      </w:r>
-      <w:r>
-        <w:rPr>
           <w:b w:val="0"/>
         </w:rPr>
-        <w:t xml:space="preserve"> (전화번호)</w:t>
+        <w:t>행사 내용과 이동 방법을 확인하고 참가에 동의합니다. □ 동의</w:t>
       </w:r>
     </w:p>
     <w:p>
@@ -1769,28 +2585,9 @@
       </w:pPr>
       <w:r>
         <w:rPr>
-          <w:b/>
-        </w:rPr>
-        <w:t>특이사항(알레르기, 복용 약, 주의 질환 등):</w:t>
-      </w:r>
-    </w:p>
-    <w:p>
-      <w:r>
-        <w:rPr>
           <w:b w:val="0"/>
         </w:rPr>
-        <w:t>____________________________________________________________________</w:t>
-      </w:r>
-    </w:p>
-    <w:p>
-      <w:pPr>
-        <w:pStyle w:val="Heading2"/>
-      </w:pPr>
-      <w:r>
-        <w:rPr>
-          <w:b w:val="0"/>
-        </w:rPr>
-        <w:t>9. 우천 시 대체 방안 (Rain Plan)</w:t>
+        <w:t>개인정보 수집·이용 동의 : 안전 관리·비상 연락을 위해 위 정보를 수집·이용하며, 행사 종료 후 ________일 이내 파기합니다. □ 동의　□ 미동의</w:t>
       </w:r>
     </w:p>
     <w:p>
@@ -1799,15 +2596,9 @@
       </w:pPr>
       <w:r>
         <w:rPr>
-          <w:b/>
-        </w:rPr>
-        <w:t>결정 시점:</w:t>
-      </w:r>
-      <w:r>
-        <w:rPr>
           <w:b w:val="0"/>
         </w:rPr>
-        <w:t xml:space="preserve"> 행사 전일 오후 ____시 기상청 예보 기준</w:t>
+        <w:t>보호자 서명 : ________ / 작성일 : ________</w:t>
       </w:r>
     </w:p>
     <w:p>
@@ -1816,104 +2607,9 @@
       </w:pPr>
       <w:r>
         <w:rPr>
-          <w:b/>
-        </w:rPr>
-        <w:t>대체 장소:</w:t>
-      </w:r>
-      <w:r>
-        <w:rPr>
           <w:b w:val="0"/>
         </w:rPr>
-        <w:t xml:space="preserve"> (교회명) 교육관 및 본당</w:t>
-      </w:r>
-    </w:p>
-    <w:p>
-      <w:pPr>
-        <w:pStyle w:val="ListBullet"/>
-      </w:pPr>
-      <w:r>
-        <w:rPr>
-          <w:b/>
-        </w:rPr>
-        <w:t>대체 프로그램:</w:t>
-      </w:r>
-    </w:p>
-    <w:p>
-      <w:pPr>
-        <w:pStyle w:val="ListNumber"/>
-      </w:pPr>
-      <w:r>
-        <w:rPr>
-          <w:b w:val="0"/>
-        </w:rPr>
-        <w:t>실내 포스트 게임 (성경 퀴즈, 미션 수행)</w:t>
-      </w:r>
-    </w:p>
-    <w:p>
-      <w:pPr>
-        <w:pStyle w:val="ListNumber"/>
-      </w:pPr>
-      <w:r>
-        <w:rPr>
-          <w:b w:val="0"/>
-        </w:rPr>
-        <w:t>기독교 영화 상영 또는 인형극</w:t>
-      </w:r>
-    </w:p>
-    <w:p>
-      <w:pPr>
-        <w:pStyle w:val="ListNumber"/>
-      </w:pPr>
-      <w:r>
-        <w:rPr>
-          <w:b w:val="0"/>
-        </w:rPr>
-        <w:t>실내 레크리에이션 및 피자/치킨 파티</w:t>
-      </w:r>
-    </w:p>
-    <w:p>
-      <w:pPr>
-        <w:pStyle w:val="Heading2"/>
-      </w:pPr>
-      <w:r>
-        <w:rPr>
-          <w:b w:val="0"/>
-        </w:rPr>
-        <w:t>10. 준비물 리스트</w:t>
-      </w:r>
-    </w:p>
-    <w:p>
-      <w:pPr>
-        <w:pStyle w:val="ListBullet"/>
-      </w:pPr>
-      <w:r>
-        <w:rPr>
-          <w:b/>
-        </w:rPr>
-        <w:t>개인:</w:t>
-      </w:r>
-      <w:r>
-        <w:rPr>
-          <w:b w:val="0"/>
-        </w:rPr>
-        <w:t xml:space="preserve"> 성경책, 개인 컵, 모자, 편한 복장과 운동화, 여벌 옷(필요 시)</w:t>
-      </w:r>
-    </w:p>
-    <w:p>
-      <w:pPr>
-        <w:pStyle w:val="ListBullet"/>
-      </w:pPr>
-      <w:r>
-        <w:rPr>
-          <w:b/>
-        </w:rPr>
-        <w:t>공용:</w:t>
-      </w:r>
-      <w:r>
-        <w:rPr>
-          <w:b w:val="0"/>
-        </w:rPr>
-        <w:t xml:space="preserve"> 구급함, 예배 순서지, 마이크(앰프), 게임 도구, 현수막, 쓰레기 봉투, 카메라, 상품 등</w:t>
+        <w:t>제출 기한·담당 : ________ / ________</w:t>
       </w:r>
     </w:p>
     <w:sectPr>

--- a/docs/22_야외예배_소풍_계획서.docx
+++ b/docs/22_야외예배_소풍_계획서.docx
@@ -11,108 +11,131 @@
         <w:rPr>
           <w:b w:val="0"/>
         </w:rPr>
-        <w:t>________년 (교회명) 유치부·아동부 야외예배·소풍 계획서</w:t>
+        <w:t>[연도] (교회명) (부서명) 유치부·아동부 야외예배·소풍 계획서</w:t>
       </w:r>
     </w:p>
-    <w:p>
-      <w:pPr>
-        <w:pStyle w:val="Heading2"/>
-      </w:pPr>
-      <w:r>
-        <w:rPr>
-          <w:b w:val="0"/>
-        </w:rPr>
-        <w:t>개요</w:t>
-      </w:r>
-    </w:p>
-    <w:p>
-      <w:pPr>
-        <w:pStyle w:val="ListBullet"/>
-      </w:pPr>
-      <w:r>
-        <w:rPr>
-          <w:b w:val="0"/>
-        </w:rPr>
-        <w:t>주제 : 하나님이 만드신 세상을 함께 누려요</w:t>
-      </w:r>
-    </w:p>
-    <w:p>
-      <w:pPr>
-        <w:pStyle w:val="ListBullet"/>
-      </w:pPr>
-      <w:r>
-        <w:rPr>
-          <w:b w:val="0"/>
-        </w:rPr>
-        <w:t>주제 말씀 : 창세기 1:31</w:t>
-      </w:r>
-    </w:p>
-    <w:p>
-      <w:pPr>
-        <w:pStyle w:val="ListBullet"/>
-      </w:pPr>
-      <w:r>
-        <w:rPr>
-          <w:b w:val="0"/>
-        </w:rPr>
-        <w:t>목적 : 자연 속에서 예배하고 친구들과 안전하게 교제한다.</w:t>
-      </w:r>
-    </w:p>
-    <w:p>
-      <w:pPr>
-        <w:pStyle w:val="ListBullet"/>
-      </w:pPr>
-      <w:r>
-        <w:rPr>
-          <w:b w:val="0"/>
-        </w:rPr>
-        <w:t>장소 : ________</w:t>
-      </w:r>
-    </w:p>
-    <w:p>
-      <w:pPr>
-        <w:pStyle w:val="ListBullet"/>
-      </w:pPr>
-      <w:r>
-        <w:rPr>
-          <w:b w:val="0"/>
-        </w:rPr>
-        <w:t>일시 : ________년 ________월 ________일, ________시~________시</w:t>
-      </w:r>
-    </w:p>
-    <w:p>
-      <w:pPr>
-        <w:pStyle w:val="ListBullet"/>
-      </w:pPr>
-      <w:r>
-        <w:rPr>
-          <w:b w:val="0"/>
-        </w:rPr>
-        <w:t>담당 : 총괄 ________ / 예배 ________ / 안전·응급 ________</w:t>
-      </w:r>
-    </w:p>
-    <w:p>
-      <w:pPr>
-        <w:pStyle w:val="ListBullet"/>
-      </w:pPr>
-      <w:r>
-        <w:rPr>
-          <w:b w:val="0"/>
-        </w:rPr>
-        <w:t>대상 : 유치부·아동부 (예상 인원 ________명: 학생 ________, 교사 ________)</w:t>
-      </w:r>
-    </w:p>
-    <w:p>
-      <w:pPr>
-        <w:pStyle w:val="Heading2"/>
-      </w:pPr>
-      <w:r>
-        <w:rPr>
-          <w:b w:val="0"/>
-        </w:rPr>
-        <w:t>장소 답사 체크리스트</w:t>
-      </w:r>
-    </w:p>
+    <w:tbl>
+      <w:tblPr>
+        <w:tblStyle w:val="TableGrid"/>
+        <w:tblW w:type="auto" w:w="0"/>
+        <w:tblLook w:firstColumn="1" w:firstRow="1" w:lastColumn="0" w:lastRow="0" w:noHBand="0" w:noVBand="1" w:val="04A0"/>
+      </w:tblPr>
+      <w:tblGrid>
+        <w:gridCol w:w="2160"/>
+        <w:gridCol w:w="2160"/>
+        <w:gridCol w:w="2160"/>
+        <w:gridCol w:w="2160"/>
+      </w:tblGrid>
+      <w:tr>
+        <w:tc>
+          <w:tcPr>
+            <w:tcW w:type="dxa" w:w="2160"/>
+          </w:tcPr>
+          <w:p>
+            <w:r>
+              <w:rPr>
+                <w:b/>
+              </w:rPr>
+              <w:t>작성일</w:t>
+            </w:r>
+          </w:p>
+        </w:tc>
+        <w:tc>
+          <w:tcPr>
+            <w:tcW w:type="dxa" w:w="2160"/>
+          </w:tcPr>
+          <w:p>
+            <w:r>
+              <w:rPr>
+                <w:b/>
+              </w:rPr>
+              <w:t>작성자</w:t>
+            </w:r>
+          </w:p>
+        </w:tc>
+        <w:tc>
+          <w:tcPr>
+            <w:tcW w:type="dxa" w:w="2160"/>
+          </w:tcPr>
+          <w:p>
+            <w:r>
+              <w:rPr>
+                <w:b/>
+              </w:rPr>
+              <w:t>부서</w:t>
+            </w:r>
+          </w:p>
+        </w:tc>
+        <w:tc>
+          <w:tcPr>
+            <w:tcW w:type="dxa" w:w="2160"/>
+          </w:tcPr>
+          <w:p>
+            <w:r>
+              <w:rPr>
+                <w:b/>
+              </w:rPr>
+              <w:t>문서 상태(초안/확정)</w:t>
+            </w:r>
+          </w:p>
+        </w:tc>
+      </w:tr>
+      <w:tr>
+        <w:tc>
+          <w:tcPr>
+            <w:tcW w:type="dxa" w:w="2160"/>
+          </w:tcPr>
+          <w:p>
+            <w:r>
+              <w:rPr>
+                <w:b w:val="0"/>
+              </w:rPr>
+              <w:t>________</w:t>
+            </w:r>
+          </w:p>
+        </w:tc>
+        <w:tc>
+          <w:tcPr>
+            <w:tcW w:type="dxa" w:w="2160"/>
+          </w:tcPr>
+          <w:p>
+            <w:r>
+              <w:rPr>
+                <w:b w:val="0"/>
+              </w:rPr>
+              <w:t>________</w:t>
+            </w:r>
+          </w:p>
+        </w:tc>
+        <w:tc>
+          <w:tcPr>
+            <w:tcW w:type="dxa" w:w="2160"/>
+          </w:tcPr>
+          <w:p>
+            <w:r>
+              <w:rPr>
+                <w:b w:val="0"/>
+              </w:rPr>
+              <w:t>________</w:t>
+            </w:r>
+          </w:p>
+        </w:tc>
+        <w:tc>
+          <w:tcPr>
+            <w:tcW w:type="dxa" w:w="2160"/>
+          </w:tcPr>
+          <w:p>
+            <w:r>
+              <w:rPr>
+                <w:b w:val="0"/>
+              </w:rPr>
+              <w:t>________</w:t>
+            </w:r>
+          </w:p>
+        </w:tc>
+      </w:tr>
+    </w:tbl>
+    <w:p/>
     <w:tbl>
       <w:tblPr>
         <w:tblStyle w:val="TableGrid"/>
@@ -134,7 +157,7 @@
               <w:rPr>
                 <w:b/>
               </w:rPr>
-              <w:t>확인 항목</w:t>
+              <w:t>작성</w:t>
             </w:r>
           </w:p>
         </w:tc>
@@ -147,7 +170,7 @@
               <w:rPr>
                 <w:b/>
               </w:rPr>
-              <w:t>확인 내용</w:t>
+              <w:t>검토</w:t>
             </w:r>
           </w:p>
         </w:tc>
@@ -160,7 +183,7 @@
               <w:rPr>
                 <w:b/>
               </w:rPr>
-              <w:t>결과·조치</w:t>
+              <w:t>승인</w:t>
             </w:r>
           </w:p>
         </w:tc>
@@ -175,7 +198,7 @@
               <w:rPr>
                 <w:b w:val="0"/>
               </w:rPr>
-              <w:t>이용 조건</w:t>
+              <w:t>________</w:t>
             </w:r>
           </w:p>
         </w:tc>
@@ -188,253 +211,7 @@
               <w:rPr>
                 <w:b w:val="0"/>
               </w:rPr>
-              <w:t>예약·요금·단체 이용·음식물 반입 가능 여부</w:t>
-            </w:r>
-          </w:p>
-        </w:tc>
-        <w:tc>
-          <w:tcPr>
-            <w:tcW w:type="dxa" w:w="2880"/>
-          </w:tcPr>
-          <w:p>
-            <w:r>
-              <w:rPr>
-                <w:b w:val="0"/>
-              </w:rPr>
               <w:t>________</w:t>
-            </w:r>
-          </w:p>
-        </w:tc>
-      </w:tr>
-      <w:tr>
-        <w:tc>
-          <w:tcPr>
-            <w:tcW w:type="dxa" w:w="2880"/>
-          </w:tcPr>
-          <w:p>
-            <w:r>
-              <w:rPr>
-                <w:b w:val="0"/>
-              </w:rPr>
-              <w:t>이동 동선</w:t>
-            </w:r>
-          </w:p>
-        </w:tc>
-        <w:tc>
-          <w:tcPr>
-            <w:tcW w:type="dxa" w:w="2880"/>
-          </w:tcPr>
-          <w:p>
-            <w:r>
-              <w:rPr>
-                <w:b w:val="0"/>
-              </w:rPr>
-              <w:t>승하차 위치, 주차장, 보행로와 차량 통행 구간</w:t>
-            </w:r>
-          </w:p>
-        </w:tc>
-        <w:tc>
-          <w:tcPr>
-            <w:tcW w:type="dxa" w:w="2880"/>
-          </w:tcPr>
-          <w:p>
-            <w:r>
-              <w:rPr>
-                <w:b w:val="0"/>
-              </w:rPr>
-              <w:t>________</w:t>
-            </w:r>
-          </w:p>
-        </w:tc>
-      </w:tr>
-      <w:tr>
-        <w:tc>
-          <w:tcPr>
-            <w:tcW w:type="dxa" w:w="2880"/>
-          </w:tcPr>
-          <w:p>
-            <w:r>
-              <w:rPr>
-                <w:b w:val="0"/>
-              </w:rPr>
-              <w:t>위험 구역</w:t>
-            </w:r>
-          </w:p>
-        </w:tc>
-        <w:tc>
-          <w:tcPr>
-            <w:tcW w:type="dxa" w:w="2880"/>
-          </w:tcPr>
-          <w:p>
-            <w:r>
-              <w:rPr>
-                <w:b w:val="0"/>
-              </w:rPr>
-              <w:t>물가·급경사·도로·놀이시설 위험 및 출입 제한</w:t>
-            </w:r>
-          </w:p>
-        </w:tc>
-        <w:tc>
-          <w:tcPr>
-            <w:tcW w:type="dxa" w:w="2880"/>
-          </w:tcPr>
-          <w:p>
-            <w:r>
-              <w:rPr>
-                <w:b w:val="0"/>
-              </w:rPr>
-              <w:t>________</w:t>
-            </w:r>
-          </w:p>
-        </w:tc>
-      </w:tr>
-      <w:tr>
-        <w:tc>
-          <w:tcPr>
-            <w:tcW w:type="dxa" w:w="2880"/>
-          </w:tcPr>
-          <w:p>
-            <w:r>
-              <w:rPr>
-                <w:b w:val="0"/>
-              </w:rPr>
-              <w:t>생활 시설</w:t>
-            </w:r>
-          </w:p>
-        </w:tc>
-        <w:tc>
-          <w:tcPr>
-            <w:tcW w:type="dxa" w:w="2880"/>
-          </w:tcPr>
-          <w:p>
-            <w:r>
-              <w:rPr>
-                <w:b w:val="0"/>
-              </w:rPr>
-              <w:t>화장실, 손 씻는 곳, 식수, 그늘·쉼터</w:t>
-            </w:r>
-          </w:p>
-        </w:tc>
-        <w:tc>
-          <w:tcPr>
-            <w:tcW w:type="dxa" w:w="2880"/>
-          </w:tcPr>
-          <w:p>
-            <w:r>
-              <w:rPr>
-                <w:b w:val="0"/>
-              </w:rPr>
-              <w:t>________</w:t>
-            </w:r>
-          </w:p>
-        </w:tc>
-      </w:tr>
-      <w:tr>
-        <w:tc>
-          <w:tcPr>
-            <w:tcW w:type="dxa" w:w="2880"/>
-          </w:tcPr>
-          <w:p>
-            <w:r>
-              <w:rPr>
-                <w:b w:val="0"/>
-              </w:rPr>
-              <w:t>예배·놀이 공간</w:t>
-            </w:r>
-          </w:p>
-        </w:tc>
-        <w:tc>
-          <w:tcPr>
-            <w:tcW w:type="dxa" w:w="2880"/>
-          </w:tcPr>
-          <w:p>
-            <w:r>
-              <w:rPr>
-                <w:b w:val="0"/>
-              </w:rPr>
-              <w:t>인원 수용, 경계 표시, 다른 이용객과의 거리</w:t>
-            </w:r>
-          </w:p>
-        </w:tc>
-        <w:tc>
-          <w:tcPr>
-            <w:tcW w:type="dxa" w:w="2880"/>
-          </w:tcPr>
-          <w:p>
-            <w:r>
-              <w:rPr>
-                <w:b w:val="0"/>
-              </w:rPr>
-              <w:t>________</w:t>
-            </w:r>
-          </w:p>
-        </w:tc>
-      </w:tr>
-      <w:tr>
-        <w:tc>
-          <w:tcPr>
-            <w:tcW w:type="dxa" w:w="2880"/>
-          </w:tcPr>
-          <w:p>
-            <w:r>
-              <w:rPr>
-                <w:b w:val="0"/>
-              </w:rPr>
-              <w:t>비상 대응</w:t>
-            </w:r>
-          </w:p>
-        </w:tc>
-        <w:tc>
-          <w:tcPr>
-            <w:tcW w:type="dxa" w:w="2880"/>
-          </w:tcPr>
-          <w:p>
-            <w:r>
-              <w:rPr>
-                <w:b w:val="0"/>
-              </w:rPr>
-              <w:t>정확한 주소, 구급차 진입로, 가까운 응급실</w:t>
-            </w:r>
-          </w:p>
-        </w:tc>
-        <w:tc>
-          <w:tcPr>
-            <w:tcW w:type="dxa" w:w="2880"/>
-          </w:tcPr>
-          <w:p>
-            <w:r>
-              <w:rPr>
-                <w:b w:val="0"/>
-              </w:rPr>
-              <w:t>________</w:t>
-            </w:r>
-          </w:p>
-        </w:tc>
-      </w:tr>
-      <w:tr>
-        <w:tc>
-          <w:tcPr>
-            <w:tcW w:type="dxa" w:w="2880"/>
-          </w:tcPr>
-          <w:p>
-            <w:r>
-              <w:rPr>
-                <w:b w:val="0"/>
-              </w:rPr>
-              <w:t>우천 대응</w:t>
-            </w:r>
-          </w:p>
-        </w:tc>
-        <w:tc>
-          <w:tcPr>
-            <w:tcW w:type="dxa" w:w="2880"/>
-          </w:tcPr>
-          <w:p>
-            <w:r>
-              <w:rPr>
-                <w:b w:val="0"/>
-              </w:rPr>
-              <w:t>실내 대피 장소, 취소·환불 조건</w:t>
             </w:r>
           </w:p>
         </w:tc>
@@ -455,14 +232,43 @@
     </w:tbl>
     <w:p/>
     <w:p>
-      <w:pPr>
-        <w:pStyle w:val="ListBullet"/>
-      </w:pPr>
+      <w:r>
+        <w:rPr>
+          <w:b/>
+        </w:rPr>
+        <w:t>요약</w:t>
+      </w:r>
+    </w:p>
+    <w:p>
       <w:r>
         <w:rPr>
           <w:b w:val="0"/>
         </w:rPr>
-        <w:t>답사 일시·담당 : ________ / 보완 완료 사항 : ________</w:t>
+        <w:t>승인 요청 사항: 야외예배·소풍 운영, 이동·안전관리 및 예산 사용 승인을 요청합니다.</w:t>
+      </w:r>
+    </w:p>
+    <w:p>
+      <w:r>
+        <w:rPr>
+          <w:b w:val="0"/>
+        </w:rPr>
+        <w:t>핵심 개요: ________에 ________에서 유치부·아동부 및 인솔자 총 ________명을 대상으로 실시합니다.</w:t>
+      </w:r>
+    </w:p>
+    <w:p>
+      <w:r>
+        <w:rPr>
+          <w:b w:val="0"/>
+        </w:rPr>
+        <w:t>운영 조건: 장소 답사, 보호자 동의, 차량·보험 확인 및 인솔자 배치를 완료한 후 진행합니다.</w:t>
+      </w:r>
+    </w:p>
+    <w:p>
+      <w:r>
+        <w:rPr>
+          <w:b w:val="0"/>
+        </w:rPr>
+        <w:t>예산 총액: 금________원(금________원) / 재원: ________ / 총괄 담당: ________ / 준비 완료 기한: ________</w:t>
       </w:r>
     </w:p>
     <w:p>
@@ -473,7 +279,34 @@
         <w:rPr>
           <w:b w:val="0"/>
         </w:rPr>
-        <w:t>이동 계획</w:t>
+        <w:t>1. 추진 배경 및 필요성</w:t>
+      </w:r>
+    </w:p>
+    <w:p>
+      <w:r>
+        <w:rPr>
+          <w:b w:val="0"/>
+        </w:rPr>
+        <w:t>가. 예배와 자연 체험을 통해 어린이가 하나님의 창조 세계를 소중히 여기고 공동체 안에서 교제하도록 돕고자 합니다.</w:t>
+      </w:r>
+    </w:p>
+    <w:p>
+      <w:r>
+        <w:rPr>
+          <w:b w:val="0"/>
+        </w:rPr>
+        <w:t>나. 유아와 초등학생의 발달 차이를 고려하여 이동·놀이·휴식 및 보호자 인계 절차를 사전에 마련할 필요가 있습니다.</w:t>
+      </w:r>
+    </w:p>
+    <w:p>
+      <w:pPr>
+        <w:pStyle w:val="Heading2"/>
+      </w:pPr>
+      <w:r>
+        <w:rPr>
+          <w:b w:val="0"/>
+        </w:rPr>
+        <w:t>2. 목적 및 목표</w:t>
       </w:r>
     </w:p>
     <w:tbl>
@@ -512,7 +345,7 @@
               <w:rPr>
                 <w:b/>
               </w:rPr>
-              <w:t>차량·운전자</w:t>
+              <w:t>내용</w:t>
             </w:r>
           </w:p>
         </w:tc>
@@ -525,7 +358,7 @@
               <w:rPr>
                 <w:b/>
               </w:rPr>
-              <w:t>탑승 인원</w:t>
+              <w:t>확인 방법</w:t>
             </w:r>
           </w:p>
         </w:tc>
@@ -538,7 +371,7 @@
               <w:rPr>
                 <w:b/>
               </w:rPr>
-              <w:t>인솔 담당</w:t>
+              <w:t>담당</w:t>
             </w:r>
           </w:p>
         </w:tc>
@@ -551,7 +384,7 @@
               <w:rPr>
                 <w:b/>
               </w:rPr>
-              <w:t>출발·도착</w:t>
+              <w:t>기한</w:t>
             </w:r>
           </w:p>
         </w:tc>
@@ -566,7 +399,7 @@
               <w:rPr>
                 <w:b w:val="0"/>
               </w:rPr>
-              <w:t>유치부</w:t>
+              <w:t>신앙적 목적</w:t>
             </w:r>
           </w:p>
         </w:tc>
@@ -579,7 +412,7 @@
               <w:rPr>
                 <w:b w:val="0"/>
               </w:rPr>
-              <w:t>________</w:t>
+              <w:t>예배를 통해 하나님께 감사하고 서로를 배려하는 태도를 기름</w:t>
             </w:r>
           </w:p>
         </w:tc>
@@ -592,7 +425,7 @@
               <w:rPr>
                 <w:b w:val="0"/>
               </w:rPr>
-              <w:t>________명</w:t>
+              <w:t>예배 후 나눔 및 교사 관찰 기록</w:t>
             </w:r>
           </w:p>
         </w:tc>
@@ -633,7 +466,7 @@
               <w:rPr>
                 <w:b w:val="0"/>
               </w:rPr>
-              <w:t>아동부</w:t>
+              <w:t>확인 가능한 목표</w:t>
             </w:r>
           </w:p>
         </w:tc>
@@ -646,6 +479,32 @@
               <w:rPr>
                 <w:b w:val="0"/>
               </w:rPr>
+              <w:t>참가 어린이 전원의 보호자 동의 및 귀가 인계 확인</w:t>
+            </w:r>
+          </w:p>
+        </w:tc>
+        <w:tc>
+          <w:tcPr>
+            <w:tcW w:type="dxa" w:w="1728"/>
+          </w:tcPr>
+          <w:p>
+            <w:r>
+              <w:rPr>
+                <w:b w:val="0"/>
+              </w:rPr>
+              <w:t>동의서·인계 기록 대조</w:t>
+            </w:r>
+          </w:p>
+        </w:tc>
+        <w:tc>
+          <w:tcPr>
+            <w:tcW w:type="dxa" w:w="1728"/>
+          </w:tcPr>
+          <w:p>
+            <w:r>
+              <w:rPr>
+                <w:b w:val="0"/>
+              </w:rPr>
               <w:t>________</w:t>
             </w:r>
           </w:p>
@@ -659,153 +518,7 @@
               <w:rPr>
                 <w:b w:val="0"/>
               </w:rPr>
-              <w:t>________명</w:t>
-            </w:r>
-          </w:p>
-        </w:tc>
-        <w:tc>
-          <w:tcPr>
-            <w:tcW w:type="dxa" w:w="1728"/>
-          </w:tcPr>
-          <w:p>
-            <w:r>
-              <w:rPr>
-                <w:b w:val="0"/>
-              </w:rPr>
               <w:t>________</w:t>
-            </w:r>
-          </w:p>
-        </w:tc>
-        <w:tc>
-          <w:tcPr>
-            <w:tcW w:type="dxa" w:w="1728"/>
-          </w:tcPr>
-          <w:p>
-            <w:r>
-              <w:rPr>
-                <w:b w:val="0"/>
-              </w:rPr>
-              <w:t>________</w:t>
-            </w:r>
-          </w:p>
-        </w:tc>
-      </w:tr>
-    </w:tbl>
-    <w:p/>
-    <w:p>
-      <w:pPr>
-        <w:pStyle w:val="ListBullet"/>
-      </w:pPr>
-      <w:r>
-        <w:rPr>
-          <w:b w:val="0"/>
-        </w:rPr>
-        <w:t>집결·귀가 장소 : ________ / 보호자 인계 담당 : ________</w:t>
-      </w:r>
-    </w:p>
-    <w:p>
-      <w:pPr>
-        <w:pStyle w:val="ListBullet"/>
-      </w:pPr>
-      <w:r>
-        <w:rPr>
-          <w:b w:val="0"/>
-        </w:rPr>
-        <w:t>인솔 비율 : 유아 1:3, 초등 1:6 권장(확인 필요). 실제 배치 : ________</w:t>
-      </w:r>
-    </w:p>
-    <w:p>
-      <w:pPr>
-        <w:pStyle w:val="ListBullet"/>
-      </w:pPr>
-      <w:r>
-        <w:rPr>
-          <w:b w:val="0"/>
-        </w:rPr>
-        <w:t>출발 전 안전띠·연령에 맞는 보호장구 확인, 차량별 명단과 비상 연락처 준비.</w:t>
-      </w:r>
-    </w:p>
-    <w:p>
-      <w:pPr>
-        <w:pStyle w:val="ListBullet"/>
-      </w:pPr>
-      <w:r>
-        <w:rPr>
-          <w:b w:val="0"/>
-        </w:rPr>
-        <w:t>승하차·장소 이동·귀가 때마다 인원 확인. 마지막 하차 후 차량 내부 확인 담당 : ________</w:t>
-      </w:r>
-    </w:p>
-    <w:p>
-      <w:pPr>
-        <w:pStyle w:val="ListBullet"/>
-      </w:pPr>
-      <w:r>
-        <w:rPr>
-          <w:b w:val="0"/>
-        </w:rPr>
-        <w:t>화장실 이동은 교사가 동행하며, 귀가는 사전 지정 보호자에게 인계한다.</w:t>
-      </w:r>
-    </w:p>
-    <w:p>
-      <w:pPr>
-        <w:pStyle w:val="Heading2"/>
-      </w:pPr>
-      <w:r>
-        <w:rPr>
-          <w:b w:val="0"/>
-        </w:rPr>
-        <w:t>준비물</w:t>
-      </w:r>
-    </w:p>
-    <w:tbl>
-      <w:tblPr>
-        <w:tblStyle w:val="TableGrid"/>
-        <w:tblW w:type="auto" w:w="0"/>
-        <w:tblLook w:firstColumn="1" w:firstRow="1" w:lastColumn="0" w:lastRow="0" w:noHBand="0" w:noVBand="1" w:val="04A0"/>
-      </w:tblPr>
-      <w:tblGrid>
-        <w:gridCol w:w="2880"/>
-        <w:gridCol w:w="2880"/>
-        <w:gridCol w:w="2880"/>
-      </w:tblGrid>
-      <w:tr>
-        <w:tc>
-          <w:tcPr>
-            <w:tcW w:type="dxa" w:w="2880"/>
-          </w:tcPr>
-          <w:p>
-            <w:r>
-              <w:rPr>
-                <w:b/>
-              </w:rPr>
-              <w:t>구분</w:t>
-            </w:r>
-          </w:p>
-        </w:tc>
-        <w:tc>
-          <w:tcPr>
-            <w:tcW w:type="dxa" w:w="2880"/>
-          </w:tcPr>
-          <w:p>
-            <w:r>
-              <w:rPr>
-                <w:b/>
-              </w:rPr>
-              <w:t>준비물</w:t>
-            </w:r>
-          </w:p>
-        </w:tc>
-        <w:tc>
-          <w:tcPr>
-            <w:tcW w:type="dxa" w:w="2880"/>
-          </w:tcPr>
-          <w:p>
-            <w:r>
-              <w:rPr>
-                <w:b/>
-              </w:rPr>
-              <w:t>비고</w:t>
             </w:r>
           </w:p>
         </w:tc>
@@ -813,163 +526,66 @@
       <w:tr>
         <w:tc>
           <w:tcPr>
-            <w:tcW w:type="dxa" w:w="2880"/>
-          </w:tcPr>
-          <w:p>
-            <w:r>
-              <w:rPr>
-                <w:b w:val="0"/>
-              </w:rPr>
-              <w:t>개인</w:t>
-            </w:r>
-          </w:p>
-        </w:tc>
-        <w:tc>
-          <w:tcPr>
-            <w:tcW w:type="dxa" w:w="2880"/>
-          </w:tcPr>
-          <w:p>
-            <w:r>
-              <w:rPr>
-                <w:b w:val="0"/>
-              </w:rPr>
-              <w:t>물, 모자, 편한 신발, 여벌 옷</w:t>
-            </w:r>
-          </w:p>
-        </w:tc>
-        <w:tc>
-          <w:tcPr>
-            <w:tcW w:type="dxa" w:w="2880"/>
-          </w:tcPr>
-          <w:p>
-            <w:r>
-              <w:rPr>
-                <w:b w:val="0"/>
-              </w:rPr>
-              <w:t>이름 표시</w:t>
-            </w:r>
-          </w:p>
-        </w:tc>
-      </w:tr>
-      <w:tr>
-        <w:tc>
-          <w:tcPr>
-            <w:tcW w:type="dxa" w:w="2880"/>
-          </w:tcPr>
-          <w:p>
-            <w:r>
-              <w:rPr>
-                <w:b w:val="0"/>
-              </w:rPr>
-              <w:t>예배·놀이</w:t>
-            </w:r>
-          </w:p>
-        </w:tc>
-        <w:tc>
-          <w:tcPr>
-            <w:tcW w:type="dxa" w:w="2880"/>
-          </w:tcPr>
-          <w:p>
-            <w:r>
-              <w:rPr>
-                <w:b w:val="0"/>
-              </w:rPr>
-              <w:t>예배 순서지, 돗자리, 공, 그림 카드, 쓰레기봉투</w:t>
-            </w:r>
-          </w:p>
-        </w:tc>
-        <w:tc>
-          <w:tcPr>
-            <w:tcW w:type="dxa" w:w="2880"/>
-          </w:tcPr>
-          <w:p>
-            <w:r>
-              <w:rPr>
-                <w:b w:val="0"/>
-              </w:rPr>
-              <w:t>담당 ________</w:t>
-            </w:r>
-          </w:p>
-        </w:tc>
-      </w:tr>
-      <w:tr>
-        <w:tc>
-          <w:tcPr>
-            <w:tcW w:type="dxa" w:w="2880"/>
-          </w:tcPr>
-          <w:p>
-            <w:r>
-              <w:rPr>
-                <w:b w:val="0"/>
-              </w:rPr>
-              <w:t>간식·위생</w:t>
-            </w:r>
-          </w:p>
-        </w:tc>
-        <w:tc>
-          <w:tcPr>
-            <w:tcW w:type="dxa" w:w="2880"/>
-          </w:tcPr>
-          <w:p>
-            <w:r>
-              <w:rPr>
-                <w:b w:val="0"/>
-              </w:rPr>
-              <w:t>간식, 식수, 물티슈, 손 씻기 용품</w:t>
-            </w:r>
-          </w:p>
-        </w:tc>
-        <w:tc>
-          <w:tcPr>
-            <w:tcW w:type="dxa" w:w="2880"/>
-          </w:tcPr>
-          <w:p>
-            <w:r>
-              <w:rPr>
-                <w:b w:val="0"/>
-              </w:rPr>
-              <w:t>알레르기 확인</w:t>
-            </w:r>
-          </w:p>
-        </w:tc>
-      </w:tr>
-      <w:tr>
-        <w:tc>
-          <w:tcPr>
-            <w:tcW w:type="dxa" w:w="2880"/>
-          </w:tcPr>
-          <w:p>
-            <w:r>
-              <w:rPr>
-                <w:b w:val="0"/>
-              </w:rPr>
-              <w:t>안전·응급</w:t>
-            </w:r>
-          </w:p>
-        </w:tc>
-        <w:tc>
-          <w:tcPr>
-            <w:tcW w:type="dxa" w:w="2880"/>
-          </w:tcPr>
-          <w:p>
-            <w:r>
-              <w:rPr>
-                <w:b w:val="0"/>
-              </w:rPr>
-              <w:t>구급함, 비상 연락망, 참가 명단·동의서</w:t>
-            </w:r>
-          </w:p>
-        </w:tc>
-        <w:tc>
-          <w:tcPr>
-            <w:tcW w:type="dxa" w:w="2880"/>
-          </w:tcPr>
-          <w:p>
-            <w:r>
-              <w:rPr>
-                <w:b w:val="0"/>
-              </w:rPr>
-              <w:t>담당 ________</w:t>
+            <w:tcW w:type="dxa" w:w="1728"/>
+          </w:tcPr>
+          <w:p>
+            <w:r>
+              <w:rPr>
+                <w:b w:val="0"/>
+              </w:rPr>
+              <w:t>확인 가능한 목표</w:t>
+            </w:r>
+          </w:p>
+        </w:tc>
+        <w:tc>
+          <w:tcPr>
+            <w:tcW w:type="dxa" w:w="1728"/>
+          </w:tcPr>
+          <w:p>
+            <w:r>
+              <w:rPr>
+                <w:b w:val="0"/>
+              </w:rPr>
+              <w:t>이동·활동 전환 시마다 인원 확인, 사고·아차사고 기록 누락 없음</w:t>
+            </w:r>
+          </w:p>
+        </w:tc>
+        <w:tc>
+          <w:tcPr>
+            <w:tcW w:type="dxa" w:w="1728"/>
+          </w:tcPr>
+          <w:p>
+            <w:r>
+              <w:rPr>
+                <w:b w:val="0"/>
+              </w:rPr>
+              <w:t>인원 확인표·운영일지 점검</w:t>
+            </w:r>
+          </w:p>
+        </w:tc>
+        <w:tc>
+          <w:tcPr>
+            <w:tcW w:type="dxa" w:w="1728"/>
+          </w:tcPr>
+          <w:p>
+            <w:r>
+              <w:rPr>
+                <w:b w:val="0"/>
+              </w:rPr>
+              <w:t>________</w:t>
+            </w:r>
+          </w:p>
+        </w:tc>
+        <w:tc>
+          <w:tcPr>
+            <w:tcW w:type="dxa" w:w="1728"/>
+          </w:tcPr>
+          <w:p>
+            <w:r>
+              <w:rPr>
+                <w:b w:val="0"/>
+              </w:rPr>
+              <w:t>________</w:t>
             </w:r>
           </w:p>
         </w:tc>
@@ -984,7 +600,7 @@
         <w:rPr>
           <w:b w:val="0"/>
         </w:rPr>
-        <w:t>시간표</w:t>
+        <w:t>3. 행사 개요</w:t>
       </w:r>
     </w:p>
     <w:tbl>
@@ -994,47 +610,33 @@
         <w:tblLook w:firstColumn="1" w:firstRow="1" w:lastColumn="0" w:lastRow="0" w:noHBand="0" w:noVBand="1" w:val="04A0"/>
       </w:tblPr>
       <w:tblGrid>
-        <w:gridCol w:w="2880"/>
-        <w:gridCol w:w="2880"/>
-        <w:gridCol w:w="2880"/>
+        <w:gridCol w:w="4320"/>
+        <w:gridCol w:w="4320"/>
       </w:tblGrid>
       <w:tr>
         <w:tc>
           <w:tcPr>
-            <w:tcW w:type="dxa" w:w="2880"/>
+            <w:tcW w:type="dxa" w:w="4320"/>
           </w:tcPr>
           <w:p>
             <w:r>
               <w:rPr>
                 <w:b/>
               </w:rPr>
-              <w:t>시간</w:t>
-            </w:r>
-          </w:p>
-        </w:tc>
-        <w:tc>
-          <w:tcPr>
-            <w:tcW w:type="dxa" w:w="2880"/>
+              <w:t>항목</w:t>
+            </w:r>
+          </w:p>
+        </w:tc>
+        <w:tc>
+          <w:tcPr>
+            <w:tcW w:type="dxa" w:w="4320"/>
           </w:tcPr>
           <w:p>
             <w:r>
               <w:rPr>
                 <w:b/>
               </w:rPr>
-              <w:t>당일 일정</w:t>
-            </w:r>
-          </w:p>
-        </w:tc>
-        <w:tc>
-          <w:tcPr>
-            <w:tcW w:type="dxa" w:w="2880"/>
-          </w:tcPr>
-          <w:p>
-            <w:r>
-              <w:rPr>
-                <w:b/>
-              </w:rPr>
-              <w:t>우천 대체 일정</w:t>
+              <w:t>내용</w:t>
             </w:r>
           </w:p>
         </w:tc>
@@ -1042,40 +644,27 @@
       <w:tr>
         <w:tc>
           <w:tcPr>
-            <w:tcW w:type="dxa" w:w="2880"/>
-          </w:tcPr>
-          <w:p>
-            <w:r>
-              <w:rPr>
-                <w:b w:val="0"/>
-              </w:rPr>
-              <w:t>09:30~10:00</w:t>
-            </w:r>
-          </w:p>
-        </w:tc>
-        <w:tc>
-          <w:tcPr>
-            <w:tcW w:type="dxa" w:w="2880"/>
-          </w:tcPr>
-          <w:p>
-            <w:r>
-              <w:rPr>
-                <w:b w:val="0"/>
-              </w:rPr>
-              <w:t>교회 집결·건강 확인·안전 안내</w:t>
-            </w:r>
-          </w:p>
-        </w:tc>
-        <w:tc>
-          <w:tcPr>
-            <w:tcW w:type="dxa" w:w="2880"/>
-          </w:tcPr>
-          <w:p>
-            <w:r>
-              <w:rPr>
-                <w:b w:val="0"/>
-              </w:rPr>
-              <w:t>교회 집결·건강 확인</w:t>
+            <w:tcW w:type="dxa" w:w="4320"/>
+          </w:tcPr>
+          <w:p>
+            <w:r>
+              <w:rPr>
+                <w:b w:val="0"/>
+              </w:rPr>
+              <w:t>행사명</w:t>
+            </w:r>
+          </w:p>
+        </w:tc>
+        <w:tc>
+          <w:tcPr>
+            <w:tcW w:type="dxa" w:w="4320"/>
+          </w:tcPr>
+          <w:p>
+            <w:r>
+              <w:rPr>
+                <w:b w:val="0"/>
+              </w:rPr>
+              <w:t>유치부·아동부 야외예배·소풍</w:t>
             </w:r>
           </w:p>
         </w:tc>
@@ -1083,40 +672,27 @@
       <w:tr>
         <w:tc>
           <w:tcPr>
-            <w:tcW w:type="dxa" w:w="2880"/>
-          </w:tcPr>
-          <w:p>
-            <w:r>
-              <w:rPr>
-                <w:b w:val="0"/>
-              </w:rPr>
-              <w:t>10:00~10:30</w:t>
-            </w:r>
-          </w:p>
-        </w:tc>
-        <w:tc>
-          <w:tcPr>
-            <w:tcW w:type="dxa" w:w="2880"/>
-          </w:tcPr>
-          <w:p>
-            <w:r>
-              <w:rPr>
-                <w:b w:val="0"/>
-              </w:rPr>
-              <w:t>차량 이동·도착 인원 확인</w:t>
-            </w:r>
-          </w:p>
-        </w:tc>
-        <w:tc>
-          <w:tcPr>
-            <w:tcW w:type="dxa" w:w="2880"/>
-          </w:tcPr>
-          <w:p>
-            <w:r>
-              <w:rPr>
-                <w:b w:val="0"/>
-              </w:rPr>
-              <w:t>실내 찬양·몸풀기</w:t>
+            <w:tcW w:type="dxa" w:w="4320"/>
+          </w:tcPr>
+          <w:p>
+            <w:r>
+              <w:rPr>
+                <w:b w:val="0"/>
+              </w:rPr>
+              <w:t>주제</w:t>
+            </w:r>
+          </w:p>
+        </w:tc>
+        <w:tc>
+          <w:tcPr>
+            <w:tcW w:type="dxa" w:w="4320"/>
+          </w:tcPr>
+          <w:p>
+            <w:r>
+              <w:rPr>
+                <w:b w:val="0"/>
+              </w:rPr>
+              <w:t>________</w:t>
             </w:r>
           </w:p>
         </w:tc>
@@ -1124,40 +700,27 @@
       <w:tr>
         <w:tc>
           <w:tcPr>
-            <w:tcW w:type="dxa" w:w="2880"/>
-          </w:tcPr>
-          <w:p>
-            <w:r>
-              <w:rPr>
-                <w:b w:val="0"/>
-              </w:rPr>
-              <w:t>10:30~11:00</w:t>
-            </w:r>
-          </w:p>
-        </w:tc>
-        <w:tc>
-          <w:tcPr>
-            <w:tcW w:type="dxa" w:w="2880"/>
-          </w:tcPr>
-          <w:p>
-            <w:r>
-              <w:rPr>
-                <w:b w:val="0"/>
-              </w:rPr>
-              <w:t>야외예배</w:t>
-            </w:r>
-          </w:p>
-        </w:tc>
-        <w:tc>
-          <w:tcPr>
-            <w:tcW w:type="dxa" w:w="2880"/>
-          </w:tcPr>
-          <w:p>
-            <w:r>
-              <w:rPr>
-                <w:b w:val="0"/>
-              </w:rPr>
-              <w:t>실내예배</w:t>
+            <w:tcW w:type="dxa" w:w="4320"/>
+          </w:tcPr>
+          <w:p>
+            <w:r>
+              <w:rPr>
+                <w:b w:val="0"/>
+              </w:rPr>
+              <w:t>주제 말씀</w:t>
+            </w:r>
+          </w:p>
+        </w:tc>
+        <w:tc>
+          <w:tcPr>
+            <w:tcW w:type="dxa" w:w="4320"/>
+          </w:tcPr>
+          <w:p>
+            <w:r>
+              <w:rPr>
+                <w:b w:val="0"/>
+              </w:rPr>
+              <w:t>________</w:t>
             </w:r>
           </w:p>
         </w:tc>
@@ -1165,40 +728,27 @@
       <w:tr>
         <w:tc>
           <w:tcPr>
-            <w:tcW w:type="dxa" w:w="2880"/>
-          </w:tcPr>
-          <w:p>
-            <w:r>
-              <w:rPr>
-                <w:b w:val="0"/>
-              </w:rPr>
-              <w:t>11:00~12:00</w:t>
-            </w:r>
-          </w:p>
-        </w:tc>
-        <w:tc>
-          <w:tcPr>
-            <w:tcW w:type="dxa" w:w="2880"/>
-          </w:tcPr>
-          <w:p>
-            <w:r>
-              <w:rPr>
-                <w:b w:val="0"/>
-              </w:rPr>
-              <w:t>자연 관찰·협동 놀이</w:t>
-            </w:r>
-          </w:p>
-        </w:tc>
-        <w:tc>
-          <w:tcPr>
-            <w:tcW w:type="dxa" w:w="2880"/>
-          </w:tcPr>
-          <w:p>
-            <w:r>
-              <w:rPr>
-                <w:b w:val="0"/>
-              </w:rPr>
-              <w:t>창조 그림·협동 놀이</w:t>
+            <w:tcW w:type="dxa" w:w="4320"/>
+          </w:tcPr>
+          <w:p>
+            <w:r>
+              <w:rPr>
+                <w:b w:val="0"/>
+              </w:rPr>
+              <w:t>일시</w:t>
+            </w:r>
+          </w:p>
+        </w:tc>
+        <w:tc>
+          <w:tcPr>
+            <w:tcW w:type="dxa" w:w="4320"/>
+          </w:tcPr>
+          <w:p>
+            <w:r>
+              <w:rPr>
+                <w:b w:val="0"/>
+              </w:rPr>
+              <w:t>________. ________. ________.(____) ________:________~________:________</w:t>
             </w:r>
           </w:p>
         </w:tc>
@@ -1206,40 +756,27 @@
       <w:tr>
         <w:tc>
           <w:tcPr>
-            <w:tcW w:type="dxa" w:w="2880"/>
-          </w:tcPr>
-          <w:p>
-            <w:r>
-              <w:rPr>
-                <w:b w:val="0"/>
-              </w:rPr>
-              <w:t>12:00~12:40</w:t>
-            </w:r>
-          </w:p>
-        </w:tc>
-        <w:tc>
-          <w:tcPr>
-            <w:tcW w:type="dxa" w:w="2880"/>
-          </w:tcPr>
-          <w:p>
-            <w:r>
-              <w:rPr>
-                <w:b w:val="0"/>
-              </w:rPr>
-              <w:t>손 씻기·점심·휴식</w:t>
-            </w:r>
-          </w:p>
-        </w:tc>
-        <w:tc>
-          <w:tcPr>
-            <w:tcW w:type="dxa" w:w="2880"/>
-          </w:tcPr>
-          <w:p>
-            <w:r>
-              <w:rPr>
-                <w:b w:val="0"/>
-              </w:rPr>
-              <w:t>손 씻기·점심·휴식</w:t>
+            <w:tcW w:type="dxa" w:w="4320"/>
+          </w:tcPr>
+          <w:p>
+            <w:r>
+              <w:rPr>
+                <w:b w:val="0"/>
+              </w:rPr>
+              <w:t>장소</w:t>
+            </w:r>
+          </w:p>
+        </w:tc>
+        <w:tc>
+          <w:tcPr>
+            <w:tcW w:type="dxa" w:w="4320"/>
+          </w:tcPr>
+          <w:p>
+            <w:r>
+              <w:rPr>
+                <w:b w:val="0"/>
+              </w:rPr>
+              <w:t>________ / 집결·해산 장소: ________</w:t>
             </w:r>
           </w:p>
         </w:tc>
@@ -1247,40 +784,27 @@
       <w:tr>
         <w:tc>
           <w:tcPr>
-            <w:tcW w:type="dxa" w:w="2880"/>
-          </w:tcPr>
-          <w:p>
-            <w:r>
-              <w:rPr>
-                <w:b w:val="0"/>
-              </w:rPr>
-              <w:t>12:40~13:20</w:t>
-            </w:r>
-          </w:p>
-        </w:tc>
-        <w:tc>
-          <w:tcPr>
-            <w:tcW w:type="dxa" w:w="2880"/>
-          </w:tcPr>
-          <w:p>
-            <w:r>
-              <w:rPr>
-                <w:b w:val="0"/>
-              </w:rPr>
-              <w:t>간식·감사 나눔·정리</w:t>
-            </w:r>
-          </w:p>
-        </w:tc>
-        <w:tc>
-          <w:tcPr>
-            <w:tcW w:type="dxa" w:w="2880"/>
-          </w:tcPr>
-          <w:p>
-            <w:r>
-              <w:rPr>
-                <w:b w:val="0"/>
-              </w:rPr>
-              <w:t>간식·감사 나눔·정리</w:t>
+            <w:tcW w:type="dxa" w:w="4320"/>
+          </w:tcPr>
+          <w:p>
+            <w:r>
+              <w:rPr>
+                <w:b w:val="0"/>
+              </w:rPr>
+              <w:t>대상·인원</w:t>
+            </w:r>
+          </w:p>
+        </w:tc>
+        <w:tc>
+          <w:tcPr>
+            <w:tcW w:type="dxa" w:w="4320"/>
+          </w:tcPr>
+          <w:p>
+            <w:r>
+              <w:rPr>
+                <w:b w:val="0"/>
+              </w:rPr>
+              <w:t>유치부 ________명, 아동부 ________명, 인솔자 ________명, 총 ________명</w:t>
             </w:r>
           </w:p>
         </w:tc>
@@ -1288,57 +812,89 @@
       <w:tr>
         <w:tc>
           <w:tcPr>
-            <w:tcW w:type="dxa" w:w="2880"/>
-          </w:tcPr>
-          <w:p>
-            <w:r>
-              <w:rPr>
-                <w:b w:val="0"/>
-              </w:rPr>
-              <w:t>13:20~14:00</w:t>
-            </w:r>
-          </w:p>
-        </w:tc>
-        <w:tc>
-          <w:tcPr>
-            <w:tcW w:type="dxa" w:w="2880"/>
-          </w:tcPr>
-          <w:p>
-            <w:r>
-              <w:rPr>
-                <w:b w:val="0"/>
-              </w:rPr>
-              <w:t>인원 확인·귀회·보호자 인계</w:t>
-            </w:r>
-          </w:p>
-        </w:tc>
-        <w:tc>
-          <w:tcPr>
-            <w:tcW w:type="dxa" w:w="2880"/>
-          </w:tcPr>
-          <w:p>
-            <w:r>
-              <w:rPr>
-                <w:b w:val="0"/>
-              </w:rPr>
-              <w:t>정리·보호자 인계</w:t>
+            <w:tcW w:type="dxa" w:w="4320"/>
+          </w:tcPr>
+          <w:p>
+            <w:r>
+              <w:rPr>
+                <w:b w:val="0"/>
+              </w:rPr>
+              <w:t>주관</w:t>
+            </w:r>
+          </w:p>
+        </w:tc>
+        <w:tc>
+          <w:tcPr>
+            <w:tcW w:type="dxa" w:w="4320"/>
+          </w:tcPr>
+          <w:p>
+            <w:r>
+              <w:rPr>
+                <w:b w:val="0"/>
+              </w:rPr>
+              <w:t>(교회명) (부서명)</w:t>
+            </w:r>
+          </w:p>
+        </w:tc>
+      </w:tr>
+      <w:tr>
+        <w:tc>
+          <w:tcPr>
+            <w:tcW w:type="dxa" w:w="4320"/>
+          </w:tcPr>
+          <w:p>
+            <w:r>
+              <w:rPr>
+                <w:b w:val="0"/>
+              </w:rPr>
+              <w:t>총괄 담당</w:t>
+            </w:r>
+          </w:p>
+        </w:tc>
+        <w:tc>
+          <w:tcPr>
+            <w:tcW w:type="dxa" w:w="4320"/>
+          </w:tcPr>
+          <w:p>
+            <w:r>
+              <w:rPr>
+                <w:b w:val="0"/>
+              </w:rPr>
+              <w:t>________</w:t>
+            </w:r>
+          </w:p>
+        </w:tc>
+      </w:tr>
+      <w:tr>
+        <w:tc>
+          <w:tcPr>
+            <w:tcW w:type="dxa" w:w="4320"/>
+          </w:tcPr>
+          <w:p>
+            <w:r>
+              <w:rPr>
+                <w:b w:val="0"/>
+              </w:rPr>
+              <w:t>우천 대체 장소</w:t>
+            </w:r>
+          </w:p>
+        </w:tc>
+        <w:tc>
+          <w:tcPr>
+            <w:tcW w:type="dxa" w:w="4320"/>
+          </w:tcPr>
+          <w:p>
+            <w:r>
+              <w:rPr>
+                <w:b w:val="0"/>
+              </w:rPr>
+              <w:t>________ / 수용 가능 인원: ________명</w:t>
             </w:r>
           </w:p>
         </w:tc>
       </w:tr>
     </w:tbl>
     <w:p/>
-    <w:p>
-      <w:pPr>
-        <w:pStyle w:val="ListBullet"/>
-      </w:pPr>
-      <w:r>
-        <w:rPr>
-          <w:b w:val="0"/>
-        </w:rPr>
-        <w:t>실제 운영 시간 : ________</w:t>
-      </w:r>
-    </w:p>
     <w:p>
       <w:pPr>
         <w:pStyle w:val="Heading2"/>
@@ -1347,436 +903,18 @@
         <w:rPr>
           <w:b w:val="0"/>
         </w:rPr>
-        <w:t>특별활동</w:t>
-      </w:r>
-    </w:p>
-    <w:p>
-      <w:r>
-        <w:rPr>
-          <w:b w:val="0"/>
-        </w:rPr>
-        <w:t xml:space="preserve">1) </w:t>
-      </w:r>
-      <w:r>
-        <w:rPr>
-          <w:b/>
-        </w:rPr>
-        <w:t>자연 관찰</w:t>
-      </w:r>
-      <w:r>
-        <w:rPr>
-          <w:b w:val="0"/>
-        </w:rPr>
-        <w:t xml:space="preserve"> : 색깔·모양 찾아보기. 식물이나 열매를 따거나 먹지 않도록 안내한다.</w:t>
-      </w:r>
-    </w:p>
-    <w:p>
-      <w:r>
-        <w:rPr>
-          <w:b w:val="0"/>
-        </w:rPr>
-        <w:t xml:space="preserve">2) </w:t>
-      </w:r>
-      <w:r>
-        <w:rPr>
-          <w:b/>
-        </w:rPr>
-        <w:t>협동 놀이</w:t>
-      </w:r>
-      <w:r>
-        <w:rPr>
-          <w:b w:val="0"/>
-        </w:rPr>
-        <w:t xml:space="preserve"> : 유치부는 그림 카드 찾기, 아동부는 공 전달하기. 활동 구역을 표시하고 교사가 함께한다.</w:t>
-      </w:r>
-    </w:p>
-    <w:p>
-      <w:r>
-        <w:rPr>
-          <w:b w:val="0"/>
-        </w:rPr>
-        <w:t xml:space="preserve">3) </w:t>
-      </w:r>
-      <w:r>
-        <w:rPr>
-          <w:b/>
-        </w:rPr>
-        <w:t>간식·감사 나눔</w:t>
-      </w:r>
-      <w:r>
-        <w:rPr>
-          <w:b w:val="0"/>
-        </w:rPr>
-        <w:t xml:space="preserve"> : 간식 ________ / 배식 담당 ________. 알레르기와 섭취 가능 식품을 확인하고 앉아서 먹는다.</w:t>
+        <w:t>4. 세부 추진 계획</w:t>
       </w:r>
     </w:p>
     <w:p>
       <w:pPr>
-        <w:pStyle w:val="Heading2"/>
+        <w:pStyle w:val="Heading3"/>
       </w:pPr>
       <w:r>
         <w:rPr>
           <w:b w:val="0"/>
         </w:rPr>
-        <w:t>비상약·응급 연락 체계</w:t>
-      </w:r>
-    </w:p>
-    <w:tbl>
-      <w:tblPr>
-        <w:tblStyle w:val="TableGrid"/>
-        <w:tblW w:type="auto" w:w="0"/>
-        <w:tblLook w:firstColumn="1" w:firstRow="1" w:lastColumn="0" w:lastRow="0" w:noHBand="0" w:noVBand="1" w:val="04A0"/>
-      </w:tblPr>
-      <w:tblGrid>
-        <w:gridCol w:w="2880"/>
-        <w:gridCol w:w="2880"/>
-        <w:gridCol w:w="2880"/>
-      </w:tblGrid>
-      <w:tr>
-        <w:tc>
-          <w:tcPr>
-            <w:tcW w:type="dxa" w:w="2880"/>
-          </w:tcPr>
-          <w:p>
-            <w:r>
-              <w:rPr>
-                <w:b/>
-              </w:rPr>
-              <w:t>항목</w:t>
-            </w:r>
-          </w:p>
-        </w:tc>
-        <w:tc>
-          <w:tcPr>
-            <w:tcW w:type="dxa" w:w="2880"/>
-          </w:tcPr>
-          <w:p>
-            <w:r>
-              <w:rPr>
-                <w:b/>
-              </w:rPr>
-              <w:t>준비·대응 내용</w:t>
-            </w:r>
-          </w:p>
-        </w:tc>
-        <w:tc>
-          <w:tcPr>
-            <w:tcW w:type="dxa" w:w="2880"/>
-          </w:tcPr>
-          <w:p>
-            <w:r>
-              <w:rPr>
-                <w:b/>
-              </w:rPr>
-              <w:t>담당</w:t>
-            </w:r>
-          </w:p>
-        </w:tc>
-      </w:tr>
-      <w:tr>
-        <w:tc>
-          <w:tcPr>
-            <w:tcW w:type="dxa" w:w="2880"/>
-          </w:tcPr>
-          <w:p>
-            <w:r>
-              <w:rPr>
-                <w:b w:val="0"/>
-              </w:rPr>
-              <w:t>구급함</w:t>
-            </w:r>
-          </w:p>
-        </w:tc>
-        <w:tc>
-          <w:tcPr>
-            <w:tcW w:type="dxa" w:w="2880"/>
-          </w:tcPr>
-          <w:p>
-            <w:r>
-              <w:rPr>
-                <w:b w:val="0"/>
-              </w:rPr>
-              <w:t>밴드, 멸균 거즈, 일회용 장갑, 체온계, 냉찜질팩 / 사용기한 확인</w:t>
-            </w:r>
-          </w:p>
-        </w:tc>
-        <w:tc>
-          <w:tcPr>
-            <w:tcW w:type="dxa" w:w="2880"/>
-          </w:tcPr>
-          <w:p>
-            <w:r>
-              <w:rPr>
-                <w:b w:val="0"/>
-              </w:rPr>
-              <w:t>________</w:t>
-            </w:r>
-          </w:p>
-        </w:tc>
-      </w:tr>
-      <w:tr>
-        <w:tc>
-          <w:tcPr>
-            <w:tcW w:type="dxa" w:w="2880"/>
-          </w:tcPr>
-          <w:p>
-            <w:r>
-              <w:rPr>
-                <w:b w:val="0"/>
-              </w:rPr>
-              <w:t>개인 약</w:t>
-            </w:r>
-          </w:p>
-        </w:tc>
-        <w:tc>
-          <w:tcPr>
-            <w:tcW w:type="dxa" w:w="2880"/>
-          </w:tcPr>
-          <w:p>
-            <w:r>
-              <w:rPr>
-                <w:b w:val="0"/>
-              </w:rPr>
-              <w:t>보호자가 제공한 약·복용 지시 확인, 지정 담당자가 보관·기록</w:t>
-            </w:r>
-          </w:p>
-        </w:tc>
-        <w:tc>
-          <w:tcPr>
-            <w:tcW w:type="dxa" w:w="2880"/>
-          </w:tcPr>
-          <w:p>
-            <w:r>
-              <w:rPr>
-                <w:b w:val="0"/>
-              </w:rPr>
-              <w:t>________</w:t>
-            </w:r>
-          </w:p>
-        </w:tc>
-      </w:tr>
-      <w:tr>
-        <w:tc>
-          <w:tcPr>
-            <w:tcW w:type="dxa" w:w="2880"/>
-          </w:tcPr>
-          <w:p>
-            <w:r>
-              <w:rPr>
-                <w:b w:val="0"/>
-              </w:rPr>
-              <w:t>응급 상황</w:t>
-            </w:r>
-          </w:p>
-        </w:tc>
-        <w:tc>
-          <w:tcPr>
-            <w:tcW w:type="dxa" w:w="2880"/>
-          </w:tcPr>
-          <w:p>
-            <w:r>
-              <w:rPr>
-                <w:b w:val="0"/>
-              </w:rPr>
-              <w:t>활동 중지 → 현장 안전 확보 → 필요 시 119 신고·응급처치 → 보호자·총괄 연락</w:t>
-            </w:r>
-          </w:p>
-        </w:tc>
-        <w:tc>
-          <w:tcPr>
-            <w:tcW w:type="dxa" w:w="2880"/>
-          </w:tcPr>
-          <w:p>
-            <w:r>
-              <w:rPr>
-                <w:b w:val="0"/>
-              </w:rPr>
-              <w:t>________</w:t>
-            </w:r>
-          </w:p>
-        </w:tc>
-      </w:tr>
-      <w:tr>
-        <w:tc>
-          <w:tcPr>
-            <w:tcW w:type="dxa" w:w="2880"/>
-          </w:tcPr>
-          <w:p>
-            <w:r>
-              <w:rPr>
-                <w:b w:val="0"/>
-              </w:rPr>
-              <w:t>병원 이동</w:t>
-            </w:r>
-          </w:p>
-        </w:tc>
-        <w:tc>
-          <w:tcPr>
-            <w:tcW w:type="dxa" w:w="2880"/>
-          </w:tcPr>
-          <w:p>
-            <w:r>
-              <w:rPr>
-                <w:b w:val="0"/>
-              </w:rPr>
-              <w:t>동행 교사 ________ / 남은 학생 인솔 교사 ________</w:t>
-            </w:r>
-          </w:p>
-        </w:tc>
-        <w:tc>
-          <w:tcPr>
-            <w:tcW w:type="dxa" w:w="2880"/>
-          </w:tcPr>
-          <w:p>
-            <w:r>
-              <w:rPr>
-                <w:b w:val="0"/>
-              </w:rPr>
-              <w:t>________</w:t>
-            </w:r>
-          </w:p>
-        </w:tc>
-      </w:tr>
-      <w:tr>
-        <w:tc>
-          <w:tcPr>
-            <w:tcW w:type="dxa" w:w="2880"/>
-          </w:tcPr>
-          <w:p>
-            <w:r>
-              <w:rPr>
-                <w:b w:val="0"/>
-              </w:rPr>
-              <w:t>아동 이탈</w:t>
-            </w:r>
-          </w:p>
-        </w:tc>
-        <w:tc>
-          <w:tcPr>
-            <w:tcW w:type="dxa" w:w="2880"/>
-          </w:tcPr>
-          <w:p>
-            <w:r>
-              <w:rPr>
-                <w:b w:val="0"/>
-              </w:rPr>
-              <w:t>즉시 총괄 보고·전체 인원 확인, 교사를 나누어 보호·수색, 필요 시 112 신고</w:t>
-            </w:r>
-          </w:p>
-        </w:tc>
-        <w:tc>
-          <w:tcPr>
-            <w:tcW w:type="dxa" w:w="2880"/>
-          </w:tcPr>
-          <w:p>
-            <w:r>
-              <w:rPr>
-                <w:b w:val="0"/>
-              </w:rPr>
-              <w:t>________</w:t>
-            </w:r>
-          </w:p>
-        </w:tc>
-      </w:tr>
-    </w:tbl>
-    <w:p/>
-    <w:p>
-      <w:pPr>
-        <w:pStyle w:val="ListBullet"/>
-      </w:pPr>
-      <w:r>
-        <w:rPr>
-          <w:b w:val="0"/>
-        </w:rPr>
-        <w:t>연락 체계 : 발견 교사 → 안전·응급 담당 ________ → 총괄 ________ → 보호자</w:t>
-      </w:r>
-    </w:p>
-    <w:p>
-      <w:pPr>
-        <w:pStyle w:val="ListBullet"/>
-      </w:pPr>
-      <w:r>
-        <w:rPr>
-          <w:b w:val="0"/>
-        </w:rPr>
-        <w:t>현장 주소 : ________ / 가까운 응급실·연락처 : ________</w:t>
-      </w:r>
-    </w:p>
-    <w:p>
-      <w:pPr>
-        <w:pStyle w:val="ListBullet"/>
-      </w:pPr>
-      <w:r>
-        <w:rPr>
-          <w:b w:val="0"/>
-        </w:rPr>
-        <w:t>담당자·보호자 연락처는 별도 연락망에 기록하고 담당 교사만 공유한다.</w:t>
-      </w:r>
-    </w:p>
-    <w:p>
-      <w:pPr>
-        <w:pStyle w:val="Heading2"/>
-      </w:pPr>
-      <w:r>
-        <w:rPr>
-          <w:b w:val="0"/>
-        </w:rPr>
-        <w:t>우천 대체안</w:t>
-      </w:r>
-    </w:p>
-    <w:p>
-      <w:pPr>
-        <w:pStyle w:val="ListBullet"/>
-      </w:pPr>
-      <w:r>
-        <w:rPr>
-          <w:b w:val="0"/>
-        </w:rPr>
-        <w:t>대체 장소 : (교회명) ________실</w:t>
-      </w:r>
-    </w:p>
-    <w:p>
-      <w:pPr>
-        <w:pStyle w:val="ListBullet"/>
-      </w:pPr>
-      <w:r>
-        <w:rPr>
-          <w:b w:val="0"/>
-        </w:rPr>
-        <w:t>전환 기준 : 비·낙뢰·기상특보 등으로 야외활동이 어렵다고 판단될 때.</w:t>
-      </w:r>
-    </w:p>
-    <w:p>
-      <w:pPr>
-        <w:pStyle w:val="ListBullet"/>
-      </w:pPr>
-      <w:r>
-        <w:rPr>
-          <w:b w:val="0"/>
-        </w:rPr>
-        <w:t>결정 시각·담당 : ________ / 보호자 안내 시각·방법 : ________</w:t>
-      </w:r>
-    </w:p>
-    <w:p>
-      <w:pPr>
-        <w:pStyle w:val="ListBullet"/>
-      </w:pPr>
-      <w:r>
-        <w:rPr>
-          <w:b w:val="0"/>
-        </w:rPr>
-        <w:t>실내 수용·안전 확보가 어려우면 취소하고 보호자에게 안내한다.</w:t>
-      </w:r>
-    </w:p>
-    <w:p>
-      <w:pPr>
-        <w:pStyle w:val="Heading2"/>
-      </w:pPr>
-      <w:r>
-        <w:rPr>
-          <w:b w:val="0"/>
-        </w:rPr>
-        <w:t>예산표</w:t>
+        <w:t>가. 시간표</w:t>
       </w:r>
     </w:p>
     <w:tbl>
@@ -1802,7 +940,7 @@
               <w:rPr>
                 <w:b/>
               </w:rPr>
-              <w:t>항목</w:t>
+              <w:t>시간</w:t>
             </w:r>
           </w:p>
         </w:tc>
@@ -1815,7 +953,7 @@
               <w:rPr>
                 <w:b/>
               </w:rPr>
-              <w:t>단가</w:t>
+              <w:t>내용</w:t>
             </w:r>
           </w:p>
         </w:tc>
@@ -1828,7 +966,7 @@
               <w:rPr>
                 <w:b/>
               </w:rPr>
-              <w:t>수량</w:t>
+              <w:t>운영·확인 사항</w:t>
             </w:r>
           </w:p>
         </w:tc>
@@ -1841,7 +979,7 @@
               <w:rPr>
                 <w:b/>
               </w:rPr>
-              <w:t>금액</w:t>
+              <w:t>담당</w:t>
             </w:r>
           </w:p>
         </w:tc>
@@ -1854,7 +992,7 @@
               <w:rPr>
                 <w:b/>
               </w:rPr>
-              <w:t>비고</w:t>
+              <w:t>완료 기한</w:t>
             </w:r>
           </w:p>
         </w:tc>
@@ -1869,7 +1007,7 @@
               <w:rPr>
                 <w:b w:val="0"/>
               </w:rPr>
-              <w:t>차량·주차</w:t>
+              <w:t>09:00~09:20</w:t>
             </w:r>
           </w:p>
         </w:tc>
@@ -1882,7 +1020,7 @@
               <w:rPr>
                 <w:b w:val="0"/>
               </w:rPr>
-              <w:t>________원</w:t>
+              <w:t>집결·안전교육</w:t>
             </w:r>
           </w:p>
         </w:tc>
@@ -1895,6 +1033,19 @@
               <w:rPr>
                 <w:b w:val="0"/>
               </w:rPr>
+              <w:t>출석, 동의서, 건강 유의사항 별도 확인·화장실 이용</w:t>
+            </w:r>
+          </w:p>
+        </w:tc>
+        <w:tc>
+          <w:tcPr>
+            <w:tcW w:type="dxa" w:w="1728"/>
+          </w:tcPr>
+          <w:p>
+            <w:r>
+              <w:rPr>
+                <w:b w:val="0"/>
+              </w:rPr>
               <w:t>________</w:t>
             </w:r>
           </w:p>
@@ -1908,20 +1059,7 @@
               <w:rPr>
                 <w:b w:val="0"/>
               </w:rPr>
-              <w:t>________원</w:t>
-            </w:r>
-          </w:p>
-        </w:tc>
-        <w:tc>
-          <w:tcPr>
-            <w:tcW w:type="dxa" w:w="1728"/>
-          </w:tcPr>
-          <w:p>
-            <w:r>
-              <w:rPr>
-                <w:b w:val="0"/>
-              </w:rPr>
-              <w:t>________</w:t>
+              <w:t>출발 전</w:t>
             </w:r>
           </w:p>
         </w:tc>
@@ -1936,7 +1074,7 @@
               <w:rPr>
                 <w:b w:val="0"/>
               </w:rPr>
-              <w:t>입장·시설</w:t>
+              <w:t>09:20~10:00</w:t>
             </w:r>
           </w:p>
         </w:tc>
@@ -1949,7 +1087,7 @@
               <w:rPr>
                 <w:b w:val="0"/>
               </w:rPr>
-              <w:t>________원</w:t>
+              <w:t>이동</w:t>
             </w:r>
           </w:p>
         </w:tc>
@@ -1962,6 +1100,19 @@
               <w:rPr>
                 <w:b w:val="0"/>
               </w:rPr>
+              <w:t>조별 승차 확인, 안전띠 착용, 도착 후 인원 확인</w:t>
+            </w:r>
+          </w:p>
+        </w:tc>
+        <w:tc>
+          <w:tcPr>
+            <w:tcW w:type="dxa" w:w="1728"/>
+          </w:tcPr>
+          <w:p>
+            <w:r>
+              <w:rPr>
+                <w:b w:val="0"/>
+              </w:rPr>
               <w:t>________</w:t>
             </w:r>
           </w:p>
@@ -1975,20 +1126,7 @@
               <w:rPr>
                 <w:b w:val="0"/>
               </w:rPr>
-              <w:t>________원</w:t>
-            </w:r>
-          </w:p>
-        </w:tc>
-        <w:tc>
-          <w:tcPr>
-            <w:tcW w:type="dxa" w:w="1728"/>
-          </w:tcPr>
-          <w:p>
-            <w:r>
-              <w:rPr>
-                <w:b w:val="0"/>
-              </w:rPr>
-              <w:t>________</w:t>
+              <w:t>이동 종료 시</w:t>
             </w:r>
           </w:p>
         </w:tc>
@@ -2003,7 +1141,7 @@
               <w:rPr>
                 <w:b w:val="0"/>
               </w:rPr>
-              <w:t>점심·간식·식수</w:t>
+              <w:t>10:00~10:30</w:t>
             </w:r>
           </w:p>
         </w:tc>
@@ -2016,7 +1154,7 @@
               <w:rPr>
                 <w:b w:val="0"/>
               </w:rPr>
-              <w:t>________원</w:t>
+              <w:t>야외예배</w:t>
             </w:r>
           </w:p>
         </w:tc>
@@ -2029,6 +1167,19 @@
               <w:rPr>
                 <w:b w:val="0"/>
               </w:rPr>
+              <w:t>찬양·기도·말씀·감사 나눔, 그늘·좌석 확보</w:t>
+            </w:r>
+          </w:p>
+        </w:tc>
+        <w:tc>
+          <w:tcPr>
+            <w:tcW w:type="dxa" w:w="1728"/>
+          </w:tcPr>
+          <w:p>
+            <w:r>
+              <w:rPr>
+                <w:b w:val="0"/>
+              </w:rPr>
               <w:t>________</w:t>
             </w:r>
           </w:p>
@@ -2042,20 +1193,7 @@
               <w:rPr>
                 <w:b w:val="0"/>
               </w:rPr>
-              <w:t>________원</w:t>
-            </w:r>
-          </w:p>
-        </w:tc>
-        <w:tc>
-          <w:tcPr>
-            <w:tcW w:type="dxa" w:w="1728"/>
-          </w:tcPr>
-          <w:p>
-            <w:r>
-              <w:rPr>
-                <w:b w:val="0"/>
-              </w:rPr>
-              <w:t>________</w:t>
+              <w:t>예배 종료 시</w:t>
             </w:r>
           </w:p>
         </w:tc>
@@ -2070,7 +1208,7 @@
               <w:rPr>
                 <w:b w:val="0"/>
               </w:rPr>
-              <w:t>놀이·구급용품</w:t>
+              <w:t>10:30~11:20</w:t>
             </w:r>
           </w:p>
         </w:tc>
@@ -2083,7 +1221,7 @@
               <w:rPr>
                 <w:b w:val="0"/>
               </w:rPr>
-              <w:t>________원</w:t>
+              <w:t>조별 놀이</w:t>
             </w:r>
           </w:p>
         </w:tc>
@@ -2096,6 +1234,19 @@
               <w:rPr>
                 <w:b w:val="0"/>
               </w:rPr>
+              <w:t>유치부: 자연 색 찾기 / 아동부: 협동 놀이, 활동 구역 제한</w:t>
+            </w:r>
+          </w:p>
+        </w:tc>
+        <w:tc>
+          <w:tcPr>
+            <w:tcW w:type="dxa" w:w="1728"/>
+          </w:tcPr>
+          <w:p>
+            <w:r>
+              <w:rPr>
+                <w:b w:val="0"/>
+              </w:rPr>
               <w:t>________</w:t>
             </w:r>
           </w:p>
@@ -2109,20 +1260,7 @@
               <w:rPr>
                 <w:b w:val="0"/>
               </w:rPr>
-              <w:t>________원</w:t>
-            </w:r>
-          </w:p>
-        </w:tc>
-        <w:tc>
-          <w:tcPr>
-            <w:tcW w:type="dxa" w:w="1728"/>
-          </w:tcPr>
-          <w:p>
-            <w:r>
-              <w:rPr>
-                <w:b w:val="0"/>
-              </w:rPr>
-              <w:t>________</w:t>
+              <w:t>활동 종료 시</w:t>
             </w:r>
           </w:p>
         </w:tc>
@@ -2137,7 +1275,7 @@
               <w:rPr>
                 <w:b w:val="0"/>
               </w:rPr>
-              <w:t>예비비</w:t>
+              <w:t>11:20~12:00</w:t>
             </w:r>
           </w:p>
         </w:tc>
@@ -2150,7 +1288,7 @@
               <w:rPr>
                 <w:b w:val="0"/>
               </w:rPr>
-              <w:t>________원</w:t>
+              <w:t>식사·휴식</w:t>
             </w:r>
           </w:p>
         </w:tc>
@@ -2163,6 +1301,19 @@
               <w:rPr>
                 <w:b w:val="0"/>
               </w:rPr>
+              <w:t>손 씻기, 식품 알레르기 확인, 식수·그늘 제공</w:t>
+            </w:r>
+          </w:p>
+        </w:tc>
+        <w:tc>
+          <w:tcPr>
+            <w:tcW w:type="dxa" w:w="1728"/>
+          </w:tcPr>
+          <w:p>
+            <w:r>
+              <w:rPr>
+                <w:b w:val="0"/>
+              </w:rPr>
               <w:t>________</w:t>
             </w:r>
           </w:p>
@@ -2176,20 +1327,7 @@
               <w:rPr>
                 <w:b w:val="0"/>
               </w:rPr>
-              <w:t>________원</w:t>
-            </w:r>
-          </w:p>
-        </w:tc>
-        <w:tc>
-          <w:tcPr>
-            <w:tcW w:type="dxa" w:w="1728"/>
-          </w:tcPr>
-          <w:p>
-            <w:r>
-              <w:rPr>
-                <w:b w:val="0"/>
-              </w:rPr>
-              <w:t>________</w:t>
+              <w:t>배식 전·휴식 종료 시</w:t>
             </w:r>
           </w:p>
         </w:tc>
@@ -2202,9 +1340,9 @@
           <w:p>
             <w:r>
               <w:rPr>
-                <w:b/>
-              </w:rPr>
-              <w:t>합계</w:t>
+                <w:b w:val="0"/>
+              </w:rPr>
+              <w:t>12:00~12:40</w:t>
             </w:r>
           </w:p>
         </w:tc>
@@ -2212,13 +1350,27 @@
           <w:tcPr>
             <w:tcW w:type="dxa" w:w="1728"/>
           </w:tcPr>
-          <w:p/>
+          <w:p>
+            <w:r>
+              <w:rPr>
+                <w:b w:val="0"/>
+              </w:rPr>
+              <w:t>자연 체험·간식</w:t>
+            </w:r>
+          </w:p>
         </w:tc>
         <w:tc>
           <w:tcPr>
             <w:tcW w:type="dxa" w:w="1728"/>
           </w:tcPr>
-          <w:p/>
+          <w:p>
+            <w:r>
+              <w:rPr>
+                <w:b w:val="0"/>
+              </w:rPr>
+              <w:t>위험 식물·물가 접근 제한, 연령에 맞는 간식 제공</w:t>
+            </w:r>
+          </w:p>
         </w:tc>
         <w:tc>
           <w:tcPr>
@@ -2227,9 +1379,9 @@
           <w:p>
             <w:r>
               <w:rPr>
-                <w:b/>
-              </w:rPr>
-              <w:t>________원</w:t>
+                <w:b w:val="0"/>
+              </w:rPr>
+              <w:t>________</w:t>
             </w:r>
           </w:p>
         </w:tc>
@@ -2237,20 +1389,169 @@
           <w:tcPr>
             <w:tcW w:type="dxa" w:w="1728"/>
           </w:tcPr>
-          <w:p/>
+          <w:p>
+            <w:r>
+              <w:rPr>
+                <w:b w:val="0"/>
+              </w:rPr>
+              <w:t>활동·배식 전</w:t>
+            </w:r>
+          </w:p>
+        </w:tc>
+      </w:tr>
+      <w:tr>
+        <w:tc>
+          <w:tcPr>
+            <w:tcW w:type="dxa" w:w="1728"/>
+          </w:tcPr>
+          <w:p>
+            <w:r>
+              <w:rPr>
+                <w:b w:val="0"/>
+              </w:rPr>
+              <w:t>12:40~13:00</w:t>
+            </w:r>
+          </w:p>
+        </w:tc>
+        <w:tc>
+          <w:tcPr>
+            <w:tcW w:type="dxa" w:w="1728"/>
+          </w:tcPr>
+          <w:p>
+            <w:r>
+              <w:rPr>
+                <w:b w:val="0"/>
+              </w:rPr>
+              <w:t>정리·귀가 준비</w:t>
+            </w:r>
+          </w:p>
+        </w:tc>
+        <w:tc>
+          <w:tcPr>
+            <w:tcW w:type="dxa" w:w="1728"/>
+          </w:tcPr>
+          <w:p>
+            <w:r>
+              <w:rPr>
+                <w:b w:val="0"/>
+              </w:rPr>
+              <w:t>쓰레기 수거, 소지품·인원·차량 확인</w:t>
+            </w:r>
+          </w:p>
+        </w:tc>
+        <w:tc>
+          <w:tcPr>
+            <w:tcW w:type="dxa" w:w="1728"/>
+          </w:tcPr>
+          <w:p>
+            <w:r>
+              <w:rPr>
+                <w:b w:val="0"/>
+              </w:rPr>
+              <w:t>________</w:t>
+            </w:r>
+          </w:p>
+        </w:tc>
+        <w:tc>
+          <w:tcPr>
+            <w:tcW w:type="dxa" w:w="1728"/>
+          </w:tcPr>
+          <w:p>
+            <w:r>
+              <w:rPr>
+                <w:b w:val="0"/>
+              </w:rPr>
+              <w:t>출발 전</w:t>
+            </w:r>
+          </w:p>
+        </w:tc>
+      </w:tr>
+      <w:tr>
+        <w:tc>
+          <w:tcPr>
+            <w:tcW w:type="dxa" w:w="1728"/>
+          </w:tcPr>
+          <w:p>
+            <w:r>
+              <w:rPr>
+                <w:b w:val="0"/>
+              </w:rPr>
+              <w:t>13:00~14:00</w:t>
+            </w:r>
+          </w:p>
+        </w:tc>
+        <w:tc>
+          <w:tcPr>
+            <w:tcW w:type="dxa" w:w="1728"/>
+          </w:tcPr>
+          <w:p>
+            <w:r>
+              <w:rPr>
+                <w:b w:val="0"/>
+              </w:rPr>
+              <w:t>복귀·보호자 인계</w:t>
+            </w:r>
+          </w:p>
+        </w:tc>
+        <w:tc>
+          <w:tcPr>
+            <w:tcW w:type="dxa" w:w="1728"/>
+          </w:tcPr>
+          <w:p>
+            <w:r>
+              <w:rPr>
+                <w:b w:val="0"/>
+              </w:rPr>
+              <w:t>하차 후 차량 내부 확인, 지정 보호자 인계 기록</w:t>
+            </w:r>
+          </w:p>
+        </w:tc>
+        <w:tc>
+          <w:tcPr>
+            <w:tcW w:type="dxa" w:w="1728"/>
+          </w:tcPr>
+          <w:p>
+            <w:r>
+              <w:rPr>
+                <w:b w:val="0"/>
+              </w:rPr>
+              <w:t>________</w:t>
+            </w:r>
+          </w:p>
+        </w:tc>
+        <w:tc>
+          <w:tcPr>
+            <w:tcW w:type="dxa" w:w="1728"/>
+          </w:tcPr>
+          <w:p>
+            <w:r>
+              <w:rPr>
+                <w:b w:val="0"/>
+              </w:rPr>
+              <w:t>최종 인계 시</w:t>
+            </w:r>
+          </w:p>
         </w:tc>
       </w:tr>
     </w:tbl>
     <w:p/>
     <w:p>
+      <w:r>
+        <w:rPr>
+          <w:b w:val="0"/>
+        </w:rPr>
+        <w:t>※ 위 시간은 운영안이며, 확정 시간은 ________:________ 형식으로 수정합니다. 확정 담당: ________ / 기한: ________</w:t>
+      </w:r>
+    </w:p>
+    <w:p>
       <w:pPr>
-        <w:pStyle w:val="Heading2"/>
+        <w:pStyle w:val="Heading3"/>
       </w:pPr>
       <w:r>
         <w:rPr>
           <w:b w:val="0"/>
         </w:rPr>
-        <w:t>구입 목록</w:t>
+        <w:t>나. 이동 계획</w:t>
       </w:r>
     </w:p>
     <w:tbl>
@@ -2275,7 +1576,7 @@
               <w:rPr>
                 <w:b/>
               </w:rPr>
-              <w:t>품목</w:t>
+              <w:t>구분</w:t>
             </w:r>
           </w:p>
         </w:tc>
@@ -2288,7 +1589,7 @@
               <w:rPr>
                 <w:b/>
               </w:rPr>
-              <w:t>수량</w:t>
+              <w:t>계획</w:t>
             </w:r>
           </w:p>
         </w:tc>
@@ -2301,7 +1602,7 @@
               <w:rPr>
                 <w:b/>
               </w:rPr>
-              <w:t>구입처</w:t>
+              <w:t>담당</w:t>
             </w:r>
           </w:p>
         </w:tc>
@@ -2314,7 +1615,7 @@
               <w:rPr>
                 <w:b/>
               </w:rPr>
-              <w:t>담당</w:t>
+              <w:t>기한</w:t>
             </w:r>
           </w:p>
         </w:tc>
@@ -2329,7 +1630,7 @@
               <w:rPr>
                 <w:b w:val="0"/>
               </w:rPr>
-              <w:t>점심·간식·식수 ________</w:t>
+              <w:t>차량</w:t>
             </w:r>
           </w:p>
         </w:tc>
@@ -2342,7 +1643,7 @@
               <w:rPr>
                 <w:b w:val="0"/>
               </w:rPr>
-              <w:t>________</w:t>
+              <w:t>차종 ________, 대수 ________대, 차량별 정원 ________명, 운전자·보험·필요 보호장구 별도 확인</w:t>
             </w:r>
           </w:p>
         </w:tc>
@@ -2383,7 +1684,7 @@
               <w:rPr>
                 <w:b w:val="0"/>
               </w:rPr>
-              <w:t>놀이·위생용품 ________</w:t>
+              <w:t>경로</w:t>
             </w:r>
           </w:p>
         </w:tc>
@@ -2396,7 +1697,7 @@
               <w:rPr>
                 <w:b w:val="0"/>
               </w:rPr>
-              <w:t>________</w:t>
+              <w:t>출발 ________ → 경유 ________ → 도착 ________ / 편도 ________분 / 휴식 지점 ________</w:t>
             </w:r>
           </w:p>
         </w:tc>
@@ -2437,7 +1738,626 @@
               <w:rPr>
                 <w:b w:val="0"/>
               </w:rPr>
-              <w:t>구급함 보충품 ________</w:t>
+              <w:t>인솔 배치</w:t>
+            </w:r>
+          </w:p>
+        </w:tc>
+        <w:tc>
+          <w:tcPr>
+            <w:tcW w:type="dxa" w:w="2160"/>
+          </w:tcPr>
+          <w:p>
+            <w:r>
+              <w:rPr>
+                <w:b w:val="0"/>
+              </w:rPr>
+              <w:t>유아 인솔자 1명당 3명, 초등 인솔자 1명당 6명 권장(확인 필요). 실제 배치: 유치부 ________, 아동부 ________</w:t>
+            </w:r>
+          </w:p>
+        </w:tc>
+        <w:tc>
+          <w:tcPr>
+            <w:tcW w:type="dxa" w:w="2160"/>
+          </w:tcPr>
+          <w:p>
+            <w:r>
+              <w:rPr>
+                <w:b w:val="0"/>
+              </w:rPr>
+              <w:t>________</w:t>
+            </w:r>
+          </w:p>
+        </w:tc>
+        <w:tc>
+          <w:tcPr>
+            <w:tcW w:type="dxa" w:w="2160"/>
+          </w:tcPr>
+          <w:p>
+            <w:r>
+              <w:rPr>
+                <w:b w:val="0"/>
+              </w:rPr>
+              <w:t>________</w:t>
+            </w:r>
+          </w:p>
+        </w:tc>
+      </w:tr>
+      <w:tr>
+        <w:tc>
+          <w:tcPr>
+            <w:tcW w:type="dxa" w:w="2160"/>
+          </w:tcPr>
+          <w:p>
+            <w:r>
+              <w:rPr>
+                <w:b w:val="0"/>
+              </w:rPr>
+              <w:t>조 편성</w:t>
+            </w:r>
+          </w:p>
+        </w:tc>
+        <w:tc>
+          <w:tcPr>
+            <w:tcW w:type="dxa" w:w="2160"/>
+          </w:tcPr>
+          <w:p>
+            <w:r>
+              <w:rPr>
+                <w:b w:val="0"/>
+              </w:rPr>
+              <w:t>조별 명단·차량·좌석·책임 인솔자 지정, 추가 지원이 필요한 어린이 별도 배치</w:t>
+            </w:r>
+          </w:p>
+        </w:tc>
+        <w:tc>
+          <w:tcPr>
+            <w:tcW w:type="dxa" w:w="2160"/>
+          </w:tcPr>
+          <w:p>
+            <w:r>
+              <w:rPr>
+                <w:b w:val="0"/>
+              </w:rPr>
+              <w:t>________</w:t>
+            </w:r>
+          </w:p>
+        </w:tc>
+        <w:tc>
+          <w:tcPr>
+            <w:tcW w:type="dxa" w:w="2160"/>
+          </w:tcPr>
+          <w:p>
+            <w:r>
+              <w:rPr>
+                <w:b w:val="0"/>
+              </w:rPr>
+              <w:t>________</w:t>
+            </w:r>
+          </w:p>
+        </w:tc>
+      </w:tr>
+      <w:tr>
+        <w:tc>
+          <w:tcPr>
+            <w:tcW w:type="dxa" w:w="2160"/>
+          </w:tcPr>
+          <w:p>
+            <w:r>
+              <w:rPr>
+                <w:b w:val="0"/>
+              </w:rPr>
+              <w:t>인원 확인</w:t>
+            </w:r>
+          </w:p>
+        </w:tc>
+        <w:tc>
+          <w:tcPr>
+            <w:tcW w:type="dxa" w:w="2160"/>
+          </w:tcPr>
+          <w:p>
+            <w:r>
+              <w:rPr>
+                <w:b w:val="0"/>
+              </w:rPr>
+              <w:t>승차 전·하차 후·활동 전환·귀가 인계 시 조별 대조, 운전자와 별도로 인솔자 배치</w:t>
+            </w:r>
+          </w:p>
+        </w:tc>
+        <w:tc>
+          <w:tcPr>
+            <w:tcW w:type="dxa" w:w="2160"/>
+          </w:tcPr>
+          <w:p>
+            <w:r>
+              <w:rPr>
+                <w:b w:val="0"/>
+              </w:rPr>
+              <w:t>________</w:t>
+            </w:r>
+          </w:p>
+        </w:tc>
+        <w:tc>
+          <w:tcPr>
+            <w:tcW w:type="dxa" w:w="2160"/>
+          </w:tcPr>
+          <w:p>
+            <w:r>
+              <w:rPr>
+                <w:b w:val="0"/>
+              </w:rPr>
+              <w:t>매 이동·전환 시</w:t>
+            </w:r>
+          </w:p>
+        </w:tc>
+      </w:tr>
+      <w:tr>
+        <w:tc>
+          <w:tcPr>
+            <w:tcW w:type="dxa" w:w="2160"/>
+          </w:tcPr>
+          <w:p>
+            <w:r>
+              <w:rPr>
+                <w:b w:val="0"/>
+              </w:rPr>
+              <w:t>귀가 인계</w:t>
+            </w:r>
+          </w:p>
+        </w:tc>
+        <w:tc>
+          <w:tcPr>
+            <w:tcW w:type="dxa" w:w="2160"/>
+          </w:tcPr>
+          <w:p>
+            <w:r>
+              <w:rPr>
+                <w:b w:val="0"/>
+              </w:rPr>
+              <w:t>사전 지정 보호자에게 인계하고 시간·확인자 기록, 변경 시 보호자 확인 후 인계</w:t>
+            </w:r>
+          </w:p>
+        </w:tc>
+        <w:tc>
+          <w:tcPr>
+            <w:tcW w:type="dxa" w:w="2160"/>
+          </w:tcPr>
+          <w:p>
+            <w:r>
+              <w:rPr>
+                <w:b w:val="0"/>
+              </w:rPr>
+              <w:t>________</w:t>
+            </w:r>
+          </w:p>
+        </w:tc>
+        <w:tc>
+          <w:tcPr>
+            <w:tcW w:type="dxa" w:w="2160"/>
+          </w:tcPr>
+          <w:p>
+            <w:r>
+              <w:rPr>
+                <w:b w:val="0"/>
+              </w:rPr>
+              <w:t>최종 인계 시</w:t>
+            </w:r>
+          </w:p>
+        </w:tc>
+      </w:tr>
+    </w:tbl>
+    <w:p/>
+    <w:p>
+      <w:pPr>
+        <w:pStyle w:val="Heading3"/>
+      </w:pPr>
+      <w:r>
+        <w:rPr>
+          <w:b w:val="0"/>
+        </w:rPr>
+        <w:t>다. 업무분장</w:t>
+      </w:r>
+    </w:p>
+    <w:tbl>
+      <w:tblPr>
+        <w:tblStyle w:val="TableGrid"/>
+        <w:tblW w:type="auto" w:w="0"/>
+        <w:tblLook w:firstColumn="1" w:firstRow="1" w:lastColumn="0" w:lastRow="0" w:noHBand="0" w:noVBand="1" w:val="04A0"/>
+      </w:tblPr>
+      <w:tblGrid>
+        <w:gridCol w:w="2160"/>
+        <w:gridCol w:w="2160"/>
+        <w:gridCol w:w="2160"/>
+        <w:gridCol w:w="2160"/>
+      </w:tblGrid>
+      <w:tr>
+        <w:tc>
+          <w:tcPr>
+            <w:tcW w:type="dxa" w:w="2160"/>
+          </w:tcPr>
+          <w:p>
+            <w:r>
+              <w:rPr>
+                <w:b/>
+              </w:rPr>
+              <w:t>업무</w:t>
+            </w:r>
+          </w:p>
+        </w:tc>
+        <w:tc>
+          <w:tcPr>
+            <w:tcW w:type="dxa" w:w="2160"/>
+          </w:tcPr>
+          <w:p>
+            <w:r>
+              <w:rPr>
+                <w:b/>
+              </w:rPr>
+              <w:t>담당</w:t>
+            </w:r>
+          </w:p>
+        </w:tc>
+        <w:tc>
+          <w:tcPr>
+            <w:tcW w:type="dxa" w:w="2160"/>
+          </w:tcPr>
+          <w:p>
+            <w:r>
+              <w:rPr>
+                <w:b/>
+              </w:rPr>
+              <w:t>기한</w:t>
+            </w:r>
+          </w:p>
+        </w:tc>
+        <w:tc>
+          <w:tcPr>
+            <w:tcW w:type="dxa" w:w="2160"/>
+          </w:tcPr>
+          <w:p>
+            <w:r>
+              <w:rPr>
+                <w:b/>
+              </w:rPr>
+              <w:t>확인</w:t>
+            </w:r>
+          </w:p>
+        </w:tc>
+      </w:tr>
+      <w:tr>
+        <w:tc>
+          <w:tcPr>
+            <w:tcW w:type="dxa" w:w="2160"/>
+          </w:tcPr>
+          <w:p>
+            <w:r>
+              <w:rPr>
+                <w:b w:val="0"/>
+              </w:rPr>
+              <w:t>장소 답사·예약·우천 대체 장소 확보</w:t>
+            </w:r>
+          </w:p>
+        </w:tc>
+        <w:tc>
+          <w:tcPr>
+            <w:tcW w:type="dxa" w:w="2160"/>
+          </w:tcPr>
+          <w:p>
+            <w:r>
+              <w:rPr>
+                <w:b w:val="0"/>
+              </w:rPr>
+              <w:t>________</w:t>
+            </w:r>
+          </w:p>
+        </w:tc>
+        <w:tc>
+          <w:tcPr>
+            <w:tcW w:type="dxa" w:w="2160"/>
+          </w:tcPr>
+          <w:p>
+            <w:r>
+              <w:rPr>
+                <w:b w:val="0"/>
+              </w:rPr>
+              <w:t>________</w:t>
+            </w:r>
+          </w:p>
+        </w:tc>
+        <w:tc>
+          <w:tcPr>
+            <w:tcW w:type="dxa" w:w="2160"/>
+          </w:tcPr>
+          <w:p>
+            <w:r>
+              <w:rPr>
+                <w:b w:val="0"/>
+              </w:rPr>
+              <w:t>________</w:t>
+            </w:r>
+          </w:p>
+        </w:tc>
+      </w:tr>
+      <w:tr>
+        <w:tc>
+          <w:tcPr>
+            <w:tcW w:type="dxa" w:w="2160"/>
+          </w:tcPr>
+          <w:p>
+            <w:r>
+              <w:rPr>
+                <w:b w:val="0"/>
+              </w:rPr>
+              <w:t>참가 동의서 취합·비공개 명단 작성</w:t>
+            </w:r>
+          </w:p>
+        </w:tc>
+        <w:tc>
+          <w:tcPr>
+            <w:tcW w:type="dxa" w:w="2160"/>
+          </w:tcPr>
+          <w:p>
+            <w:r>
+              <w:rPr>
+                <w:b w:val="0"/>
+              </w:rPr>
+              <w:t>________</w:t>
+            </w:r>
+          </w:p>
+        </w:tc>
+        <w:tc>
+          <w:tcPr>
+            <w:tcW w:type="dxa" w:w="2160"/>
+          </w:tcPr>
+          <w:p>
+            <w:r>
+              <w:rPr>
+                <w:b w:val="0"/>
+              </w:rPr>
+              <w:t>________</w:t>
+            </w:r>
+          </w:p>
+        </w:tc>
+        <w:tc>
+          <w:tcPr>
+            <w:tcW w:type="dxa" w:w="2160"/>
+          </w:tcPr>
+          <w:p>
+            <w:r>
+              <w:rPr>
+                <w:b w:val="0"/>
+              </w:rPr>
+              <w:t>________</w:t>
+            </w:r>
+          </w:p>
+        </w:tc>
+      </w:tr>
+      <w:tr>
+        <w:tc>
+          <w:tcPr>
+            <w:tcW w:type="dxa" w:w="2160"/>
+          </w:tcPr>
+          <w:p>
+            <w:r>
+              <w:rPr>
+                <w:b w:val="0"/>
+              </w:rPr>
+              <w:t>예배·놀이 준비·교구 점검</w:t>
+            </w:r>
+          </w:p>
+        </w:tc>
+        <w:tc>
+          <w:tcPr>
+            <w:tcW w:type="dxa" w:w="2160"/>
+          </w:tcPr>
+          <w:p>
+            <w:r>
+              <w:rPr>
+                <w:b w:val="0"/>
+              </w:rPr>
+              <w:t>________</w:t>
+            </w:r>
+          </w:p>
+        </w:tc>
+        <w:tc>
+          <w:tcPr>
+            <w:tcW w:type="dxa" w:w="2160"/>
+          </w:tcPr>
+          <w:p>
+            <w:r>
+              <w:rPr>
+                <w:b w:val="0"/>
+              </w:rPr>
+              <w:t>________</w:t>
+            </w:r>
+          </w:p>
+        </w:tc>
+        <w:tc>
+          <w:tcPr>
+            <w:tcW w:type="dxa" w:w="2160"/>
+          </w:tcPr>
+          <w:p>
+            <w:r>
+              <w:rPr>
+                <w:b w:val="0"/>
+              </w:rPr>
+              <w:t>________</w:t>
+            </w:r>
+          </w:p>
+        </w:tc>
+      </w:tr>
+      <w:tr>
+        <w:tc>
+          <w:tcPr>
+            <w:tcW w:type="dxa" w:w="2160"/>
+          </w:tcPr>
+          <w:p>
+            <w:r>
+              <w:rPr>
+                <w:b w:val="0"/>
+              </w:rPr>
+              <w:t>식사·간식 구매·알레르기 대체식 확인</w:t>
+            </w:r>
+          </w:p>
+        </w:tc>
+        <w:tc>
+          <w:tcPr>
+            <w:tcW w:type="dxa" w:w="2160"/>
+          </w:tcPr>
+          <w:p>
+            <w:r>
+              <w:rPr>
+                <w:b w:val="0"/>
+              </w:rPr>
+              <w:t>________</w:t>
+            </w:r>
+          </w:p>
+        </w:tc>
+        <w:tc>
+          <w:tcPr>
+            <w:tcW w:type="dxa" w:w="2160"/>
+          </w:tcPr>
+          <w:p>
+            <w:r>
+              <w:rPr>
+                <w:b w:val="0"/>
+              </w:rPr>
+              <w:t>________</w:t>
+            </w:r>
+          </w:p>
+        </w:tc>
+        <w:tc>
+          <w:tcPr>
+            <w:tcW w:type="dxa" w:w="2160"/>
+          </w:tcPr>
+          <w:p>
+            <w:r>
+              <w:rPr>
+                <w:b w:val="0"/>
+              </w:rPr>
+              <w:t>________</w:t>
+            </w:r>
+          </w:p>
+        </w:tc>
+      </w:tr>
+      <w:tr>
+        <w:tc>
+          <w:tcPr>
+            <w:tcW w:type="dxa" w:w="2160"/>
+          </w:tcPr>
+          <w:p>
+            <w:r>
+              <w:rPr>
+                <w:b w:val="0"/>
+              </w:rPr>
+              <w:t>차량·인솔자 확정·안전교육</w:t>
+            </w:r>
+          </w:p>
+        </w:tc>
+        <w:tc>
+          <w:tcPr>
+            <w:tcW w:type="dxa" w:w="2160"/>
+          </w:tcPr>
+          <w:p>
+            <w:r>
+              <w:rPr>
+                <w:b w:val="0"/>
+              </w:rPr>
+              <w:t>________</w:t>
+            </w:r>
+          </w:p>
+        </w:tc>
+        <w:tc>
+          <w:tcPr>
+            <w:tcW w:type="dxa" w:w="2160"/>
+          </w:tcPr>
+          <w:p>
+            <w:r>
+              <w:rPr>
+                <w:b w:val="0"/>
+              </w:rPr>
+              <w:t>________</w:t>
+            </w:r>
+          </w:p>
+        </w:tc>
+        <w:tc>
+          <w:tcPr>
+            <w:tcW w:type="dxa" w:w="2160"/>
+          </w:tcPr>
+          <w:p>
+            <w:r>
+              <w:rPr>
+                <w:b w:val="0"/>
+              </w:rPr>
+              <w:t>________</w:t>
+            </w:r>
+          </w:p>
+        </w:tc>
+      </w:tr>
+      <w:tr>
+        <w:tc>
+          <w:tcPr>
+            <w:tcW w:type="dxa" w:w="2160"/>
+          </w:tcPr>
+          <w:p>
+            <w:r>
+              <w:rPr>
+                <w:b w:val="0"/>
+              </w:rPr>
+              <w:t>구급함·응급 연락망 준비</w:t>
+            </w:r>
+          </w:p>
+        </w:tc>
+        <w:tc>
+          <w:tcPr>
+            <w:tcW w:type="dxa" w:w="2160"/>
+          </w:tcPr>
+          <w:p>
+            <w:r>
+              <w:rPr>
+                <w:b w:val="0"/>
+              </w:rPr>
+              <w:t>________</w:t>
+            </w:r>
+          </w:p>
+        </w:tc>
+        <w:tc>
+          <w:tcPr>
+            <w:tcW w:type="dxa" w:w="2160"/>
+          </w:tcPr>
+          <w:p>
+            <w:r>
+              <w:rPr>
+                <w:b w:val="0"/>
+              </w:rPr>
+              <w:t>________</w:t>
+            </w:r>
+          </w:p>
+        </w:tc>
+        <w:tc>
+          <w:tcPr>
+            <w:tcW w:type="dxa" w:w="2160"/>
+          </w:tcPr>
+          <w:p>
+            <w:r>
+              <w:rPr>
+                <w:b w:val="0"/>
+              </w:rPr>
+              <w:t>________</w:t>
+            </w:r>
+          </w:p>
+        </w:tc>
+      </w:tr>
+      <w:tr>
+        <w:tc>
+          <w:tcPr>
+            <w:tcW w:type="dxa" w:w="2160"/>
+          </w:tcPr>
+          <w:p>
+            <w:r>
+              <w:rPr>
+                <w:b w:val="0"/>
+              </w:rPr>
+              <w:t>지출 증빙 정리·결과보고</w:t>
             </w:r>
           </w:p>
         </w:tc>
@@ -2491,7 +2411,1249 @@
         <w:rPr>
           <w:b w:val="0"/>
         </w:rPr>
-        <w:t>참가 동의서</w:t>
+        <w:t>5. 안전관리 계획</w:t>
+      </w:r>
+    </w:p>
+    <w:p>
+      <w:pPr>
+        <w:pStyle w:val="Heading3"/>
+      </w:pPr>
+      <w:r>
+        <w:rPr>
+          <w:b w:val="0"/>
+        </w:rPr>
+        <w:t>가. 예방 및 대응</w:t>
+      </w:r>
+    </w:p>
+    <w:tbl>
+      <w:tblPr>
+        <w:tblStyle w:val="TableGrid"/>
+        <w:tblW w:type="auto" w:w="0"/>
+        <w:tblLook w:firstColumn="1" w:firstRow="1" w:lastColumn="0" w:lastRow="0" w:noHBand="0" w:noVBand="1" w:val="04A0"/>
+      </w:tblPr>
+      <w:tblGrid>
+        <w:gridCol w:w="2160"/>
+        <w:gridCol w:w="2160"/>
+        <w:gridCol w:w="2160"/>
+        <w:gridCol w:w="2160"/>
+      </w:tblGrid>
+      <w:tr>
+        <w:tc>
+          <w:tcPr>
+            <w:tcW w:type="dxa" w:w="2160"/>
+          </w:tcPr>
+          <w:p>
+            <w:r>
+              <w:rPr>
+                <w:b/>
+              </w:rPr>
+              <w:t>위험요인</w:t>
+            </w:r>
+          </w:p>
+        </w:tc>
+        <w:tc>
+          <w:tcPr>
+            <w:tcW w:type="dxa" w:w="2160"/>
+          </w:tcPr>
+          <w:p>
+            <w:r>
+              <w:rPr>
+                <w:b/>
+              </w:rPr>
+              <w:t>예방조치</w:t>
+            </w:r>
+          </w:p>
+        </w:tc>
+        <w:tc>
+          <w:tcPr>
+            <w:tcW w:type="dxa" w:w="2160"/>
+          </w:tcPr>
+          <w:p>
+            <w:r>
+              <w:rPr>
+                <w:b/>
+              </w:rPr>
+              <w:t>담당</w:t>
+            </w:r>
+          </w:p>
+        </w:tc>
+        <w:tc>
+          <w:tcPr>
+            <w:tcW w:type="dxa" w:w="2160"/>
+          </w:tcPr>
+          <w:p>
+            <w:r>
+              <w:rPr>
+                <w:b/>
+              </w:rPr>
+              <w:t>기한</w:t>
+            </w:r>
+          </w:p>
+        </w:tc>
+      </w:tr>
+      <w:tr>
+        <w:tc>
+          <w:tcPr>
+            <w:tcW w:type="dxa" w:w="2160"/>
+          </w:tcPr>
+          <w:p>
+            <w:r>
+              <w:rPr>
+                <w:b w:val="0"/>
+              </w:rPr>
+              <w:t>이탈·실종</w:t>
+            </w:r>
+          </w:p>
+        </w:tc>
+        <w:tc>
+          <w:tcPr>
+            <w:tcW w:type="dxa" w:w="2160"/>
+          </w:tcPr>
+          <w:p>
+            <w:r>
+              <w:rPr>
+                <w:b w:val="0"/>
+              </w:rPr>
+              <w:t>경계 구역 지정, 조별 동행, 전환 시 인원 대조. 실종 시 활동 중지·남은 어린이 보호·총괄 보고·112 신고</w:t>
+            </w:r>
+          </w:p>
+        </w:tc>
+        <w:tc>
+          <w:tcPr>
+            <w:tcW w:type="dxa" w:w="2160"/>
+          </w:tcPr>
+          <w:p>
+            <w:r>
+              <w:rPr>
+                <w:b w:val="0"/>
+              </w:rPr>
+              <w:t>________</w:t>
+            </w:r>
+          </w:p>
+        </w:tc>
+        <w:tc>
+          <w:tcPr>
+            <w:tcW w:type="dxa" w:w="2160"/>
+          </w:tcPr>
+          <w:p>
+            <w:r>
+              <w:rPr>
+                <w:b w:val="0"/>
+              </w:rPr>
+              <w:t>사전교육 및 발생 즉시</w:t>
+            </w:r>
+          </w:p>
+        </w:tc>
+      </w:tr>
+      <w:tr>
+        <w:tc>
+          <w:tcPr>
+            <w:tcW w:type="dxa" w:w="2160"/>
+          </w:tcPr>
+          <w:p>
+            <w:r>
+              <w:rPr>
+                <w:b w:val="0"/>
+              </w:rPr>
+              <w:t>교통·승하차 사고</w:t>
+            </w:r>
+          </w:p>
+        </w:tc>
+        <w:tc>
+          <w:tcPr>
+            <w:tcW w:type="dxa" w:w="2160"/>
+          </w:tcPr>
+          <w:p>
+            <w:r>
+              <w:rPr>
+                <w:b w:val="0"/>
+              </w:rPr>
+              <w:t>정원·안전띠·보호장구 확인, 안전한 승하차 구역 확보, 마지막 하차 후 차량 내부 확인</w:t>
+            </w:r>
+          </w:p>
+        </w:tc>
+        <w:tc>
+          <w:tcPr>
+            <w:tcW w:type="dxa" w:w="2160"/>
+          </w:tcPr>
+          <w:p>
+            <w:r>
+              <w:rPr>
+                <w:b w:val="0"/>
+              </w:rPr>
+              <w:t>________</w:t>
+            </w:r>
+          </w:p>
+        </w:tc>
+        <w:tc>
+          <w:tcPr>
+            <w:tcW w:type="dxa" w:w="2160"/>
+          </w:tcPr>
+          <w:p>
+            <w:r>
+              <w:rPr>
+                <w:b w:val="0"/>
+              </w:rPr>
+              <w:t>매 출발·하차 시</w:t>
+            </w:r>
+          </w:p>
+        </w:tc>
+      </w:tr>
+      <w:tr>
+        <w:tc>
+          <w:tcPr>
+            <w:tcW w:type="dxa" w:w="2160"/>
+          </w:tcPr>
+          <w:p>
+            <w:r>
+              <w:rPr>
+                <w:b w:val="0"/>
+              </w:rPr>
+              <w:t>낙상·물가·놀이 사고</w:t>
+            </w:r>
+          </w:p>
+        </w:tc>
+        <w:tc>
+          <w:tcPr>
+            <w:tcW w:type="dxa" w:w="2160"/>
+          </w:tcPr>
+          <w:p>
+            <w:r>
+              <w:rPr>
+                <w:b w:val="0"/>
+              </w:rPr>
+              <w:t>붙임 1로 답사, 위험 구역 차단, 연령별 놀이 구분·경쟁 강도 조절</w:t>
+            </w:r>
+          </w:p>
+        </w:tc>
+        <w:tc>
+          <w:tcPr>
+            <w:tcW w:type="dxa" w:w="2160"/>
+          </w:tcPr>
+          <w:p>
+            <w:r>
+              <w:rPr>
+                <w:b w:val="0"/>
+              </w:rPr>
+              <w:t>________</w:t>
+            </w:r>
+          </w:p>
+        </w:tc>
+        <w:tc>
+          <w:tcPr>
+            <w:tcW w:type="dxa" w:w="2160"/>
+          </w:tcPr>
+          <w:p>
+            <w:r>
+              <w:rPr>
+                <w:b w:val="0"/>
+              </w:rPr>
+              <w:t>답사 및 활동 전</w:t>
+            </w:r>
+          </w:p>
+        </w:tc>
+      </w:tr>
+      <w:tr>
+        <w:tc>
+          <w:tcPr>
+            <w:tcW w:type="dxa" w:w="2160"/>
+          </w:tcPr>
+          <w:p>
+            <w:r>
+              <w:rPr>
+                <w:b w:val="0"/>
+              </w:rPr>
+              <w:t>식품 알레르기·질식</w:t>
+            </w:r>
+          </w:p>
+        </w:tc>
+        <w:tc>
+          <w:tcPr>
+            <w:tcW w:type="dxa" w:w="2160"/>
+          </w:tcPr>
+          <w:p>
+            <w:r>
+              <w:rPr>
+                <w:b w:val="0"/>
+              </w:rPr>
+              <w:t>회신서 별도 확인, 원재료 확인·개별 대체식 마련, 앉아서 섭취하도록 지도</w:t>
+            </w:r>
+          </w:p>
+        </w:tc>
+        <w:tc>
+          <w:tcPr>
+            <w:tcW w:type="dxa" w:w="2160"/>
+          </w:tcPr>
+          <w:p>
+            <w:r>
+              <w:rPr>
+                <w:b w:val="0"/>
+              </w:rPr>
+              <w:t>________</w:t>
+            </w:r>
+          </w:p>
+        </w:tc>
+        <w:tc>
+          <w:tcPr>
+            <w:tcW w:type="dxa" w:w="2160"/>
+          </w:tcPr>
+          <w:p>
+            <w:r>
+              <w:rPr>
+                <w:b w:val="0"/>
+              </w:rPr>
+              <w:t>구매·배식 전</w:t>
+            </w:r>
+          </w:p>
+        </w:tc>
+      </w:tr>
+      <w:tr>
+        <w:tc>
+          <w:tcPr>
+            <w:tcW w:type="dxa" w:w="2160"/>
+          </w:tcPr>
+          <w:p>
+            <w:r>
+              <w:rPr>
+                <w:b w:val="0"/>
+              </w:rPr>
+              <w:t>더위·추위·곤충·기상 악화</w:t>
+            </w:r>
+          </w:p>
+        </w:tc>
+        <w:tc>
+          <w:tcPr>
+            <w:tcW w:type="dxa" w:w="2160"/>
+          </w:tcPr>
+          <w:p>
+            <w:r>
+              <w:rPr>
+                <w:b w:val="0"/>
+              </w:rPr>
+              <w:t>식수·휴식·의복 안내, 기상 확인, 위험 시 실내 전환 또는 중단</w:t>
+            </w:r>
+          </w:p>
+        </w:tc>
+        <w:tc>
+          <w:tcPr>
+            <w:tcW w:type="dxa" w:w="2160"/>
+          </w:tcPr>
+          <w:p>
+            <w:r>
+              <w:rPr>
+                <w:b w:val="0"/>
+              </w:rPr>
+              <w:t>________</w:t>
+            </w:r>
+          </w:p>
+        </w:tc>
+        <w:tc>
+          <w:tcPr>
+            <w:tcW w:type="dxa" w:w="2160"/>
+          </w:tcPr>
+          <w:p>
+            <w:r>
+              <w:rPr>
+                <w:b w:val="0"/>
+              </w:rPr>
+              <w:t>전일·당일 및 수시</w:t>
+            </w:r>
+          </w:p>
+        </w:tc>
+      </w:tr>
+      <w:tr>
+        <w:tc>
+          <w:tcPr>
+            <w:tcW w:type="dxa" w:w="2160"/>
+          </w:tcPr>
+          <w:p>
+            <w:r>
+              <w:rPr>
+                <w:b w:val="0"/>
+              </w:rPr>
+              <w:t>부상·급성 증상</w:t>
+            </w:r>
+          </w:p>
+        </w:tc>
+        <w:tc>
+          <w:tcPr>
+            <w:tcW w:type="dxa" w:w="2160"/>
+          </w:tcPr>
+          <w:p>
+            <w:r>
+              <w:rPr>
+                <w:b w:val="0"/>
+              </w:rPr>
+              <w:t>구급함 위치 공유, 응급처치 담당 지정, 필요 시 119 신고와 보호자 연락 병행</w:t>
+            </w:r>
+          </w:p>
+        </w:tc>
+        <w:tc>
+          <w:tcPr>
+            <w:tcW w:type="dxa" w:w="2160"/>
+          </w:tcPr>
+          <w:p>
+            <w:r>
+              <w:rPr>
+                <w:b w:val="0"/>
+              </w:rPr>
+              <w:t>________</w:t>
+            </w:r>
+          </w:p>
+        </w:tc>
+        <w:tc>
+          <w:tcPr>
+            <w:tcW w:type="dxa" w:w="2160"/>
+          </w:tcPr>
+          <w:p>
+            <w:r>
+              <w:rPr>
+                <w:b w:val="0"/>
+              </w:rPr>
+              <w:t>출발 전·발생 즉시</w:t>
+            </w:r>
+          </w:p>
+        </w:tc>
+      </w:tr>
+    </w:tbl>
+    <w:p/>
+    <w:p>
+      <w:pPr>
+        <w:pStyle w:val="Heading3"/>
+      </w:pPr>
+      <w:r>
+        <w:rPr>
+          <w:b w:val="0"/>
+        </w:rPr>
+        <w:t>나. 비상약·응급 연락 체계</w:t>
+      </w:r>
+    </w:p>
+    <w:p>
+      <w:r>
+        <w:rPr>
+          <w:b w:val="0"/>
+        </w:rPr>
+        <w:t>1) 구급함: 멸균 거즈·밴드·붕대·일회용 장갑·체온계·냉찜질팩 등 ________. 비상약 품목·사용기한·사용 기준은 ________(확인 필요). 담당: ________ / 점검 기한: ________</w:t>
+      </w:r>
+    </w:p>
+    <w:p>
+      <w:r>
+        <w:rPr>
+          <w:b w:val="0"/>
+        </w:rPr>
+        <w:t>2) 개인 복용약: 보호자의 서면 요청과 사용 지침을 별도 확인하고 보관·사용 내용을 기록합니다. 임의로 약을 나누어 주지 않습니다. 담당: ________ / 확인 기한: ________</w:t>
+      </w:r>
+    </w:p>
+    <w:p>
+      <w:r>
+        <w:rPr>
+          <w:b w:val="0"/>
+        </w:rPr>
+        <w:t>3) 연락 순서: 현장 인솔자 → 응급처치 담당·총괄 → 보호자. 긴급 상황은 119 신고를 우선하며 연락을 병행합니다. 담당: ________ / 시행 기한: 발생 즉시</w:t>
+      </w:r>
+    </w:p>
+    <w:p>
+      <w:r>
+        <w:rPr>
+          <w:b w:val="0"/>
+        </w:rPr>
+        <w:t>4) 연락망: 인솔자·보호자 연락처, 인근 응급의료기관·이송 경로는 별도 비공개 자료로 관리합니다. 의료기관 수용 여부는 확인 필요. 담당: ________ / 확인 기한: ________</w:t>
+      </w:r>
+    </w:p>
+    <w:p>
+      <w:pPr>
+        <w:pStyle w:val="Heading3"/>
+      </w:pPr>
+      <w:r>
+        <w:rPr>
+          <w:b w:val="0"/>
+        </w:rPr>
+        <w:t>다. 우천 대체안</w:t>
+      </w:r>
+    </w:p>
+    <w:p>
+      <w:r>
+        <w:rPr>
+          <w:b w:val="0"/>
+        </w:rPr>
+        <w:t>1) 결정 기준: 우천, 기상특보, 현장 침수·미끄럼 등 안전한 야외활동이 어려운 경우 실내 전환·연기·취소합니다. 판단 담당: ________ / 1차 결정 기한: ________ / 최종 확인: 출발 전</w:t>
+      </w:r>
+    </w:p>
+    <w:p>
+      <w:r>
+        <w:rPr>
+          <w:b w:val="0"/>
+        </w:rPr>
+        <w:t>2) 대체 일정: ________에서 예배 → 실내 협동 놀이 → 식사·간식 → 보호자 인계 순으로 운영합니다. 담당: ________ / 준비 기한: ________</w:t>
+      </w:r>
+    </w:p>
+    <w:p>
+      <w:r>
+        <w:rPr>
+          <w:b w:val="0"/>
+        </w:rPr>
+        <w:t>3) 안내·정산: 변경 장소·시간·준비물과 취소 시 참가비 처리 기준 ________을 보호자에게 안내합니다. 담당: ________ / 안내 기한: ________</w:t>
+      </w:r>
+    </w:p>
+    <w:p>
+      <w:pPr>
+        <w:pStyle w:val="Heading2"/>
+      </w:pPr>
+      <w:r>
+        <w:rPr>
+          <w:b w:val="0"/>
+        </w:rPr>
+        <w:t>6. 소요 예산 및 재원</w:t>
+      </w:r>
+    </w:p>
+    <w:p>
+      <w:r>
+        <w:rPr>
+          <w:b w:val="0"/>
+        </w:rPr>
+        <w:t>(단위: 원)</w:t>
+      </w:r>
+    </w:p>
+    <w:tbl>
+      <w:tblPr>
+        <w:tblStyle w:val="TableGrid"/>
+        <w:tblW w:type="auto" w:w="0"/>
+        <w:tblLook w:firstColumn="1" w:firstRow="1" w:lastColumn="0" w:lastRow="0" w:noHBand="0" w:noVBand="1" w:val="04A0"/>
+      </w:tblPr>
+      <w:tblGrid>
+        <w:gridCol w:w="2160"/>
+        <w:gridCol w:w="2160"/>
+        <w:gridCol w:w="2160"/>
+        <w:gridCol w:w="2160"/>
+      </w:tblGrid>
+      <w:tr>
+        <w:tc>
+          <w:tcPr>
+            <w:tcW w:type="dxa" w:w="2160"/>
+          </w:tcPr>
+          <w:p>
+            <w:r>
+              <w:rPr>
+                <w:b/>
+              </w:rPr>
+              <w:t>항목</w:t>
+            </w:r>
+          </w:p>
+        </w:tc>
+        <w:tc>
+          <w:tcPr>
+            <w:tcW w:type="dxa" w:w="2160"/>
+          </w:tcPr>
+          <w:p>
+            <w:r>
+              <w:rPr>
+                <w:b/>
+              </w:rPr>
+              <w:t>산출근거</w:t>
+            </w:r>
+          </w:p>
+        </w:tc>
+        <w:tc>
+          <w:tcPr>
+            <w:tcW w:type="dxa" w:w="2160"/>
+          </w:tcPr>
+          <w:p>
+            <w:r>
+              <w:rPr>
+                <w:b/>
+              </w:rPr>
+              <w:t>금액</w:t>
+            </w:r>
+          </w:p>
+        </w:tc>
+        <w:tc>
+          <w:tcPr>
+            <w:tcW w:type="dxa" w:w="2160"/>
+          </w:tcPr>
+          <w:p>
+            <w:r>
+              <w:rPr>
+                <w:b/>
+              </w:rPr>
+              <w:t>재원</w:t>
+            </w:r>
+          </w:p>
+        </w:tc>
+      </w:tr>
+      <w:tr>
+        <w:tc>
+          <w:tcPr>
+            <w:tcW w:type="dxa" w:w="2160"/>
+          </w:tcPr>
+          <w:p>
+            <w:r>
+              <w:rPr>
+                <w:b w:val="0"/>
+              </w:rPr>
+              <w:t>차량·교통</w:t>
+            </w:r>
+          </w:p>
+        </w:tc>
+        <w:tc>
+          <w:tcPr>
+            <w:tcW w:type="dxa" w:w="2160"/>
+          </w:tcPr>
+          <w:p>
+            <w:r>
+              <w:rPr>
+                <w:b w:val="0"/>
+              </w:rPr>
+              <w:t>________원 × ________대</w:t>
+            </w:r>
+          </w:p>
+        </w:tc>
+        <w:tc>
+          <w:tcPr>
+            <w:tcW w:type="dxa" w:w="2160"/>
+          </w:tcPr>
+          <w:p>
+            <w:r>
+              <w:rPr>
+                <w:b w:val="0"/>
+              </w:rPr>
+              <w:t>________</w:t>
+            </w:r>
+          </w:p>
+        </w:tc>
+        <w:tc>
+          <w:tcPr>
+            <w:tcW w:type="dxa" w:w="2160"/>
+          </w:tcPr>
+          <w:p>
+            <w:r>
+              <w:rPr>
+                <w:b w:val="0"/>
+              </w:rPr>
+              <w:t>________</w:t>
+            </w:r>
+          </w:p>
+        </w:tc>
+      </w:tr>
+      <w:tr>
+        <w:tc>
+          <w:tcPr>
+            <w:tcW w:type="dxa" w:w="2160"/>
+          </w:tcPr>
+          <w:p>
+            <w:r>
+              <w:rPr>
+                <w:b w:val="0"/>
+              </w:rPr>
+              <w:t>장소·입장</w:t>
+            </w:r>
+          </w:p>
+        </w:tc>
+        <w:tc>
+          <w:tcPr>
+            <w:tcW w:type="dxa" w:w="2160"/>
+          </w:tcPr>
+          <w:p>
+            <w:r>
+              <w:rPr>
+                <w:b w:val="0"/>
+              </w:rPr>
+              <w:t>________원 × ________명</w:t>
+            </w:r>
+          </w:p>
+        </w:tc>
+        <w:tc>
+          <w:tcPr>
+            <w:tcW w:type="dxa" w:w="2160"/>
+          </w:tcPr>
+          <w:p>
+            <w:r>
+              <w:rPr>
+                <w:b w:val="0"/>
+              </w:rPr>
+              <w:t>________</w:t>
+            </w:r>
+          </w:p>
+        </w:tc>
+        <w:tc>
+          <w:tcPr>
+            <w:tcW w:type="dxa" w:w="2160"/>
+          </w:tcPr>
+          <w:p>
+            <w:r>
+              <w:rPr>
+                <w:b w:val="0"/>
+              </w:rPr>
+              <w:t>________</w:t>
+            </w:r>
+          </w:p>
+        </w:tc>
+      </w:tr>
+      <w:tr>
+        <w:tc>
+          <w:tcPr>
+            <w:tcW w:type="dxa" w:w="2160"/>
+          </w:tcPr>
+          <w:p>
+            <w:r>
+              <w:rPr>
+                <w:b w:val="0"/>
+              </w:rPr>
+              <w:t>식사</w:t>
+            </w:r>
+          </w:p>
+        </w:tc>
+        <w:tc>
+          <w:tcPr>
+            <w:tcW w:type="dxa" w:w="2160"/>
+          </w:tcPr>
+          <w:p>
+            <w:r>
+              <w:rPr>
+                <w:b w:val="0"/>
+              </w:rPr>
+              <w:t>________원 × ________명</w:t>
+            </w:r>
+          </w:p>
+        </w:tc>
+        <w:tc>
+          <w:tcPr>
+            <w:tcW w:type="dxa" w:w="2160"/>
+          </w:tcPr>
+          <w:p>
+            <w:r>
+              <w:rPr>
+                <w:b w:val="0"/>
+              </w:rPr>
+              <w:t>________</w:t>
+            </w:r>
+          </w:p>
+        </w:tc>
+        <w:tc>
+          <w:tcPr>
+            <w:tcW w:type="dxa" w:w="2160"/>
+          </w:tcPr>
+          <w:p>
+            <w:r>
+              <w:rPr>
+                <w:b w:val="0"/>
+              </w:rPr>
+              <w:t>________</w:t>
+            </w:r>
+          </w:p>
+        </w:tc>
+      </w:tr>
+      <w:tr>
+        <w:tc>
+          <w:tcPr>
+            <w:tcW w:type="dxa" w:w="2160"/>
+          </w:tcPr>
+          <w:p>
+            <w:r>
+              <w:rPr>
+                <w:b w:val="0"/>
+              </w:rPr>
+              <w:t>간식·식수</w:t>
+            </w:r>
+          </w:p>
+        </w:tc>
+        <w:tc>
+          <w:tcPr>
+            <w:tcW w:type="dxa" w:w="2160"/>
+          </w:tcPr>
+          <w:p>
+            <w:r>
+              <w:rPr>
+                <w:b w:val="0"/>
+              </w:rPr>
+              <w:t>________원 × ________명</w:t>
+            </w:r>
+          </w:p>
+        </w:tc>
+        <w:tc>
+          <w:tcPr>
+            <w:tcW w:type="dxa" w:w="2160"/>
+          </w:tcPr>
+          <w:p>
+            <w:r>
+              <w:rPr>
+                <w:b w:val="0"/>
+              </w:rPr>
+              <w:t>________</w:t>
+            </w:r>
+          </w:p>
+        </w:tc>
+        <w:tc>
+          <w:tcPr>
+            <w:tcW w:type="dxa" w:w="2160"/>
+          </w:tcPr>
+          <w:p>
+            <w:r>
+              <w:rPr>
+                <w:b w:val="0"/>
+              </w:rPr>
+              <w:t>________</w:t>
+            </w:r>
+          </w:p>
+        </w:tc>
+      </w:tr>
+      <w:tr>
+        <w:tc>
+          <w:tcPr>
+            <w:tcW w:type="dxa" w:w="2160"/>
+          </w:tcPr>
+          <w:p>
+            <w:r>
+              <w:rPr>
+                <w:b w:val="0"/>
+              </w:rPr>
+              <w:t>놀이·구급용품</w:t>
+            </w:r>
+          </w:p>
+        </w:tc>
+        <w:tc>
+          <w:tcPr>
+            <w:tcW w:type="dxa" w:w="2160"/>
+          </w:tcPr>
+          <w:p>
+            <w:r>
+              <w:rPr>
+                <w:b w:val="0"/>
+              </w:rPr>
+              <w:t>________원 × ________세트</w:t>
+            </w:r>
+          </w:p>
+        </w:tc>
+        <w:tc>
+          <w:tcPr>
+            <w:tcW w:type="dxa" w:w="2160"/>
+          </w:tcPr>
+          <w:p>
+            <w:r>
+              <w:rPr>
+                <w:b w:val="0"/>
+              </w:rPr>
+              <w:t>________</w:t>
+            </w:r>
+          </w:p>
+        </w:tc>
+        <w:tc>
+          <w:tcPr>
+            <w:tcW w:type="dxa" w:w="2160"/>
+          </w:tcPr>
+          <w:p>
+            <w:r>
+              <w:rPr>
+                <w:b w:val="0"/>
+              </w:rPr>
+              <w:t>________</w:t>
+            </w:r>
+          </w:p>
+        </w:tc>
+      </w:tr>
+      <w:tr>
+        <w:tc>
+          <w:tcPr>
+            <w:tcW w:type="dxa" w:w="2160"/>
+          </w:tcPr>
+          <w:p>
+            <w:r>
+              <w:rPr>
+                <w:b w:val="0"/>
+              </w:rPr>
+              <w:t>보험 등</w:t>
+            </w:r>
+          </w:p>
+        </w:tc>
+        <w:tc>
+          <w:tcPr>
+            <w:tcW w:type="dxa" w:w="2160"/>
+          </w:tcPr>
+          <w:p>
+            <w:r>
+              <w:rPr>
+                <w:b w:val="0"/>
+              </w:rPr>
+              <w:t>________원 × ________명</w:t>
+            </w:r>
+          </w:p>
+        </w:tc>
+        <w:tc>
+          <w:tcPr>
+            <w:tcW w:type="dxa" w:w="2160"/>
+          </w:tcPr>
+          <w:p>
+            <w:r>
+              <w:rPr>
+                <w:b w:val="0"/>
+              </w:rPr>
+              <w:t>________</w:t>
+            </w:r>
+          </w:p>
+        </w:tc>
+        <w:tc>
+          <w:tcPr>
+            <w:tcW w:type="dxa" w:w="2160"/>
+          </w:tcPr>
+          <w:p>
+            <w:r>
+              <w:rPr>
+                <w:b w:val="0"/>
+              </w:rPr>
+              <w:t>________</w:t>
+            </w:r>
+          </w:p>
+        </w:tc>
+      </w:tr>
+      <w:tr>
+        <w:tc>
+          <w:tcPr>
+            <w:tcW w:type="dxa" w:w="2160"/>
+          </w:tcPr>
+          <w:p>
+            <w:r>
+              <w:rPr>
+                <w:b w:val="0"/>
+              </w:rPr>
+              <w:t>합계</w:t>
+            </w:r>
+          </w:p>
+        </w:tc>
+        <w:tc>
+          <w:tcPr>
+            <w:tcW w:type="dxa" w:w="2160"/>
+          </w:tcPr>
+          <w:p>
+            <w:r>
+              <w:rPr>
+                <w:b w:val="0"/>
+              </w:rPr>
+              <w:t>금________원(금________원)</w:t>
+            </w:r>
+          </w:p>
+        </w:tc>
+        <w:tc>
+          <w:tcPr>
+            <w:tcW w:type="dxa" w:w="2160"/>
+          </w:tcPr>
+          <w:p>
+            <w:r>
+              <w:rPr>
+                <w:b w:val="0"/>
+              </w:rPr>
+              <w:t>________</w:t>
+            </w:r>
+          </w:p>
+        </w:tc>
+        <w:tc>
+          <w:tcPr>
+            <w:tcW w:type="dxa" w:w="2160"/>
+          </w:tcPr>
+          <w:p>
+            <w:r>
+              <w:rPr>
+                <w:b w:val="0"/>
+              </w:rPr>
+              <w:t>________</w:t>
+            </w:r>
+          </w:p>
+        </w:tc>
+      </w:tr>
+    </w:tbl>
+    <w:p/>
+    <w:p>
+      <w:r>
+        <w:rPr>
+          <w:b w:val="0"/>
+        </w:rPr>
+        <w:t>가. 승인 후 지출하고 거래별 일자·항목·금액·지급처·증빙번호를 기록하여 영수증과 연결합니다. 담당: ________ / 기한: 거래 당일</w:t>
+      </w:r>
+    </w:p>
+    <w:p>
+      <w:r>
+        <w:rPr>
+          <w:b w:val="0"/>
+        </w:rPr>
+        <w:t>나. 교회 지정 계좌를 사용하며 개인 계좌와 혼용하지 않습니다. 현금은 두 사람이 함께 계수하고 서명합니다. 계수자: ________·________ / 기한: 수납·지급 당일</w:t>
+      </w:r>
+    </w:p>
+    <w:p>
+      <w:r>
+        <w:rPr>
+          <w:b w:val="0"/>
+        </w:rPr>
+        <w:t>다. 작성자 외 확인자가 증빙·잔액을 대조하고 행사별 정산 및 해당 월 재정 보고에 반영합니다. 작성: ________ / 확인: ________ / 기한: ________</w:t>
+      </w:r>
+    </w:p>
+    <w:p>
+      <w:pPr>
+        <w:pStyle w:val="Heading2"/>
+      </w:pPr>
+      <w:r>
+        <w:rPr>
+          <w:b w:val="0"/>
+        </w:rPr>
+        <w:t>7. 기대 효과 및 평가 방법</w:t>
+      </w:r>
+    </w:p>
+    <w:p>
+      <w:r>
+        <w:rPr>
+          <w:b w:val="0"/>
+        </w:rPr>
+        <w:t>가. 신앙적 기대 효과: 창조 세계에 대한 감사와 공동체 배려의 경험을 나눕니다. 나눔 진행 담당: ________ / 기한: ________</w:t>
+      </w:r>
+    </w:p>
+    <w:p>
+      <w:r>
+        <w:rPr>
+          <w:b w:val="0"/>
+        </w:rPr>
+        <w:t>나. 운영 평가: 참가·인계 확인율, 일정 이행, 사고·아차사고, 예산 차이를 확인하고 개선사항을 기록합니다. 평가 담당: ________ / 기한: ________</w:t>
+      </w:r>
+    </w:p>
+    <w:p>
+      <w:pPr>
+        <w:pStyle w:val="Heading2"/>
+      </w:pPr>
+      <w:r>
+        <w:rPr>
+          <w:b w:val="0"/>
+        </w:rPr>
+        <w:t>8. 향후 일정</w:t>
+      </w:r>
+    </w:p>
+    <w:tbl>
+      <w:tblPr>
+        <w:tblStyle w:val="TableGrid"/>
+        <w:tblW w:type="auto" w:w="0"/>
+        <w:tblLook w:firstColumn="1" w:firstRow="1" w:lastColumn="0" w:lastRow="0" w:noHBand="0" w:noVBand="1" w:val="04A0"/>
+      </w:tblPr>
+      <w:tblGrid>
+        <w:gridCol w:w="2880"/>
+        <w:gridCol w:w="2880"/>
+        <w:gridCol w:w="2880"/>
+      </w:tblGrid>
+      <w:tr>
+        <w:tc>
+          <w:tcPr>
+            <w:tcW w:type="dxa" w:w="2880"/>
+          </w:tcPr>
+          <w:p>
+            <w:r>
+              <w:rPr>
+                <w:b/>
+              </w:rPr>
+              <w:t>내용</w:t>
+            </w:r>
+          </w:p>
+        </w:tc>
+        <w:tc>
+          <w:tcPr>
+            <w:tcW w:type="dxa" w:w="2880"/>
+          </w:tcPr>
+          <w:p>
+            <w:r>
+              <w:rPr>
+                <w:b/>
+              </w:rPr>
+              <w:t>담당</w:t>
+            </w:r>
+          </w:p>
+        </w:tc>
+        <w:tc>
+          <w:tcPr>
+            <w:tcW w:type="dxa" w:w="2880"/>
+          </w:tcPr>
+          <w:p>
+            <w:r>
+              <w:rPr>
+                <w:b/>
+              </w:rPr>
+              <w:t>기한</w:t>
+            </w:r>
+          </w:p>
+        </w:tc>
+      </w:tr>
+      <w:tr>
+        <w:tc>
+          <w:tcPr>
+            <w:tcW w:type="dxa" w:w="2880"/>
+          </w:tcPr>
+          <w:p>
+            <w:r>
+              <w:rPr>
+                <w:b w:val="0"/>
+              </w:rPr>
+              <w:t>계획 승인·답사 완료</w:t>
+            </w:r>
+          </w:p>
+        </w:tc>
+        <w:tc>
+          <w:tcPr>
+            <w:tcW w:type="dxa" w:w="2880"/>
+          </w:tcPr>
+          <w:p>
+            <w:r>
+              <w:rPr>
+                <w:b w:val="0"/>
+              </w:rPr>
+              <w:t>________</w:t>
+            </w:r>
+          </w:p>
+        </w:tc>
+        <w:tc>
+          <w:tcPr>
+            <w:tcW w:type="dxa" w:w="2880"/>
+          </w:tcPr>
+          <w:p>
+            <w:r>
+              <w:rPr>
+                <w:b w:val="0"/>
+              </w:rPr>
+              <w:t>________</w:t>
+            </w:r>
+          </w:p>
+        </w:tc>
+      </w:tr>
+      <w:tr>
+        <w:tc>
+          <w:tcPr>
+            <w:tcW w:type="dxa" w:w="2880"/>
+          </w:tcPr>
+          <w:p>
+            <w:r>
+              <w:rPr>
+                <w:b w:val="0"/>
+              </w:rPr>
+              <w:t>보호자 안내·동의서 회수</w:t>
+            </w:r>
+          </w:p>
+        </w:tc>
+        <w:tc>
+          <w:tcPr>
+            <w:tcW w:type="dxa" w:w="2880"/>
+          </w:tcPr>
+          <w:p>
+            <w:r>
+              <w:rPr>
+                <w:b w:val="0"/>
+              </w:rPr>
+              <w:t>________</w:t>
+            </w:r>
+          </w:p>
+        </w:tc>
+        <w:tc>
+          <w:tcPr>
+            <w:tcW w:type="dxa" w:w="2880"/>
+          </w:tcPr>
+          <w:p>
+            <w:r>
+              <w:rPr>
+                <w:b w:val="0"/>
+              </w:rPr>
+              <w:t>________</w:t>
+            </w:r>
+          </w:p>
+        </w:tc>
+      </w:tr>
+      <w:tr>
+        <w:tc>
+          <w:tcPr>
+            <w:tcW w:type="dxa" w:w="2880"/>
+          </w:tcPr>
+          <w:p>
+            <w:r>
+              <w:rPr>
+                <w:b w:val="0"/>
+              </w:rPr>
+              <w:t>최종 인원·차량·기상·구급함 확인</w:t>
+            </w:r>
+          </w:p>
+        </w:tc>
+        <w:tc>
+          <w:tcPr>
+            <w:tcW w:type="dxa" w:w="2880"/>
+          </w:tcPr>
+          <w:p>
+            <w:r>
+              <w:rPr>
+                <w:b w:val="0"/>
+              </w:rPr>
+              <w:t>________</w:t>
+            </w:r>
+          </w:p>
+        </w:tc>
+        <w:tc>
+          <w:tcPr>
+            <w:tcW w:type="dxa" w:w="2880"/>
+          </w:tcPr>
+          <w:p>
+            <w:r>
+              <w:rPr>
+                <w:b w:val="0"/>
+              </w:rPr>
+              <w:t>________</w:t>
+            </w:r>
+          </w:p>
+        </w:tc>
+      </w:tr>
+      <w:tr>
+        <w:tc>
+          <w:tcPr>
+            <w:tcW w:type="dxa" w:w="2880"/>
+          </w:tcPr>
+          <w:p>
+            <w:r>
+              <w:rPr>
+                <w:b w:val="0"/>
+              </w:rPr>
+              <w:t>행사 평가·정산·결과보고 제출</w:t>
+            </w:r>
+          </w:p>
+        </w:tc>
+        <w:tc>
+          <w:tcPr>
+            <w:tcW w:type="dxa" w:w="2880"/>
+          </w:tcPr>
+          <w:p>
+            <w:r>
+              <w:rPr>
+                <w:b w:val="0"/>
+              </w:rPr>
+              <w:t>________</w:t>
+            </w:r>
+          </w:p>
+        </w:tc>
+        <w:tc>
+          <w:tcPr>
+            <w:tcW w:type="dxa" w:w="2880"/>
+          </w:tcPr>
+          <w:p>
+            <w:r>
+              <w:rPr>
+                <w:b w:val="0"/>
+              </w:rPr>
+              <w:t>________</w:t>
+            </w:r>
+          </w:p>
+        </w:tc>
+      </w:tr>
+    </w:tbl>
+    <w:p/>
+    <w:p>
+      <w:r>
+        <w:rPr>
+          <w:b w:val="0"/>
+        </w:rPr>
+        <w:t>붙임 1. 장소 답사 체크리스트 1부.</w:t>
+      </w:r>
+    </w:p>
+    <w:p>
+      <w:r>
+        <w:rPr>
+          <w:b w:val="0"/>
+        </w:rPr>
+        <w:t>붙임 2. 참가 동의서 및 비공개 회신서 1부.</w:t>
       </w:r>
     </w:p>
     <w:p>
@@ -2499,117 +3661,2018 @@
         <w:rPr>
           <w:b/>
         </w:rPr>
-        <w:t>(교회명) 유치부·아동부 야외예배·소풍 참가 회신서</w:t>
+        <w:t>붙임 1</w:t>
       </w:r>
     </w:p>
     <w:p>
       <w:pPr>
-        <w:pStyle w:val="ListBullet"/>
+        <w:pStyle w:val="Heading1"/>
+        <w:jc w:val="center"/>
       </w:pPr>
       <w:r>
         <w:rPr>
           <w:b w:val="0"/>
         </w:rPr>
-        <w:t>일시·장소 : ________ / ________</w:t>
+        <w:t>[연도] (교회명) (부서명) 야외예배·소풍 장소 답사 점검표</w:t>
       </w:r>
     </w:p>
+    <w:tbl>
+      <w:tblPr>
+        <w:tblStyle w:val="TableGrid"/>
+        <w:tblW w:type="auto" w:w="0"/>
+        <w:tblLook w:firstColumn="1" w:firstRow="1" w:lastColumn="0" w:lastRow="0" w:noHBand="0" w:noVBand="1" w:val="04A0"/>
+      </w:tblPr>
+      <w:tblGrid>
+        <w:gridCol w:w="2160"/>
+        <w:gridCol w:w="2160"/>
+        <w:gridCol w:w="2160"/>
+        <w:gridCol w:w="2160"/>
+      </w:tblGrid>
+      <w:tr>
+        <w:tc>
+          <w:tcPr>
+            <w:tcW w:type="dxa" w:w="2160"/>
+          </w:tcPr>
+          <w:p>
+            <w:r>
+              <w:rPr>
+                <w:b/>
+              </w:rPr>
+              <w:t>작성일</w:t>
+            </w:r>
+          </w:p>
+        </w:tc>
+        <w:tc>
+          <w:tcPr>
+            <w:tcW w:type="dxa" w:w="2160"/>
+          </w:tcPr>
+          <w:p>
+            <w:r>
+              <w:rPr>
+                <w:b/>
+              </w:rPr>
+              <w:t>작성자</w:t>
+            </w:r>
+          </w:p>
+        </w:tc>
+        <w:tc>
+          <w:tcPr>
+            <w:tcW w:type="dxa" w:w="2160"/>
+          </w:tcPr>
+          <w:p>
+            <w:r>
+              <w:rPr>
+                <w:b/>
+              </w:rPr>
+              <w:t>부서</w:t>
+            </w:r>
+          </w:p>
+        </w:tc>
+        <w:tc>
+          <w:tcPr>
+            <w:tcW w:type="dxa" w:w="2160"/>
+          </w:tcPr>
+          <w:p>
+            <w:r>
+              <w:rPr>
+                <w:b/>
+              </w:rPr>
+              <w:t>문서 상태(초안/확정)</w:t>
+            </w:r>
+          </w:p>
+        </w:tc>
+      </w:tr>
+      <w:tr>
+        <w:tc>
+          <w:tcPr>
+            <w:tcW w:type="dxa" w:w="2160"/>
+          </w:tcPr>
+          <w:p>
+            <w:r>
+              <w:rPr>
+                <w:b w:val="0"/>
+              </w:rPr>
+              <w:t>________</w:t>
+            </w:r>
+          </w:p>
+        </w:tc>
+        <w:tc>
+          <w:tcPr>
+            <w:tcW w:type="dxa" w:w="2160"/>
+          </w:tcPr>
+          <w:p>
+            <w:r>
+              <w:rPr>
+                <w:b w:val="0"/>
+              </w:rPr>
+              <w:t>________</w:t>
+            </w:r>
+          </w:p>
+        </w:tc>
+        <w:tc>
+          <w:tcPr>
+            <w:tcW w:type="dxa" w:w="2160"/>
+          </w:tcPr>
+          <w:p>
+            <w:r>
+              <w:rPr>
+                <w:b w:val="0"/>
+              </w:rPr>
+              <w:t>________</w:t>
+            </w:r>
+          </w:p>
+        </w:tc>
+        <w:tc>
+          <w:tcPr>
+            <w:tcW w:type="dxa" w:w="2160"/>
+          </w:tcPr>
+          <w:p>
+            <w:r>
+              <w:rPr>
+                <w:b w:val="0"/>
+              </w:rPr>
+              <w:t>________</w:t>
+            </w:r>
+          </w:p>
+        </w:tc>
+      </w:tr>
+    </w:tbl>
+    <w:p/>
+    <w:tbl>
+      <w:tblPr>
+        <w:tblStyle w:val="TableGrid"/>
+        <w:tblW w:type="auto" w:w="0"/>
+        <w:tblLook w:firstColumn="1" w:firstRow="1" w:lastColumn="0" w:lastRow="0" w:noHBand="0" w:noVBand="1" w:val="04A0"/>
+      </w:tblPr>
+      <w:tblGrid>
+        <w:gridCol w:w="2160"/>
+        <w:gridCol w:w="2160"/>
+        <w:gridCol w:w="2160"/>
+        <w:gridCol w:w="2160"/>
+      </w:tblGrid>
+      <w:tr>
+        <w:tc>
+          <w:tcPr>
+            <w:tcW w:type="dxa" w:w="2160"/>
+          </w:tcPr>
+          <w:p>
+            <w:r>
+              <w:rPr>
+                <w:b/>
+              </w:rPr>
+              <w:t>행사</w:t>
+            </w:r>
+          </w:p>
+        </w:tc>
+        <w:tc>
+          <w:tcPr>
+            <w:tcW w:type="dxa" w:w="2160"/>
+          </w:tcPr>
+          <w:p>
+            <w:r>
+              <w:rPr>
+                <w:b/>
+              </w:rPr>
+              <w:t>장소</w:t>
+            </w:r>
+          </w:p>
+        </w:tc>
+        <w:tc>
+          <w:tcPr>
+            <w:tcW w:type="dxa" w:w="2160"/>
+          </w:tcPr>
+          <w:p>
+            <w:r>
+              <w:rPr>
+                <w:b/>
+              </w:rPr>
+              <w:t>점검일</w:t>
+            </w:r>
+          </w:p>
+        </w:tc>
+        <w:tc>
+          <w:tcPr>
+            <w:tcW w:type="dxa" w:w="2160"/>
+          </w:tcPr>
+          <w:p>
+            <w:r>
+              <w:rPr>
+                <w:b/>
+              </w:rPr>
+              <w:t>점검자</w:t>
+            </w:r>
+          </w:p>
+        </w:tc>
+      </w:tr>
+      <w:tr>
+        <w:tc>
+          <w:tcPr>
+            <w:tcW w:type="dxa" w:w="2160"/>
+          </w:tcPr>
+          <w:p>
+            <w:r>
+              <w:rPr>
+                <w:b w:val="0"/>
+              </w:rPr>
+              <w:t>________</w:t>
+            </w:r>
+          </w:p>
+        </w:tc>
+        <w:tc>
+          <w:tcPr>
+            <w:tcW w:type="dxa" w:w="2160"/>
+          </w:tcPr>
+          <w:p>
+            <w:r>
+              <w:rPr>
+                <w:b w:val="0"/>
+              </w:rPr>
+              <w:t>________</w:t>
+            </w:r>
+          </w:p>
+        </w:tc>
+        <w:tc>
+          <w:tcPr>
+            <w:tcW w:type="dxa" w:w="2160"/>
+          </w:tcPr>
+          <w:p>
+            <w:r>
+              <w:rPr>
+                <w:b w:val="0"/>
+              </w:rPr>
+              <w:t>________</w:t>
+            </w:r>
+          </w:p>
+        </w:tc>
+        <w:tc>
+          <w:tcPr>
+            <w:tcW w:type="dxa" w:w="2160"/>
+          </w:tcPr>
+          <w:p>
+            <w:r>
+              <w:rPr>
+                <w:b w:val="0"/>
+              </w:rPr>
+              <w:t>________</w:t>
+            </w:r>
+          </w:p>
+        </w:tc>
+      </w:tr>
+    </w:tbl>
+    <w:p/>
+    <w:tbl>
+      <w:tblPr>
+        <w:tblStyle w:val="TableGrid"/>
+        <w:tblW w:type="auto" w:w="0"/>
+        <w:tblLook w:firstColumn="1" w:firstRow="1" w:lastColumn="0" w:lastRow="0" w:noHBand="0" w:noVBand="1" w:val="04A0"/>
+      </w:tblPr>
+      <w:tblGrid>
+        <w:gridCol w:w="1080"/>
+        <w:gridCol w:w="1080"/>
+        <w:gridCol w:w="1080"/>
+        <w:gridCol w:w="1080"/>
+        <w:gridCol w:w="1080"/>
+        <w:gridCol w:w="1080"/>
+        <w:gridCol w:w="1080"/>
+        <w:gridCol w:w="1080"/>
+      </w:tblGrid>
+      <w:tr>
+        <w:tc>
+          <w:tcPr>
+            <w:tcW w:type="dxa" w:w="1080"/>
+          </w:tcPr>
+          <w:p>
+            <w:r>
+              <w:rPr>
+                <w:b/>
+              </w:rPr>
+              <w:t>점검 분야</w:t>
+            </w:r>
+          </w:p>
+        </w:tc>
+        <w:tc>
+          <w:tcPr>
+            <w:tcW w:type="dxa" w:w="1080"/>
+          </w:tcPr>
+          <w:p>
+            <w:r>
+              <w:rPr>
+                <w:b/>
+              </w:rPr>
+              <w:t>점검 항목</w:t>
+            </w:r>
+          </w:p>
+        </w:tc>
+        <w:tc>
+          <w:tcPr>
+            <w:tcW w:type="dxa" w:w="1080"/>
+          </w:tcPr>
+          <w:p>
+            <w:r>
+              <w:rPr>
+                <w:b/>
+              </w:rPr>
+              <w:t>결과(양호·미흡·해당 없음)</w:t>
+            </w:r>
+          </w:p>
+        </w:tc>
+        <w:tc>
+          <w:tcPr>
+            <w:tcW w:type="dxa" w:w="1080"/>
+          </w:tcPr>
+          <w:p>
+            <w:r>
+              <w:rPr>
+                <w:b/>
+              </w:rPr>
+              <w:t>미흡 내용</w:t>
+            </w:r>
+          </w:p>
+        </w:tc>
+        <w:tc>
+          <w:tcPr>
+            <w:tcW w:type="dxa" w:w="1080"/>
+          </w:tcPr>
+          <w:p>
+            <w:r>
+              <w:rPr>
+                <w:b/>
+              </w:rPr>
+              <w:t>즉시 조치</w:t>
+            </w:r>
+          </w:p>
+        </w:tc>
+        <w:tc>
+          <w:tcPr>
+            <w:tcW w:type="dxa" w:w="1080"/>
+          </w:tcPr>
+          <w:p>
+            <w:r>
+              <w:rPr>
+                <w:b/>
+              </w:rPr>
+              <w:t>담당</w:t>
+            </w:r>
+          </w:p>
+        </w:tc>
+        <w:tc>
+          <w:tcPr>
+            <w:tcW w:type="dxa" w:w="1080"/>
+          </w:tcPr>
+          <w:p>
+            <w:r>
+              <w:rPr>
+                <w:b/>
+              </w:rPr>
+              <w:t>완료 기한</w:t>
+            </w:r>
+          </w:p>
+        </w:tc>
+        <w:tc>
+          <w:tcPr>
+            <w:tcW w:type="dxa" w:w="1080"/>
+          </w:tcPr>
+          <w:p>
+            <w:r>
+              <w:rPr>
+                <w:b/>
+              </w:rPr>
+              <w:t>재점검</w:t>
+            </w:r>
+          </w:p>
+        </w:tc>
+      </w:tr>
+      <w:tr>
+        <w:tc>
+          <w:tcPr>
+            <w:tcW w:type="dxa" w:w="1080"/>
+          </w:tcPr>
+          <w:p>
+            <w:r>
+              <w:rPr>
+                <w:b w:val="0"/>
+              </w:rPr>
+              <w:t>이용 조건</w:t>
+            </w:r>
+          </w:p>
+        </w:tc>
+        <w:tc>
+          <w:tcPr>
+            <w:tcW w:type="dxa" w:w="1080"/>
+          </w:tcPr>
+          <w:p>
+            <w:r>
+              <w:rPr>
+                <w:b w:val="0"/>
+              </w:rPr>
+              <w:t>예약·이용 허가·수용 인원·비용 확인</w:t>
+            </w:r>
+          </w:p>
+        </w:tc>
+        <w:tc>
+          <w:tcPr>
+            <w:tcW w:type="dxa" w:w="1080"/>
+          </w:tcPr>
+          <w:p>
+            <w:r>
+              <w:rPr>
+                <w:b w:val="0"/>
+              </w:rPr>
+              <w:t>________</w:t>
+            </w:r>
+          </w:p>
+        </w:tc>
+        <w:tc>
+          <w:tcPr>
+            <w:tcW w:type="dxa" w:w="1080"/>
+          </w:tcPr>
+          <w:p>
+            <w:r>
+              <w:rPr>
+                <w:b w:val="0"/>
+              </w:rPr>
+              <w:t>________</w:t>
+            </w:r>
+          </w:p>
+        </w:tc>
+        <w:tc>
+          <w:tcPr>
+            <w:tcW w:type="dxa" w:w="1080"/>
+          </w:tcPr>
+          <w:p>
+            <w:r>
+              <w:rPr>
+                <w:b w:val="0"/>
+              </w:rPr>
+              <w:t>________</w:t>
+            </w:r>
+          </w:p>
+        </w:tc>
+        <w:tc>
+          <w:tcPr>
+            <w:tcW w:type="dxa" w:w="1080"/>
+          </w:tcPr>
+          <w:p>
+            <w:r>
+              <w:rPr>
+                <w:b w:val="0"/>
+              </w:rPr>
+              <w:t>________</w:t>
+            </w:r>
+          </w:p>
+        </w:tc>
+        <w:tc>
+          <w:tcPr>
+            <w:tcW w:type="dxa" w:w="1080"/>
+          </w:tcPr>
+          <w:p>
+            <w:r>
+              <w:rPr>
+                <w:b w:val="0"/>
+              </w:rPr>
+              <w:t>________</w:t>
+            </w:r>
+          </w:p>
+        </w:tc>
+        <w:tc>
+          <w:tcPr>
+            <w:tcW w:type="dxa" w:w="1080"/>
+          </w:tcPr>
+          <w:p>
+            <w:r>
+              <w:rPr>
+                <w:b w:val="0"/>
+              </w:rPr>
+              <w:t>________</w:t>
+            </w:r>
+          </w:p>
+        </w:tc>
+      </w:tr>
+      <w:tr>
+        <w:tc>
+          <w:tcPr>
+            <w:tcW w:type="dxa" w:w="1080"/>
+          </w:tcPr>
+          <w:p>
+            <w:r>
+              <w:rPr>
+                <w:b w:val="0"/>
+              </w:rPr>
+              <w:t>차량 동선</w:t>
+            </w:r>
+          </w:p>
+        </w:tc>
+        <w:tc>
+          <w:tcPr>
+            <w:tcW w:type="dxa" w:w="1080"/>
+          </w:tcPr>
+          <w:p>
+            <w:r>
+              <w:rPr>
+                <w:b w:val="0"/>
+              </w:rPr>
+              <w:t>진입·주차·승하차 공간·보행 동선 분리</w:t>
+            </w:r>
+          </w:p>
+        </w:tc>
+        <w:tc>
+          <w:tcPr>
+            <w:tcW w:type="dxa" w:w="1080"/>
+          </w:tcPr>
+          <w:p>
+            <w:r>
+              <w:rPr>
+                <w:b w:val="0"/>
+              </w:rPr>
+              <w:t>________</w:t>
+            </w:r>
+          </w:p>
+        </w:tc>
+        <w:tc>
+          <w:tcPr>
+            <w:tcW w:type="dxa" w:w="1080"/>
+          </w:tcPr>
+          <w:p>
+            <w:r>
+              <w:rPr>
+                <w:b w:val="0"/>
+              </w:rPr>
+              <w:t>________</w:t>
+            </w:r>
+          </w:p>
+        </w:tc>
+        <w:tc>
+          <w:tcPr>
+            <w:tcW w:type="dxa" w:w="1080"/>
+          </w:tcPr>
+          <w:p>
+            <w:r>
+              <w:rPr>
+                <w:b w:val="0"/>
+              </w:rPr>
+              <w:t>________</w:t>
+            </w:r>
+          </w:p>
+        </w:tc>
+        <w:tc>
+          <w:tcPr>
+            <w:tcW w:type="dxa" w:w="1080"/>
+          </w:tcPr>
+          <w:p>
+            <w:r>
+              <w:rPr>
+                <w:b w:val="0"/>
+              </w:rPr>
+              <w:t>________</w:t>
+            </w:r>
+          </w:p>
+        </w:tc>
+        <w:tc>
+          <w:tcPr>
+            <w:tcW w:type="dxa" w:w="1080"/>
+          </w:tcPr>
+          <w:p>
+            <w:r>
+              <w:rPr>
+                <w:b w:val="0"/>
+              </w:rPr>
+              <w:t>________</w:t>
+            </w:r>
+          </w:p>
+        </w:tc>
+        <w:tc>
+          <w:tcPr>
+            <w:tcW w:type="dxa" w:w="1080"/>
+          </w:tcPr>
+          <w:p>
+            <w:r>
+              <w:rPr>
+                <w:b w:val="0"/>
+              </w:rPr>
+              <w:t>________</w:t>
+            </w:r>
+          </w:p>
+        </w:tc>
+      </w:tr>
+      <w:tr>
+        <w:tc>
+          <w:tcPr>
+            <w:tcW w:type="dxa" w:w="1080"/>
+          </w:tcPr>
+          <w:p>
+            <w:r>
+              <w:rPr>
+                <w:b w:val="0"/>
+              </w:rPr>
+              <w:t>활동 구역</w:t>
+            </w:r>
+          </w:p>
+        </w:tc>
+        <w:tc>
+          <w:tcPr>
+            <w:tcW w:type="dxa" w:w="1080"/>
+          </w:tcPr>
+          <w:p>
+            <w:r>
+              <w:rPr>
+                <w:b w:val="0"/>
+              </w:rPr>
+              <w:t>경계·인솔 시야·미끄럼·경사·낙하물 확인</w:t>
+            </w:r>
+          </w:p>
+        </w:tc>
+        <w:tc>
+          <w:tcPr>
+            <w:tcW w:type="dxa" w:w="1080"/>
+          </w:tcPr>
+          <w:p>
+            <w:r>
+              <w:rPr>
+                <w:b w:val="0"/>
+              </w:rPr>
+              <w:t>________</w:t>
+            </w:r>
+          </w:p>
+        </w:tc>
+        <w:tc>
+          <w:tcPr>
+            <w:tcW w:type="dxa" w:w="1080"/>
+          </w:tcPr>
+          <w:p>
+            <w:r>
+              <w:rPr>
+                <w:b w:val="0"/>
+              </w:rPr>
+              <w:t>________</w:t>
+            </w:r>
+          </w:p>
+        </w:tc>
+        <w:tc>
+          <w:tcPr>
+            <w:tcW w:type="dxa" w:w="1080"/>
+          </w:tcPr>
+          <w:p>
+            <w:r>
+              <w:rPr>
+                <w:b w:val="0"/>
+              </w:rPr>
+              <w:t>________</w:t>
+            </w:r>
+          </w:p>
+        </w:tc>
+        <w:tc>
+          <w:tcPr>
+            <w:tcW w:type="dxa" w:w="1080"/>
+          </w:tcPr>
+          <w:p>
+            <w:r>
+              <w:rPr>
+                <w:b w:val="0"/>
+              </w:rPr>
+              <w:t>________</w:t>
+            </w:r>
+          </w:p>
+        </w:tc>
+        <w:tc>
+          <w:tcPr>
+            <w:tcW w:type="dxa" w:w="1080"/>
+          </w:tcPr>
+          <w:p>
+            <w:r>
+              <w:rPr>
+                <w:b w:val="0"/>
+              </w:rPr>
+              <w:t>________</w:t>
+            </w:r>
+          </w:p>
+        </w:tc>
+        <w:tc>
+          <w:tcPr>
+            <w:tcW w:type="dxa" w:w="1080"/>
+          </w:tcPr>
+          <w:p>
+            <w:r>
+              <w:rPr>
+                <w:b w:val="0"/>
+              </w:rPr>
+              <w:t>________</w:t>
+            </w:r>
+          </w:p>
+        </w:tc>
+      </w:tr>
+      <w:tr>
+        <w:tc>
+          <w:tcPr>
+            <w:tcW w:type="dxa" w:w="1080"/>
+          </w:tcPr>
+          <w:p>
+            <w:r>
+              <w:rPr>
+                <w:b w:val="0"/>
+              </w:rPr>
+              <w:t>위험 구역</w:t>
+            </w:r>
+          </w:p>
+        </w:tc>
+        <w:tc>
+          <w:tcPr>
+            <w:tcW w:type="dxa" w:w="1080"/>
+          </w:tcPr>
+          <w:p>
+            <w:r>
+              <w:rPr>
+                <w:b w:val="0"/>
+              </w:rPr>
+              <w:t>물가·차도·공사장·위험 시설 접근 차단</w:t>
+            </w:r>
+          </w:p>
+        </w:tc>
+        <w:tc>
+          <w:tcPr>
+            <w:tcW w:type="dxa" w:w="1080"/>
+          </w:tcPr>
+          <w:p>
+            <w:r>
+              <w:rPr>
+                <w:b w:val="0"/>
+              </w:rPr>
+              <w:t>________</w:t>
+            </w:r>
+          </w:p>
+        </w:tc>
+        <w:tc>
+          <w:tcPr>
+            <w:tcW w:type="dxa" w:w="1080"/>
+          </w:tcPr>
+          <w:p>
+            <w:r>
+              <w:rPr>
+                <w:b w:val="0"/>
+              </w:rPr>
+              <w:t>________</w:t>
+            </w:r>
+          </w:p>
+        </w:tc>
+        <w:tc>
+          <w:tcPr>
+            <w:tcW w:type="dxa" w:w="1080"/>
+          </w:tcPr>
+          <w:p>
+            <w:r>
+              <w:rPr>
+                <w:b w:val="0"/>
+              </w:rPr>
+              <w:t>________</w:t>
+            </w:r>
+          </w:p>
+        </w:tc>
+        <w:tc>
+          <w:tcPr>
+            <w:tcW w:type="dxa" w:w="1080"/>
+          </w:tcPr>
+          <w:p>
+            <w:r>
+              <w:rPr>
+                <w:b w:val="0"/>
+              </w:rPr>
+              <w:t>________</w:t>
+            </w:r>
+          </w:p>
+        </w:tc>
+        <w:tc>
+          <w:tcPr>
+            <w:tcW w:type="dxa" w:w="1080"/>
+          </w:tcPr>
+          <w:p>
+            <w:r>
+              <w:rPr>
+                <w:b w:val="0"/>
+              </w:rPr>
+              <w:t>________</w:t>
+            </w:r>
+          </w:p>
+        </w:tc>
+        <w:tc>
+          <w:tcPr>
+            <w:tcW w:type="dxa" w:w="1080"/>
+          </w:tcPr>
+          <w:p>
+            <w:r>
+              <w:rPr>
+                <w:b w:val="0"/>
+              </w:rPr>
+              <w:t>________</w:t>
+            </w:r>
+          </w:p>
+        </w:tc>
+      </w:tr>
+      <w:tr>
+        <w:tc>
+          <w:tcPr>
+            <w:tcW w:type="dxa" w:w="1080"/>
+          </w:tcPr>
+          <w:p>
+            <w:r>
+              <w:rPr>
+                <w:b w:val="0"/>
+              </w:rPr>
+              <w:t>편의·접근</w:t>
+            </w:r>
+          </w:p>
+        </w:tc>
+        <w:tc>
+          <w:tcPr>
+            <w:tcW w:type="dxa" w:w="1080"/>
+          </w:tcPr>
+          <w:p>
+            <w:r>
+              <w:rPr>
+                <w:b w:val="0"/>
+              </w:rPr>
+              <w:t>화장실·손 씻기·식수·그늘·휴식·이동 접근성</w:t>
+            </w:r>
+          </w:p>
+        </w:tc>
+        <w:tc>
+          <w:tcPr>
+            <w:tcW w:type="dxa" w:w="1080"/>
+          </w:tcPr>
+          <w:p>
+            <w:r>
+              <w:rPr>
+                <w:b w:val="0"/>
+              </w:rPr>
+              <w:t>________</w:t>
+            </w:r>
+          </w:p>
+        </w:tc>
+        <w:tc>
+          <w:tcPr>
+            <w:tcW w:type="dxa" w:w="1080"/>
+          </w:tcPr>
+          <w:p>
+            <w:r>
+              <w:rPr>
+                <w:b w:val="0"/>
+              </w:rPr>
+              <w:t>________</w:t>
+            </w:r>
+          </w:p>
+        </w:tc>
+        <w:tc>
+          <w:tcPr>
+            <w:tcW w:type="dxa" w:w="1080"/>
+          </w:tcPr>
+          <w:p>
+            <w:r>
+              <w:rPr>
+                <w:b w:val="0"/>
+              </w:rPr>
+              <w:t>________</w:t>
+            </w:r>
+          </w:p>
+        </w:tc>
+        <w:tc>
+          <w:tcPr>
+            <w:tcW w:type="dxa" w:w="1080"/>
+          </w:tcPr>
+          <w:p>
+            <w:r>
+              <w:rPr>
+                <w:b w:val="0"/>
+              </w:rPr>
+              <w:t>________</w:t>
+            </w:r>
+          </w:p>
+        </w:tc>
+        <w:tc>
+          <w:tcPr>
+            <w:tcW w:type="dxa" w:w="1080"/>
+          </w:tcPr>
+          <w:p>
+            <w:r>
+              <w:rPr>
+                <w:b w:val="0"/>
+              </w:rPr>
+              <w:t>________</w:t>
+            </w:r>
+          </w:p>
+        </w:tc>
+        <w:tc>
+          <w:tcPr>
+            <w:tcW w:type="dxa" w:w="1080"/>
+          </w:tcPr>
+          <w:p>
+            <w:r>
+              <w:rPr>
+                <w:b w:val="0"/>
+              </w:rPr>
+              <w:t>________</w:t>
+            </w:r>
+          </w:p>
+        </w:tc>
+      </w:tr>
+      <w:tr>
+        <w:tc>
+          <w:tcPr>
+            <w:tcW w:type="dxa" w:w="1080"/>
+          </w:tcPr>
+          <w:p>
+            <w:r>
+              <w:rPr>
+                <w:b w:val="0"/>
+              </w:rPr>
+              <w:t>놀이·간식</w:t>
+            </w:r>
+          </w:p>
+        </w:tc>
+        <w:tc>
+          <w:tcPr>
+            <w:tcW w:type="dxa" w:w="1080"/>
+          </w:tcPr>
+          <w:p>
+            <w:r>
+              <w:rPr>
+                <w:b w:val="0"/>
+              </w:rPr>
+              <w:t>연령 적합성·도구 상태·식품 보관·취식 공간</w:t>
+            </w:r>
+          </w:p>
+        </w:tc>
+        <w:tc>
+          <w:tcPr>
+            <w:tcW w:type="dxa" w:w="1080"/>
+          </w:tcPr>
+          <w:p>
+            <w:r>
+              <w:rPr>
+                <w:b w:val="0"/>
+              </w:rPr>
+              <w:t>________</w:t>
+            </w:r>
+          </w:p>
+        </w:tc>
+        <w:tc>
+          <w:tcPr>
+            <w:tcW w:type="dxa" w:w="1080"/>
+          </w:tcPr>
+          <w:p>
+            <w:r>
+              <w:rPr>
+                <w:b w:val="0"/>
+              </w:rPr>
+              <w:t>________</w:t>
+            </w:r>
+          </w:p>
+        </w:tc>
+        <w:tc>
+          <w:tcPr>
+            <w:tcW w:type="dxa" w:w="1080"/>
+          </w:tcPr>
+          <w:p>
+            <w:r>
+              <w:rPr>
+                <w:b w:val="0"/>
+              </w:rPr>
+              <w:t>________</w:t>
+            </w:r>
+          </w:p>
+        </w:tc>
+        <w:tc>
+          <w:tcPr>
+            <w:tcW w:type="dxa" w:w="1080"/>
+          </w:tcPr>
+          <w:p>
+            <w:r>
+              <w:rPr>
+                <w:b w:val="0"/>
+              </w:rPr>
+              <w:t>________</w:t>
+            </w:r>
+          </w:p>
+        </w:tc>
+        <w:tc>
+          <w:tcPr>
+            <w:tcW w:type="dxa" w:w="1080"/>
+          </w:tcPr>
+          <w:p>
+            <w:r>
+              <w:rPr>
+                <w:b w:val="0"/>
+              </w:rPr>
+              <w:t>________</w:t>
+            </w:r>
+          </w:p>
+        </w:tc>
+        <w:tc>
+          <w:tcPr>
+            <w:tcW w:type="dxa" w:w="1080"/>
+          </w:tcPr>
+          <w:p>
+            <w:r>
+              <w:rPr>
+                <w:b w:val="0"/>
+              </w:rPr>
+              <w:t>________</w:t>
+            </w:r>
+          </w:p>
+        </w:tc>
+      </w:tr>
+      <w:tr>
+        <w:tc>
+          <w:tcPr>
+            <w:tcW w:type="dxa" w:w="1080"/>
+          </w:tcPr>
+          <w:p>
+            <w:r>
+              <w:rPr>
+                <w:b w:val="0"/>
+              </w:rPr>
+              <w:t>응급 대응</w:t>
+            </w:r>
+          </w:p>
+        </w:tc>
+        <w:tc>
+          <w:tcPr>
+            <w:tcW w:type="dxa" w:w="1080"/>
+          </w:tcPr>
+          <w:p>
+            <w:r>
+              <w:rPr>
+                <w:b w:val="0"/>
+              </w:rPr>
+              <w:t>통신·119 위치 설명·구급차 진입·의료기관 경로</w:t>
+            </w:r>
+          </w:p>
+        </w:tc>
+        <w:tc>
+          <w:tcPr>
+            <w:tcW w:type="dxa" w:w="1080"/>
+          </w:tcPr>
+          <w:p>
+            <w:r>
+              <w:rPr>
+                <w:b w:val="0"/>
+              </w:rPr>
+              <w:t>________</w:t>
+            </w:r>
+          </w:p>
+        </w:tc>
+        <w:tc>
+          <w:tcPr>
+            <w:tcW w:type="dxa" w:w="1080"/>
+          </w:tcPr>
+          <w:p>
+            <w:r>
+              <w:rPr>
+                <w:b w:val="0"/>
+              </w:rPr>
+              <w:t>________</w:t>
+            </w:r>
+          </w:p>
+        </w:tc>
+        <w:tc>
+          <w:tcPr>
+            <w:tcW w:type="dxa" w:w="1080"/>
+          </w:tcPr>
+          <w:p>
+            <w:r>
+              <w:rPr>
+                <w:b w:val="0"/>
+              </w:rPr>
+              <w:t>________</w:t>
+            </w:r>
+          </w:p>
+        </w:tc>
+        <w:tc>
+          <w:tcPr>
+            <w:tcW w:type="dxa" w:w="1080"/>
+          </w:tcPr>
+          <w:p>
+            <w:r>
+              <w:rPr>
+                <w:b w:val="0"/>
+              </w:rPr>
+              <w:t>________</w:t>
+            </w:r>
+          </w:p>
+        </w:tc>
+        <w:tc>
+          <w:tcPr>
+            <w:tcW w:type="dxa" w:w="1080"/>
+          </w:tcPr>
+          <w:p>
+            <w:r>
+              <w:rPr>
+                <w:b w:val="0"/>
+              </w:rPr>
+              <w:t>________</w:t>
+            </w:r>
+          </w:p>
+        </w:tc>
+        <w:tc>
+          <w:tcPr>
+            <w:tcW w:type="dxa" w:w="1080"/>
+          </w:tcPr>
+          <w:p>
+            <w:r>
+              <w:rPr>
+                <w:b w:val="0"/>
+              </w:rPr>
+              <w:t>________</w:t>
+            </w:r>
+          </w:p>
+        </w:tc>
+      </w:tr>
+      <w:tr>
+        <w:tc>
+          <w:tcPr>
+            <w:tcW w:type="dxa" w:w="1080"/>
+          </w:tcPr>
+          <w:p>
+            <w:r>
+              <w:rPr>
+                <w:b w:val="0"/>
+              </w:rPr>
+              <w:t>우천 대안</w:t>
+            </w:r>
+          </w:p>
+        </w:tc>
+        <w:tc>
+          <w:tcPr>
+            <w:tcW w:type="dxa" w:w="1080"/>
+          </w:tcPr>
+          <w:p>
+            <w:r>
+              <w:rPr>
+                <w:b w:val="0"/>
+              </w:rPr>
+              <w:t>실내 공간·수용 인원·대피 경로·전환 가능 여부</w:t>
+            </w:r>
+          </w:p>
+        </w:tc>
+        <w:tc>
+          <w:tcPr>
+            <w:tcW w:type="dxa" w:w="1080"/>
+          </w:tcPr>
+          <w:p>
+            <w:r>
+              <w:rPr>
+                <w:b w:val="0"/>
+              </w:rPr>
+              <w:t>________</w:t>
+            </w:r>
+          </w:p>
+        </w:tc>
+        <w:tc>
+          <w:tcPr>
+            <w:tcW w:type="dxa" w:w="1080"/>
+          </w:tcPr>
+          <w:p>
+            <w:r>
+              <w:rPr>
+                <w:b w:val="0"/>
+              </w:rPr>
+              <w:t>________</w:t>
+            </w:r>
+          </w:p>
+        </w:tc>
+        <w:tc>
+          <w:tcPr>
+            <w:tcW w:type="dxa" w:w="1080"/>
+          </w:tcPr>
+          <w:p>
+            <w:r>
+              <w:rPr>
+                <w:b w:val="0"/>
+              </w:rPr>
+              <w:t>________</w:t>
+            </w:r>
+          </w:p>
+        </w:tc>
+        <w:tc>
+          <w:tcPr>
+            <w:tcW w:type="dxa" w:w="1080"/>
+          </w:tcPr>
+          <w:p>
+            <w:r>
+              <w:rPr>
+                <w:b w:val="0"/>
+              </w:rPr>
+              <w:t>________</w:t>
+            </w:r>
+          </w:p>
+        </w:tc>
+        <w:tc>
+          <w:tcPr>
+            <w:tcW w:type="dxa" w:w="1080"/>
+          </w:tcPr>
+          <w:p>
+            <w:r>
+              <w:rPr>
+                <w:b w:val="0"/>
+              </w:rPr>
+              <w:t>________</w:t>
+            </w:r>
+          </w:p>
+        </w:tc>
+        <w:tc>
+          <w:tcPr>
+            <w:tcW w:type="dxa" w:w="1080"/>
+          </w:tcPr>
+          <w:p>
+            <w:r>
+              <w:rPr>
+                <w:b w:val="0"/>
+              </w:rPr>
+              <w:t>________</w:t>
+            </w:r>
+          </w:p>
+        </w:tc>
+      </w:tr>
+    </w:tbl>
+    <w:p/>
     <w:p>
       <w:pPr>
-        <w:pStyle w:val="ListBullet"/>
+        <w:pStyle w:val="Heading2"/>
       </w:pPr>
       <w:r>
         <w:rPr>
           <w:b w:val="0"/>
         </w:rPr>
-        <w:t>참가 여부 : □ 참가　□ 불참</w:t>
+        <w:t>1. 종합 의견</w:t>
+      </w:r>
+    </w:p>
+    <w:p>
+      <w:r>
+        <w:rPr>
+          <w:b w:val="0"/>
+        </w:rPr>
+        <w:t>가. 이용 판단: ________ / 사용 전 필수 조치: ________</w:t>
+      </w:r>
+    </w:p>
+    <w:p>
+      <w:r>
+        <w:rPr>
+          <w:b w:val="0"/>
+        </w:rPr>
+        <w:t>나. 조치 확인 담당: ________ / 기한: ________ / 미해결 시 대체 장소: ________</w:t>
+      </w:r>
+    </w:p>
+    <w:tbl>
+      <w:tblPr>
+        <w:tblStyle w:val="TableGrid"/>
+        <w:tblW w:type="auto" w:w="0"/>
+        <w:tblLook w:firstColumn="1" w:firstRow="1" w:lastColumn="0" w:lastRow="0" w:noHBand="0" w:noVBand="1" w:val="04A0"/>
+      </w:tblPr>
+      <w:tblGrid>
+        <w:gridCol w:w="4320"/>
+        <w:gridCol w:w="4320"/>
+      </w:tblGrid>
+      <w:tr>
+        <w:tc>
+          <w:tcPr>
+            <w:tcW w:type="dxa" w:w="4320"/>
+          </w:tcPr>
+          <w:p>
+            <w:r>
+              <w:rPr>
+                <w:b/>
+              </w:rPr>
+              <w:t>점검자</w:t>
+            </w:r>
+          </w:p>
+        </w:tc>
+        <w:tc>
+          <w:tcPr>
+            <w:tcW w:type="dxa" w:w="4320"/>
+          </w:tcPr>
+          <w:p>
+            <w:r>
+              <w:rPr>
+                <w:b/>
+              </w:rPr>
+              <w:t>조치 완료 확인자</w:t>
+            </w:r>
+          </w:p>
+        </w:tc>
+      </w:tr>
+      <w:tr>
+        <w:tc>
+          <w:tcPr>
+            <w:tcW w:type="dxa" w:w="4320"/>
+          </w:tcPr>
+          <w:p>
+            <w:r>
+              <w:rPr>
+                <w:b w:val="0"/>
+              </w:rPr>
+              <w:t>________</w:t>
+            </w:r>
+          </w:p>
+        </w:tc>
+        <w:tc>
+          <w:tcPr>
+            <w:tcW w:type="dxa" w:w="4320"/>
+          </w:tcPr>
+          <w:p>
+            <w:r>
+              <w:rPr>
+                <w:b w:val="0"/>
+              </w:rPr>
+              <w:t>________</w:t>
+            </w:r>
+          </w:p>
+        </w:tc>
+      </w:tr>
+    </w:tbl>
+    <w:p/>
+    <w:p>
+      <w:r>
+        <w:rPr>
+          <w:b/>
+        </w:rPr>
+        <w:t>붙임 2 — 제출 후 비공개 보관</w:t>
       </w:r>
     </w:p>
     <w:p>
       <w:pPr>
-        <w:pStyle w:val="ListBullet"/>
+        <w:pStyle w:val="Heading1"/>
+        <w:jc w:val="center"/>
       </w:pPr>
       <w:r>
         <w:rPr>
           <w:b w:val="0"/>
         </w:rPr>
-        <w:t>학생 이름·부서 : ________ / ________</w:t>
+        <w:t>[연도] (교회명) (부서명) 야외예배·소풍 참가 동의서 및 회신서</w:t>
       </w:r>
     </w:p>
+    <w:tbl>
+      <w:tblPr>
+        <w:tblStyle w:val="TableGrid"/>
+        <w:tblW w:type="auto" w:w="0"/>
+        <w:tblLook w:firstColumn="1" w:firstRow="1" w:lastColumn="0" w:lastRow="0" w:noHBand="0" w:noVBand="1" w:val="04A0"/>
+      </w:tblPr>
+      <w:tblGrid>
+        <w:gridCol w:w="2160"/>
+        <w:gridCol w:w="2160"/>
+        <w:gridCol w:w="2160"/>
+        <w:gridCol w:w="2160"/>
+      </w:tblGrid>
+      <w:tr>
+        <w:tc>
+          <w:tcPr>
+            <w:tcW w:type="dxa" w:w="2160"/>
+          </w:tcPr>
+          <w:p>
+            <w:r>
+              <w:rPr>
+                <w:b/>
+              </w:rPr>
+              <w:t>작성일</w:t>
+            </w:r>
+          </w:p>
+        </w:tc>
+        <w:tc>
+          <w:tcPr>
+            <w:tcW w:type="dxa" w:w="2160"/>
+          </w:tcPr>
+          <w:p>
+            <w:r>
+              <w:rPr>
+                <w:b/>
+              </w:rPr>
+              <w:t>작성자</w:t>
+            </w:r>
+          </w:p>
+        </w:tc>
+        <w:tc>
+          <w:tcPr>
+            <w:tcW w:type="dxa" w:w="2160"/>
+          </w:tcPr>
+          <w:p>
+            <w:r>
+              <w:rPr>
+                <w:b/>
+              </w:rPr>
+              <w:t>부서</w:t>
+            </w:r>
+          </w:p>
+        </w:tc>
+        <w:tc>
+          <w:tcPr>
+            <w:tcW w:type="dxa" w:w="2160"/>
+          </w:tcPr>
+          <w:p>
+            <w:r>
+              <w:rPr>
+                <w:b/>
+              </w:rPr>
+              <w:t>문서 상태(초안/확정)</w:t>
+            </w:r>
+          </w:p>
+        </w:tc>
+      </w:tr>
+      <w:tr>
+        <w:tc>
+          <w:tcPr>
+            <w:tcW w:type="dxa" w:w="2160"/>
+          </w:tcPr>
+          <w:p>
+            <w:r>
+              <w:rPr>
+                <w:b w:val="0"/>
+              </w:rPr>
+              <w:t>________</w:t>
+            </w:r>
+          </w:p>
+        </w:tc>
+        <w:tc>
+          <w:tcPr>
+            <w:tcW w:type="dxa" w:w="2160"/>
+          </w:tcPr>
+          <w:p>
+            <w:r>
+              <w:rPr>
+                <w:b w:val="0"/>
+              </w:rPr>
+              <w:t>________</w:t>
+            </w:r>
+          </w:p>
+        </w:tc>
+        <w:tc>
+          <w:tcPr>
+            <w:tcW w:type="dxa" w:w="2160"/>
+          </w:tcPr>
+          <w:p>
+            <w:r>
+              <w:rPr>
+                <w:b w:val="0"/>
+              </w:rPr>
+              <w:t>________</w:t>
+            </w:r>
+          </w:p>
+        </w:tc>
+        <w:tc>
+          <w:tcPr>
+            <w:tcW w:type="dxa" w:w="2160"/>
+          </w:tcPr>
+          <w:p>
+            <w:r>
+              <w:rPr>
+                <w:b w:val="0"/>
+              </w:rPr>
+              <w:t>________</w:t>
+            </w:r>
+          </w:p>
+        </w:tc>
+      </w:tr>
+    </w:tbl>
+    <w:p/>
     <w:p>
       <w:pPr>
-        <w:pStyle w:val="ListBullet"/>
+        <w:pStyle w:val="Heading2"/>
       </w:pPr>
       <w:r>
         <w:rPr>
           <w:b w:val="0"/>
         </w:rPr>
-        <w:t>보호자 이름·연락처 : ________ / ________</w:t>
+        <w:t>1. 행사 및 회신 안내</w:t>
       </w:r>
     </w:p>
+    <w:tbl>
+      <w:tblPr>
+        <w:tblStyle w:val="TableGrid"/>
+        <w:tblW w:type="auto" w:w="0"/>
+        <w:tblLook w:firstColumn="1" w:firstRow="1" w:lastColumn="0" w:lastRow="0" w:noHBand="0" w:noVBand="1" w:val="04A0"/>
+      </w:tblPr>
+      <w:tblGrid>
+        <w:gridCol w:w="4320"/>
+        <w:gridCol w:w="4320"/>
+      </w:tblGrid>
+      <w:tr>
+        <w:tc>
+          <w:tcPr>
+            <w:tcW w:type="dxa" w:w="4320"/>
+          </w:tcPr>
+          <w:p>
+            <w:r>
+              <w:rPr>
+                <w:b/>
+              </w:rPr>
+              <w:t>항목</w:t>
+            </w:r>
+          </w:p>
+        </w:tc>
+        <w:tc>
+          <w:tcPr>
+            <w:tcW w:type="dxa" w:w="4320"/>
+          </w:tcPr>
+          <w:p>
+            <w:r>
+              <w:rPr>
+                <w:b/>
+              </w:rPr>
+              <w:t>내용</w:t>
+            </w:r>
+          </w:p>
+        </w:tc>
+      </w:tr>
+      <w:tr>
+        <w:tc>
+          <w:tcPr>
+            <w:tcW w:type="dxa" w:w="4320"/>
+          </w:tcPr>
+          <w:p>
+            <w:r>
+              <w:rPr>
+                <w:b w:val="0"/>
+              </w:rPr>
+              <w:t>일시·장소</w:t>
+            </w:r>
+          </w:p>
+        </w:tc>
+        <w:tc>
+          <w:tcPr>
+            <w:tcW w:type="dxa" w:w="4320"/>
+          </w:tcPr>
+          <w:p>
+            <w:r>
+              <w:rPr>
+                <w:b w:val="0"/>
+              </w:rPr>
+              <w:t>________. ________. ________.(____) ________:________~________:________ / ________</w:t>
+            </w:r>
+          </w:p>
+        </w:tc>
+      </w:tr>
+      <w:tr>
+        <w:tc>
+          <w:tcPr>
+            <w:tcW w:type="dxa" w:w="4320"/>
+          </w:tcPr>
+          <w:p>
+            <w:r>
+              <w:rPr>
+                <w:b w:val="0"/>
+              </w:rPr>
+              <w:t>이동·인계</w:t>
+            </w:r>
+          </w:p>
+        </w:tc>
+        <w:tc>
+          <w:tcPr>
+            <w:tcW w:type="dxa" w:w="4320"/>
+          </w:tcPr>
+          <w:p>
+            <w:r>
+              <w:rPr>
+                <w:b w:val="0"/>
+              </w:rPr>
+              <w:t>이동 수단 ________ / 집결 ________ / 귀가 인계 장소·시간 ________</w:t>
+            </w:r>
+          </w:p>
+        </w:tc>
+      </w:tr>
+      <w:tr>
+        <w:tc>
+          <w:tcPr>
+            <w:tcW w:type="dxa" w:w="4320"/>
+          </w:tcPr>
+          <w:p>
+            <w:r>
+              <w:rPr>
+                <w:b w:val="0"/>
+              </w:rPr>
+              <w:t>참가비</w:t>
+            </w:r>
+          </w:p>
+        </w:tc>
+        <w:tc>
+          <w:tcPr>
+            <w:tcW w:type="dxa" w:w="4320"/>
+          </w:tcPr>
+          <w:p>
+            <w:r>
+              <w:rPr>
+                <w:b w:val="0"/>
+              </w:rPr>
+              <w:t>금________원(금________원) / 취소·환불 기준 ________</w:t>
+            </w:r>
+          </w:p>
+        </w:tc>
+      </w:tr>
+      <w:tr>
+        <w:tc>
+          <w:tcPr>
+            <w:tcW w:type="dxa" w:w="4320"/>
+          </w:tcPr>
+          <w:p>
+            <w:r>
+              <w:rPr>
+                <w:b w:val="0"/>
+              </w:rPr>
+              <w:t>우천 시</w:t>
+            </w:r>
+          </w:p>
+        </w:tc>
+        <w:tc>
+          <w:tcPr>
+            <w:tcW w:type="dxa" w:w="4320"/>
+          </w:tcPr>
+          <w:p>
+            <w:r>
+              <w:rPr>
+                <w:b w:val="0"/>
+              </w:rPr>
+              <w:t>________ / 변경 안내 시점 ________</w:t>
+            </w:r>
+          </w:p>
+        </w:tc>
+      </w:tr>
+      <w:tr>
+        <w:tc>
+          <w:tcPr>
+            <w:tcW w:type="dxa" w:w="4320"/>
+          </w:tcPr>
+          <w:p>
+            <w:r>
+              <w:rPr>
+                <w:b w:val="0"/>
+              </w:rPr>
+              <w:t>제출 기한·방법</w:t>
+            </w:r>
+          </w:p>
+        </w:tc>
+        <w:tc>
+          <w:tcPr>
+            <w:tcW w:type="dxa" w:w="4320"/>
+          </w:tcPr>
+          <w:p>
+            <w:r>
+              <w:rPr>
+                <w:b w:val="0"/>
+              </w:rPr>
+              <w:t>________까지 ________에게 ________ 방식으로 제출</w:t>
+            </w:r>
+          </w:p>
+        </w:tc>
+      </w:tr>
+      <w:tr>
+        <w:tc>
+          <w:tcPr>
+            <w:tcW w:type="dxa" w:w="4320"/>
+          </w:tcPr>
+          <w:p>
+            <w:r>
+              <w:rPr>
+                <w:b w:val="0"/>
+              </w:rPr>
+              <w:t>발신 부서·담당·문의처</w:t>
+            </w:r>
+          </w:p>
+        </w:tc>
+        <w:tc>
+          <w:tcPr>
+            <w:tcW w:type="dxa" w:w="4320"/>
+          </w:tcPr>
+          <w:p>
+            <w:r>
+              <w:rPr>
+                <w:b w:val="0"/>
+              </w:rPr>
+              <w:t>(교회명) (부서명) / 담당 ________ / 교회 공식 문의처 ________</w:t>
+            </w:r>
+          </w:p>
+        </w:tc>
+      </w:tr>
+    </w:tbl>
+    <w:p/>
     <w:p>
       <w:pPr>
-        <w:pStyle w:val="ListBullet"/>
+        <w:pStyle w:val="Heading2"/>
       </w:pPr>
       <w:r>
         <w:rPr>
           <w:b w:val="0"/>
         </w:rPr>
-        <w:t>알레르기·건강상 유의사항·복용약 : ________</w:t>
+        <w:t>2. 참가 신청 및 보호자 동의</w:t>
       </w:r>
     </w:p>
+    <w:tbl>
+      <w:tblPr>
+        <w:tblStyle w:val="TableGrid"/>
+        <w:tblW w:type="auto" w:w="0"/>
+        <w:tblLook w:firstColumn="1" w:firstRow="1" w:lastColumn="0" w:lastRow="0" w:noHBand="0" w:noVBand="1" w:val="04A0"/>
+      </w:tblPr>
+      <w:tblGrid>
+        <w:gridCol w:w="4320"/>
+        <w:gridCol w:w="4320"/>
+      </w:tblGrid>
+      <w:tr>
+        <w:tc>
+          <w:tcPr>
+            <w:tcW w:type="dxa" w:w="4320"/>
+          </w:tcPr>
+          <w:p>
+            <w:r>
+              <w:rPr>
+                <w:b/>
+              </w:rPr>
+              <w:t>항목</w:t>
+            </w:r>
+          </w:p>
+        </w:tc>
+        <w:tc>
+          <w:tcPr>
+            <w:tcW w:type="dxa" w:w="4320"/>
+          </w:tcPr>
+          <w:p>
+            <w:r>
+              <w:rPr>
+                <w:b/>
+              </w:rPr>
+              <w:t>기재 내용</w:t>
+            </w:r>
+          </w:p>
+        </w:tc>
+      </w:tr>
+      <w:tr>
+        <w:tc>
+          <w:tcPr>
+            <w:tcW w:type="dxa" w:w="4320"/>
+          </w:tcPr>
+          <w:p>
+            <w:r>
+              <w:rPr>
+                <w:b w:val="0"/>
+              </w:rPr>
+              <w:t>부서</w:t>
+            </w:r>
+          </w:p>
+        </w:tc>
+        <w:tc>
+          <w:tcPr>
+            <w:tcW w:type="dxa" w:w="4320"/>
+          </w:tcPr>
+          <w:p>
+            <w:r>
+              <w:rPr>
+                <w:b w:val="0"/>
+              </w:rPr>
+              <w:t>________</w:t>
+            </w:r>
+          </w:p>
+        </w:tc>
+      </w:tr>
+      <w:tr>
+        <w:tc>
+          <w:tcPr>
+            <w:tcW w:type="dxa" w:w="4320"/>
+          </w:tcPr>
+          <w:p>
+            <w:r>
+              <w:rPr>
+                <w:b w:val="0"/>
+              </w:rPr>
+              <w:t>학생 이름</w:t>
+            </w:r>
+          </w:p>
+        </w:tc>
+        <w:tc>
+          <w:tcPr>
+            <w:tcW w:type="dxa" w:w="4320"/>
+          </w:tcPr>
+          <w:p>
+            <w:r>
+              <w:rPr>
+                <w:b w:val="0"/>
+              </w:rPr>
+              <w:t>________</w:t>
+            </w:r>
+          </w:p>
+        </w:tc>
+      </w:tr>
+      <w:tr>
+        <w:tc>
+          <w:tcPr>
+            <w:tcW w:type="dxa" w:w="4320"/>
+          </w:tcPr>
+          <w:p>
+            <w:r>
+              <w:rPr>
+                <w:b w:val="0"/>
+              </w:rPr>
+              <w:t>보호자 연락처</w:t>
+            </w:r>
+          </w:p>
+        </w:tc>
+        <w:tc>
+          <w:tcPr>
+            <w:tcW w:type="dxa" w:w="4320"/>
+          </w:tcPr>
+          <w:p>
+            <w:r>
+              <w:rPr>
+                <w:b w:val="0"/>
+              </w:rPr>
+              <w:t>________</w:t>
+            </w:r>
+          </w:p>
+        </w:tc>
+      </w:tr>
+      <w:tr>
+        <w:tc>
+          <w:tcPr>
+            <w:tcW w:type="dxa" w:w="4320"/>
+          </w:tcPr>
+          <w:p>
+            <w:r>
+              <w:rPr>
+                <w:b w:val="0"/>
+              </w:rPr>
+              <w:t>특이사항</w:t>
+            </w:r>
+          </w:p>
+        </w:tc>
+        <w:tc>
+          <w:tcPr>
+            <w:tcW w:type="dxa" w:w="4320"/>
+          </w:tcPr>
+          <w:p>
+            <w:r>
+              <w:rPr>
+                <w:b w:val="0"/>
+              </w:rPr>
+              <w:t>활동에 필요한 알레르기·건강 유의사항만 기재: ________</w:t>
+            </w:r>
+          </w:p>
+        </w:tc>
+      </w:tr>
+      <w:tr>
+        <w:tc>
+          <w:tcPr>
+            <w:tcW w:type="dxa" w:w="4320"/>
+          </w:tcPr>
+          <w:p>
+            <w:r>
+              <w:rPr>
+                <w:b w:val="0"/>
+              </w:rPr>
+              <w:t>개인 복용약</w:t>
+            </w:r>
+          </w:p>
+        </w:tc>
+        <w:tc>
+          <w:tcPr>
+            <w:tcW w:type="dxa" w:w="4320"/>
+          </w:tcPr>
+          <w:p>
+            <w:r>
+              <w:rPr>
+                <w:b w:val="0"/>
+              </w:rPr>
+              <w:t>약명·보관 방법·사용 지침: ________ / 별도 지침 제출 여부: ________</w:t>
+            </w:r>
+          </w:p>
+        </w:tc>
+      </w:tr>
+      <w:tr>
+        <w:tc>
+          <w:tcPr>
+            <w:tcW w:type="dxa" w:w="4320"/>
+          </w:tcPr>
+          <w:p>
+            <w:r>
+              <w:rPr>
+                <w:b w:val="0"/>
+              </w:rPr>
+              <w:t>참가 여부</w:t>
+            </w:r>
+          </w:p>
+        </w:tc>
+        <w:tc>
+          <w:tcPr>
+            <w:tcW w:type="dxa" w:w="4320"/>
+          </w:tcPr>
+          <w:p>
+            <w:r>
+              <w:rPr>
+                <w:b w:val="0"/>
+              </w:rPr>
+              <w:t>참가 / 불참 중 ________</w:t>
+            </w:r>
+          </w:p>
+        </w:tc>
+      </w:tr>
+      <w:tr>
+        <w:tc>
+          <w:tcPr>
+            <w:tcW w:type="dxa" w:w="4320"/>
+          </w:tcPr>
+          <w:p>
+            <w:r>
+              <w:rPr>
+                <w:b w:val="0"/>
+              </w:rPr>
+              <w:t>귀가 인계</w:t>
+            </w:r>
+          </w:p>
+        </w:tc>
+        <w:tc>
+          <w:tcPr>
+            <w:tcW w:type="dxa" w:w="4320"/>
+          </w:tcPr>
+          <w:p>
+            <w:r>
+              <w:rPr>
+                <w:b w:val="0"/>
+              </w:rPr>
+              <w:t>인계받을 보호자 ________ / 관계 ________</w:t>
+            </w:r>
+          </w:p>
+        </w:tc>
+      </w:tr>
+      <w:tr>
+        <w:tc>
+          <w:tcPr>
+            <w:tcW w:type="dxa" w:w="4320"/>
+          </w:tcPr>
+          <w:p>
+            <w:r>
+              <w:rPr>
+                <w:b w:val="0"/>
+              </w:rPr>
+              <w:t>보호자 서명</w:t>
+            </w:r>
+          </w:p>
+        </w:tc>
+        <w:tc>
+          <w:tcPr>
+            <w:tcW w:type="dxa" w:w="4320"/>
+          </w:tcPr>
+          <w:p>
+            <w:r>
+              <w:rPr>
+                <w:b w:val="0"/>
+              </w:rPr>
+              <w:t>행사·이동·우천 대체 운영 안내를 확인하고 참가에 동의합니다. 성명 ________ / 서명 ________</w:t>
+            </w:r>
+          </w:p>
+        </w:tc>
+      </w:tr>
+      <w:tr>
+        <w:tc>
+          <w:tcPr>
+            <w:tcW w:type="dxa" w:w="4320"/>
+          </w:tcPr>
+          <w:p>
+            <w:r>
+              <w:rPr>
+                <w:b w:val="0"/>
+              </w:rPr>
+              <w:t>동의일</w:t>
+            </w:r>
+          </w:p>
+        </w:tc>
+        <w:tc>
+          <w:tcPr>
+            <w:tcW w:type="dxa" w:w="4320"/>
+          </w:tcPr>
+          <w:p>
+            <w:r>
+              <w:rPr>
+                <w:b w:val="0"/>
+              </w:rPr>
+              <w:t>________. ________. ________.(____)</w:t>
+            </w:r>
+          </w:p>
+        </w:tc>
+      </w:tr>
+    </w:tbl>
+    <w:p/>
     <w:p>
-      <w:pPr>
-        <w:pStyle w:val="ListBullet"/>
-      </w:pPr>
       <w:r>
         <w:rPr>
           <w:b w:val="0"/>
         </w:rPr>
-        <w:t>귀가 인계 보호자·연락처 : ________ / ________</w:t>
+        <w:t>가. 개인정보 수집·이용 동의: (교회명)은 참가 관리·비상 연락·귀가 인계를 위해 부서·학생 이름·보호자 연락처·인계 정보·서명을 수집하여 ________까지 보관 후 파기하며, 동의를 거부할 수 있으나 안전한 참가·인계에 제한이 있을 수 있음을 확인합니다. 동의 여부: ________ / 보호자 서명: ________</w:t>
       </w:r>
     </w:p>
     <w:p>
-      <w:pPr>
-        <w:pStyle w:val="ListBullet"/>
-      </w:pPr>
       <w:r>
         <w:rPr>
           <w:b w:val="0"/>
         </w:rPr>
-        <w:t>행사 내용과 이동 방법을 확인하고 참가에 동의합니다. □ 동의</w:t>
+        <w:t>나. 민감정보 별도 동의: 건강·알레르기·복용약 정보는 안전한 활동 지원과 응급 대응 목적으로 ________까지 보관 후 파기하며, 제공은 선택 사항이고 미제공 시 개별 지원에 제한이 있을 수 있음을 확인합니다. 동의 여부: ________ / 보호자 서명: ________</w:t>
       </w:r>
     </w:p>
     <w:p>
-      <w:pPr>
-        <w:pStyle w:val="ListBullet"/>
-      </w:pPr>
       <w:r>
         <w:rPr>
           <w:b w:val="0"/>
         </w:rPr>
-        <w:t>개인정보 수집·이용 동의 : 안전 관리·비상 연락을 위해 위 정보를 수집·이용하며, 행사 종료 후 ________일 이내 파기합니다. □ 동의　□ 미동의</w:t>
-      </w:r>
-    </w:p>
-    <w:p>
-      <w:pPr>
-        <w:pStyle w:val="ListBullet"/>
-      </w:pPr>
-      <w:r>
-        <w:rPr>
-          <w:b w:val="0"/>
-        </w:rPr>
-        <w:t>보호자 서명 : ________ / 작성일 : ________</w:t>
-      </w:r>
-    </w:p>
-    <w:p>
-      <w:pPr>
-        <w:pStyle w:val="ListBullet"/>
-      </w:pPr>
-      <w:r>
-        <w:rPr>
-          <w:b w:val="0"/>
-        </w:rPr>
-        <w:t>제출 기한·담당 : ________ / ________</w:t>
+        <w:t>다. 회수·보관: 회신서는 공개 명단과 분리하고 총괄·안전 담당 등 필요한 인원만 열람합니다. 회수·보관 담당: ________ / 회수 기한: ________ / 파기 기한: ________</w:t>
       </w:r>
     </w:p>
     <w:sectPr>
